--- a/Парсинг/Анализ сайта для парсинга.docx
+++ b/Парсинг/Анализ сайта для парсинга.docx
@@ -1,6 +1,6 @@
 
 <file path=word/document.xml><?xml version="1.0" encoding="utf-8"?>
-<w:document xmlns:wpc="http://schemas.microsoft.com/office/word/2010/wordprocessingCanvas" xmlns:cx="http://schemas.microsoft.com/office/drawing/2014/chartex" xmlns:cx1="http://schemas.microsoft.com/office/drawing/2015/9/8/chartex" xmlns:cx2="http://schemas.microsoft.com/office/drawing/2015/10/21/chartex" xmlns:cx3="http://schemas.microsoft.com/office/drawing/2016/5/9/chartex" xmlns:cx4="http://schemas.microsoft.com/office/drawing/2016/5/10/chartex" xmlns:cx5="http://schemas.microsoft.com/office/drawing/2016/5/11/chartex" xmlns:cx6="http://schemas.microsoft.com/office/drawing/2016/5/12/chartex" xmlns:cx7="http://schemas.microsoft.com/office/drawing/2016/5/13/chartex" xmlns:cx8="http://schemas.microsoft.com/office/drawing/2016/5/14/chartex" xmlns:mc="http://schemas.openxmlformats.org/markup-compatibility/2006" xmlns:aink="http://schemas.microsoft.com/office/drawing/2016/ink" xmlns:am3d="http://schemas.microsoft.com/office/drawing/2017/model3d" xmlns:o="urn:schemas-microsoft-com:office:office" xmlns:r="http://schemas.openxmlformats.org/officeDocument/2006/relationships" xmlns:m="http://schemas.openxmlformats.org/officeDocument/2006/math" xmlns:v="urn:schemas-microsoft-com:vml" xmlns:wp14="http://schemas.microsoft.com/office/word/2010/wordprocessingDrawing" xmlns:wp="http://schemas.openxmlformats.org/drawingml/2006/wordprocessingDrawing" xmlns:w10="urn:schemas-microsoft-com:office:word" xmlns:w="http://schemas.openxmlformats.org/wordprocessingml/2006/main" xmlns:w14="http://schemas.microsoft.com/office/word/2010/wordml" xmlns:w15="http://schemas.microsoft.com/office/word/2012/wordml" xmlns:w16cex="http://schemas.microsoft.com/office/word/2018/wordml/cex" xmlns:w16cid="http://schemas.microsoft.com/office/word/2016/wordml/cid" xmlns:w16="http://schemas.microsoft.com/office/word/2018/wordml" xmlns:w16sdtdh="http://schemas.microsoft.com/office/word/2020/wordml/sdtdatahash" xmlns:w16se="http://schemas.microsoft.com/office/word/2015/wordml/symex" xmlns:wpg="http://schemas.microsoft.com/office/word/2010/wordprocessingGroup" xmlns:wpi="http://schemas.microsoft.com/office/word/2010/wordprocessingInk" xmlns:wne="http://schemas.microsoft.com/office/word/2006/wordml" xmlns:wps="http://schemas.microsoft.com/office/word/2010/wordprocessingShape" mc:Ignorable="w14 w15 w16se w16cid w16 w16cex w16sdtdh wp14">
+<w:document xmlns:wpc="http://schemas.microsoft.com/office/word/2010/wordprocessingCanvas" xmlns:cx="http://schemas.microsoft.com/office/drawing/2014/chartex" xmlns:cx1="http://schemas.microsoft.com/office/drawing/2015/9/8/chartex" xmlns:cx2="http://schemas.microsoft.com/office/drawing/2015/10/21/chartex" xmlns:cx3="http://schemas.microsoft.com/office/drawing/2016/5/9/chartex" xmlns:cx4="http://schemas.microsoft.com/office/drawing/2016/5/10/chartex" xmlns:cx5="http://schemas.microsoft.com/office/drawing/2016/5/11/chartex" xmlns:cx6="http://schemas.microsoft.com/office/drawing/2016/5/12/chartex" xmlns:cx7="http://schemas.microsoft.com/office/drawing/2016/5/13/chartex" xmlns:cx8="http://schemas.microsoft.com/office/drawing/2016/5/14/chartex" xmlns:mc="http://schemas.openxmlformats.org/markup-compatibility/2006" xmlns:aink="http://schemas.microsoft.com/office/drawing/2016/ink" xmlns:am3d="http://schemas.microsoft.com/office/drawing/2017/model3d" xmlns:o="urn:schemas-microsoft-com:office:office" xmlns:oel="http://schemas.microsoft.com/office/2019/extlst" xmlns:r="http://schemas.openxmlformats.org/officeDocument/2006/relationships" xmlns:m="http://schemas.openxmlformats.org/officeDocument/2006/math" xmlns:v="urn:schemas-microsoft-com:vml" xmlns:wp14="http://schemas.microsoft.com/office/word/2010/wordprocessingDrawing" xmlns:wp="http://schemas.openxmlformats.org/drawingml/2006/wordprocessingDrawing" xmlns:w10="urn:schemas-microsoft-com:office:word" xmlns:w="http://schemas.openxmlformats.org/wordprocessingml/2006/main" xmlns:w14="http://schemas.microsoft.com/office/word/2010/wordml" xmlns:w15="http://schemas.microsoft.com/office/word/2012/wordml" xmlns:w16cex="http://schemas.microsoft.com/office/word/2018/wordml/cex" xmlns:w16cid="http://schemas.microsoft.com/office/word/2016/wordml/cid" xmlns:w16="http://schemas.microsoft.com/office/word/2018/wordml" xmlns:w16sdtdh="http://schemas.microsoft.com/office/word/2020/wordml/sdtdatahash" xmlns:w16se="http://schemas.microsoft.com/office/word/2015/wordml/symex" xmlns:wpg="http://schemas.microsoft.com/office/word/2010/wordprocessingGroup" xmlns:wpi="http://schemas.microsoft.com/office/word/2010/wordprocessingInk" xmlns:wne="http://schemas.microsoft.com/office/word/2006/wordml" xmlns:wps="http://schemas.microsoft.com/office/word/2010/wordprocessingShape" mc:Ignorable="w14 w15 w16se w16cid w16 w16cex w16sdtdh wp14">
   <w:body>
     <w:p>
       <w:pPr>
@@ -17,8 +17,26 @@
           <w:sz w:val="28"/>
           <w:szCs w:val="28"/>
         </w:rPr>
-        <w:t>Анализ сайта для создания парсинга</w:t>
-      </w:r>
+        <w:t xml:space="preserve"> 0000 </w:t>
+      </w:r>
+      <w:r>
+        <w:rPr>
+          <w:rFonts w:ascii="Times New Roman" w:hAnsi="Times New Roman" w:cs="Times New Roman"/>
+          <w:sz w:val="28"/>
+          <w:szCs w:val="28"/>
+        </w:rPr>
+        <w:t xml:space="preserve">Анализ сайта для создания </w:t>
+      </w:r>
+      <w:proofErr w:type="spellStart"/>
+      <w:r>
+        <w:rPr>
+          <w:rFonts w:ascii="Times New Roman" w:hAnsi="Times New Roman" w:cs="Times New Roman"/>
+          <w:sz w:val="28"/>
+          <w:szCs w:val="28"/>
+        </w:rPr>
+        <w:t>парсинга</w:t>
+      </w:r>
+      <w:proofErr w:type="spellEnd"/>
     </w:p>
     <w:p>
       <w:pPr>
@@ -28,6 +46,7 @@
           <w:szCs w:val="28"/>
         </w:rPr>
       </w:pPr>
+      <w:proofErr w:type="spellStart"/>
       <w:r>
         <w:rPr>
           <w:rFonts w:ascii="Times New Roman" w:hAnsi="Times New Roman" w:cs="Times New Roman"/>
@@ -37,6 +56,7 @@
         </w:rPr>
         <w:t>Url</w:t>
       </w:r>
+      <w:proofErr w:type="spellEnd"/>
       <w:r>
         <w:rPr>
           <w:rFonts w:ascii="Times New Roman" w:hAnsi="Times New Roman" w:cs="Times New Roman"/>
@@ -197,6 +217,23 @@
             </a:graphic>
           </wp:inline>
         </w:drawing>
+      </w:r>
+    </w:p>
+    <w:p>
+      <w:pPr>
+        <w:rPr>
+          <w:rFonts w:ascii="Times New Roman" w:hAnsi="Times New Roman" w:cs="Times New Roman"/>
+          <w:sz w:val="28"/>
+          <w:szCs w:val="28"/>
+        </w:rPr>
+      </w:pPr>
+      <w:r>
+        <w:rPr>
+          <w:rFonts w:ascii="Times New Roman" w:hAnsi="Times New Roman" w:cs="Times New Roman"/>
+          <w:sz w:val="28"/>
+          <w:szCs w:val="28"/>
+        </w:rPr>
+        <w:t>Рис 0000.1</w:t>
       </w:r>
     </w:p>
     <w:p>
@@ -349,6 +386,7 @@
           </w:rPr>
           <w:t>/</w:t>
         </w:r>
+        <w:proofErr w:type="spellStart"/>
         <w:r>
           <w:rPr>
             <w:rStyle w:val="a3"/>
@@ -359,6 +397,7 @@
           </w:rPr>
           <w:t>afisha</w:t>
         </w:r>
+        <w:proofErr w:type="spellEnd"/>
         <w:r>
           <w:rPr>
             <w:rStyle w:val="a3"/>
@@ -368,6 +407,7 @@
           </w:rPr>
           <w:t>-</w:t>
         </w:r>
+        <w:proofErr w:type="spellStart"/>
         <w:r>
           <w:rPr>
             <w:rStyle w:val="a3"/>
@@ -378,6 +418,7 @@
           </w:rPr>
           <w:t>spb</w:t>
         </w:r>
+        <w:proofErr w:type="spellEnd"/>
       </w:hyperlink>
     </w:p>
     <w:p>
@@ -440,8 +481,59 @@
           <w:szCs w:val="28"/>
           <w:lang w:val="en-US"/>
         </w:rPr>
-        <w:t>&lt;ul class="t853__container t-container_flex t-card__container</w:t>
-      </w:r>
+        <w:t>&lt;</w:t>
+      </w:r>
+      <w:proofErr w:type="spellStart"/>
+      <w:r>
+        <w:rPr>
+          <w:rFonts w:ascii="Times New Roman" w:hAnsi="Times New Roman" w:cs="Times New Roman"/>
+          <w:sz w:val="28"/>
+          <w:szCs w:val="28"/>
+          <w:lang w:val="en-US"/>
+        </w:rPr>
+        <w:t>ul</w:t>
+      </w:r>
+      <w:proofErr w:type="spellEnd"/>
+      <w:r>
+        <w:rPr>
+          <w:rFonts w:ascii="Times New Roman" w:hAnsi="Times New Roman" w:cs="Times New Roman"/>
+          <w:sz w:val="28"/>
+          <w:szCs w:val="28"/>
+          <w:lang w:val="en-US"/>
+        </w:rPr>
+        <w:t xml:space="preserve"> class="t853__container t-</w:t>
+      </w:r>
+      <w:proofErr w:type="spellStart"/>
+      <w:r>
+        <w:rPr>
+          <w:rFonts w:ascii="Times New Roman" w:hAnsi="Times New Roman" w:cs="Times New Roman"/>
+          <w:sz w:val="28"/>
+          <w:szCs w:val="28"/>
+          <w:lang w:val="en-US"/>
+        </w:rPr>
+        <w:t>container_flex</w:t>
+      </w:r>
+      <w:proofErr w:type="spellEnd"/>
+      <w:r>
+        <w:rPr>
+          <w:rFonts w:ascii="Times New Roman" w:hAnsi="Times New Roman" w:cs="Times New Roman"/>
+          <w:sz w:val="28"/>
+          <w:szCs w:val="28"/>
+          <w:lang w:val="en-US"/>
+        </w:rPr>
+        <w:t xml:space="preserve"> t-</w:t>
+      </w:r>
+      <w:proofErr w:type="spellStart"/>
+      <w:r>
+        <w:rPr>
+          <w:rFonts w:ascii="Times New Roman" w:hAnsi="Times New Roman" w:cs="Times New Roman"/>
+          <w:sz w:val="28"/>
+          <w:szCs w:val="28"/>
+          <w:lang w:val="en-US"/>
+        </w:rPr>
+        <w:t>card__container</w:t>
+      </w:r>
+      <w:proofErr w:type="spellEnd"/>
     </w:p>
     <w:p>
       <w:pPr>
@@ -459,7 +551,27 @@
           <w:szCs w:val="28"/>
           <w:lang w:val="en-US"/>
         </w:rPr>
-        <w:t>t853__container_mobile-grid " role="list" data-blocks-per-row="3"&gt; &lt;li class="t853__col t-col t-col_4 t-align_center t-item</w:t>
+        <w:t>t853__container_mobile-grid " role="list" data-blocks-per-row="3"&gt; &lt;li class="t853__col t-col t-col_4 t-</w:t>
+      </w:r>
+      <w:proofErr w:type="spellStart"/>
+      <w:r>
+        <w:rPr>
+          <w:rFonts w:ascii="Times New Roman" w:hAnsi="Times New Roman" w:cs="Times New Roman"/>
+          <w:sz w:val="28"/>
+          <w:szCs w:val="28"/>
+          <w:lang w:val="en-US"/>
+        </w:rPr>
+        <w:t>align_center</w:t>
+      </w:r>
+      <w:proofErr w:type="spellEnd"/>
+      <w:r>
+        <w:rPr>
+          <w:rFonts w:ascii="Times New Roman" w:hAnsi="Times New Roman" w:cs="Times New Roman"/>
+          <w:sz w:val="28"/>
+          <w:szCs w:val="28"/>
+          <w:lang w:val="en-US"/>
+        </w:rPr>
+        <w:t xml:space="preserve"> t-item</w:t>
       </w:r>
     </w:p>
     <w:p>
@@ -478,8 +590,19 @@
           <w:szCs w:val="28"/>
           <w:lang w:val="en-US"/>
         </w:rPr>
-        <w:t>t853__col_mobile-grid "&gt; &lt;div class="t-card__col</w:t>
-      </w:r>
+        <w:t>t853__col_mobile-grid "&gt; &lt;div class="t-</w:t>
+      </w:r>
+      <w:proofErr w:type="spellStart"/>
+      <w:r>
+        <w:rPr>
+          <w:rFonts w:ascii="Times New Roman" w:hAnsi="Times New Roman" w:cs="Times New Roman"/>
+          <w:sz w:val="28"/>
+          <w:szCs w:val="28"/>
+          <w:lang w:val="en-US"/>
+        </w:rPr>
+        <w:t>card__col</w:t>
+      </w:r>
+      <w:proofErr w:type="spellEnd"/>
     </w:p>
     <w:p>
       <w:pPr>
@@ -516,7 +639,67 @@
           <w:szCs w:val="28"/>
           <w:lang w:val="en-US"/>
         </w:rPr>
-        <w:t>" style="padding-bottom:61.111111111111%;" bgimgfield="li_img__1646935827275"&gt; &lt;div class="t853__bgimg t-bgimg loaded" data-original="https://static.tildacdn.com/tild3838-6361-4539-a663-373361386264/d3c6cb7a08dde477bfed.jpg" style="background-image: url(&amp;quot;https://optim.tildacdn.com/tild3838-6361-4539-a663-373361386264/-/cover/360x220/center/center/-/format/webp/d3c6cb7a08dde477bfed.jpg.webp&amp;quot;);" role="img" aria-label="</w:t>
+        <w:t xml:space="preserve">" style="padding-bottom:61.111111111111%;" </w:t>
+      </w:r>
+      <w:proofErr w:type="spellStart"/>
+      <w:r>
+        <w:rPr>
+          <w:rFonts w:ascii="Times New Roman" w:hAnsi="Times New Roman" w:cs="Times New Roman"/>
+          <w:sz w:val="28"/>
+          <w:szCs w:val="28"/>
+          <w:lang w:val="en-US"/>
+        </w:rPr>
+        <w:t>bgimgfield</w:t>
+      </w:r>
+      <w:proofErr w:type="spellEnd"/>
+      <w:r>
+        <w:rPr>
+          <w:rFonts w:ascii="Times New Roman" w:hAnsi="Times New Roman" w:cs="Times New Roman"/>
+          <w:sz w:val="28"/>
+          <w:szCs w:val="28"/>
+          <w:lang w:val="en-US"/>
+        </w:rPr>
+        <w:t>="li_img__1646935827275"&gt; &lt;div class="t853__bgimg t-</w:t>
+      </w:r>
+      <w:proofErr w:type="spellStart"/>
+      <w:r>
+        <w:rPr>
+          <w:rFonts w:ascii="Times New Roman" w:hAnsi="Times New Roman" w:cs="Times New Roman"/>
+          <w:sz w:val="28"/>
+          <w:szCs w:val="28"/>
+          <w:lang w:val="en-US"/>
+        </w:rPr>
+        <w:t>bgimg</w:t>
+      </w:r>
+      <w:proofErr w:type="spellEnd"/>
+      <w:r>
+        <w:rPr>
+          <w:rFonts w:ascii="Times New Roman" w:hAnsi="Times New Roman" w:cs="Times New Roman"/>
+          <w:sz w:val="28"/>
+          <w:szCs w:val="28"/>
+          <w:lang w:val="en-US"/>
+        </w:rPr>
+        <w:t xml:space="preserve"> loaded" data-original="https://static.tildacdn.com/tild3838-6361-4539-a663-373361386264/d3c6cb7a08dde477bfed.jpg" style="background-image: url(&amp;quot;https://optim.tildacdn.com/tild3838-6361-4539-a663-373361386264/-/cover/360x220/center/center/-/format/webp/d3c6cb7a08dde477bfed.jpg.webp&amp;quot;);" role="</w:t>
+      </w:r>
+      <w:proofErr w:type="spellStart"/>
+      <w:r>
+        <w:rPr>
+          <w:rFonts w:ascii="Times New Roman" w:hAnsi="Times New Roman" w:cs="Times New Roman"/>
+          <w:sz w:val="28"/>
+          <w:szCs w:val="28"/>
+          <w:lang w:val="en-US"/>
+        </w:rPr>
+        <w:t>img</w:t>
+      </w:r>
+      <w:proofErr w:type="spellEnd"/>
+      <w:r>
+        <w:rPr>
+          <w:rFonts w:ascii="Times New Roman" w:hAnsi="Times New Roman" w:cs="Times New Roman"/>
+          <w:sz w:val="28"/>
+          <w:szCs w:val="28"/>
+          <w:lang w:val="en-US"/>
+        </w:rPr>
+        <w:t>" aria-label="</w:t>
       </w:r>
       <w:r>
         <w:rPr>
@@ -567,7 +750,67 @@
           <w:szCs w:val="28"/>
           <w:lang w:val="en-US"/>
         </w:rPr>
-        <w:t>." itemscope="" itemtype="http://schema.org/ImageObject"&gt; &lt;meta itemprop="image" content="https://static.tildacdn.com/tild3838-6361-4539-a663-373361386264/d3c6cb7a08dde477bfed.jpg"&gt; &lt;meta itemprop="caption" content="</w:t>
+        <w:t xml:space="preserve">." </w:t>
+      </w:r>
+      <w:proofErr w:type="spellStart"/>
+      <w:r>
+        <w:rPr>
+          <w:rFonts w:ascii="Times New Roman" w:hAnsi="Times New Roman" w:cs="Times New Roman"/>
+          <w:sz w:val="28"/>
+          <w:szCs w:val="28"/>
+          <w:lang w:val="en-US"/>
+        </w:rPr>
+        <w:t>itemscope</w:t>
+      </w:r>
+      <w:proofErr w:type="spellEnd"/>
+      <w:r>
+        <w:rPr>
+          <w:rFonts w:ascii="Times New Roman" w:hAnsi="Times New Roman" w:cs="Times New Roman"/>
+          <w:sz w:val="28"/>
+          <w:szCs w:val="28"/>
+          <w:lang w:val="en-US"/>
+        </w:rPr>
+        <w:t xml:space="preserve">="" </w:t>
+      </w:r>
+      <w:proofErr w:type="spellStart"/>
+      <w:r>
+        <w:rPr>
+          <w:rFonts w:ascii="Times New Roman" w:hAnsi="Times New Roman" w:cs="Times New Roman"/>
+          <w:sz w:val="28"/>
+          <w:szCs w:val="28"/>
+          <w:lang w:val="en-US"/>
+        </w:rPr>
+        <w:t>itemtype</w:t>
+      </w:r>
+      <w:proofErr w:type="spellEnd"/>
+      <w:r>
+        <w:rPr>
+          <w:rFonts w:ascii="Times New Roman" w:hAnsi="Times New Roman" w:cs="Times New Roman"/>
+          <w:sz w:val="28"/>
+          <w:szCs w:val="28"/>
+          <w:lang w:val="en-US"/>
+        </w:rPr>
+        <w:t>="http://schema.org/</w:t>
+      </w:r>
+      <w:proofErr w:type="spellStart"/>
+      <w:r>
+        <w:rPr>
+          <w:rFonts w:ascii="Times New Roman" w:hAnsi="Times New Roman" w:cs="Times New Roman"/>
+          <w:sz w:val="28"/>
+          <w:szCs w:val="28"/>
+          <w:lang w:val="en-US"/>
+        </w:rPr>
+        <w:t>ImageObject</w:t>
+      </w:r>
+      <w:proofErr w:type="spellEnd"/>
+      <w:r>
+        <w:rPr>
+          <w:rFonts w:ascii="Times New Roman" w:hAnsi="Times New Roman" w:cs="Times New Roman"/>
+          <w:sz w:val="28"/>
+          <w:szCs w:val="28"/>
+          <w:lang w:val="en-US"/>
+        </w:rPr>
+        <w:t>"&gt; &lt;meta itemprop="image" content="https://static.tildacdn.com/tild3838-6361-4539-a663-373361386264/d3c6cb7a08dde477bfed.jpg"&gt; &lt;meta itemprop="caption" content="</w:t>
       </w:r>
       <w:r>
         <w:rPr>
@@ -618,7 +861,97 @@
           <w:szCs w:val="28"/>
           <w:lang w:val="en-US"/>
         </w:rPr>
-        <w:t>."&gt; &lt;/div&gt; &lt;/div&gt; &lt;div class="t853__textwrapper"&gt; &lt;div class="t-card__descr t-descr t-descr_sm" field="li_descr__1646935827275"&gt; &lt;div style="font-size: 22px;" data-customstyle="yes"&gt;&lt;strong&gt;</w:t>
+        <w:t>."&gt; &lt;/div&gt; &lt;/div&gt; &lt;div class="t853__textwrapper"&gt; &lt;div class="t-card__</w:t>
+      </w:r>
+      <w:proofErr w:type="spellStart"/>
+      <w:r>
+        <w:rPr>
+          <w:rFonts w:ascii="Times New Roman" w:hAnsi="Times New Roman" w:cs="Times New Roman"/>
+          <w:sz w:val="28"/>
+          <w:szCs w:val="28"/>
+          <w:lang w:val="en-US"/>
+        </w:rPr>
+        <w:t>descr</w:t>
+      </w:r>
+      <w:proofErr w:type="spellEnd"/>
+      <w:r>
+        <w:rPr>
+          <w:rFonts w:ascii="Times New Roman" w:hAnsi="Times New Roman" w:cs="Times New Roman"/>
+          <w:sz w:val="28"/>
+          <w:szCs w:val="28"/>
+          <w:lang w:val="en-US"/>
+        </w:rPr>
+        <w:t xml:space="preserve"> t-</w:t>
+      </w:r>
+      <w:proofErr w:type="spellStart"/>
+      <w:r>
+        <w:rPr>
+          <w:rFonts w:ascii="Times New Roman" w:hAnsi="Times New Roman" w:cs="Times New Roman"/>
+          <w:sz w:val="28"/>
+          <w:szCs w:val="28"/>
+          <w:lang w:val="en-US"/>
+        </w:rPr>
+        <w:t>descr</w:t>
+      </w:r>
+      <w:proofErr w:type="spellEnd"/>
+      <w:r>
+        <w:rPr>
+          <w:rFonts w:ascii="Times New Roman" w:hAnsi="Times New Roman" w:cs="Times New Roman"/>
+          <w:sz w:val="28"/>
+          <w:szCs w:val="28"/>
+          <w:lang w:val="en-US"/>
+        </w:rPr>
+        <w:t xml:space="preserve"> t-</w:t>
+      </w:r>
+      <w:proofErr w:type="spellStart"/>
+      <w:r>
+        <w:rPr>
+          <w:rFonts w:ascii="Times New Roman" w:hAnsi="Times New Roman" w:cs="Times New Roman"/>
+          <w:sz w:val="28"/>
+          <w:szCs w:val="28"/>
+          <w:lang w:val="en-US"/>
+        </w:rPr>
+        <w:t>descr_sm</w:t>
+      </w:r>
+      <w:proofErr w:type="spellEnd"/>
+      <w:r>
+        <w:rPr>
+          <w:rFonts w:ascii="Times New Roman" w:hAnsi="Times New Roman" w:cs="Times New Roman"/>
+          <w:sz w:val="28"/>
+          <w:szCs w:val="28"/>
+          <w:lang w:val="en-US"/>
+        </w:rPr>
+        <w:t xml:space="preserve">" </w:t>
+      </w:r>
+      <w:r>
+        <w:rPr>
+          <w:rFonts w:ascii="Times New Roman" w:hAnsi="Times New Roman" w:cs="Times New Roman"/>
+          <w:sz w:val="28"/>
+          <w:szCs w:val="28"/>
+          <w:lang w:val="en-US"/>
+        </w:rPr>
+        <w:lastRenderedPageBreak/>
+        <w:t>field="li_descr__1646935827275"&gt; &lt;div style="font-size: 22px;" data-</w:t>
+      </w:r>
+      <w:proofErr w:type="spellStart"/>
+      <w:r>
+        <w:rPr>
+          <w:rFonts w:ascii="Times New Roman" w:hAnsi="Times New Roman" w:cs="Times New Roman"/>
+          <w:sz w:val="28"/>
+          <w:szCs w:val="28"/>
+          <w:lang w:val="en-US"/>
+        </w:rPr>
+        <w:t>customstyle</w:t>
+      </w:r>
+      <w:proofErr w:type="spellEnd"/>
+      <w:r>
+        <w:rPr>
+          <w:rFonts w:ascii="Times New Roman" w:hAnsi="Times New Roman" w:cs="Times New Roman"/>
+          <w:sz w:val="28"/>
+          <w:szCs w:val="28"/>
+          <w:lang w:val="en-US"/>
+        </w:rPr>
+        <w:t>="yes"&gt;&lt;strong&gt;</w:t>
       </w:r>
       <w:r>
         <w:rPr>
@@ -669,17 +1002,207 @@
           <w:szCs w:val="28"/>
           <w:lang w:val="en-US"/>
         </w:rPr>
-        <w:t xml:space="preserve">.&lt;/strong&gt;&lt;/div&gt; &lt;/div&gt; </w:t>
-      </w:r>
-      <w:r>
-        <w:rPr>
-          <w:rFonts w:ascii="Times New Roman" w:hAnsi="Times New Roman" w:cs="Times New Roman"/>
-          <w:sz w:val="28"/>
-          <w:szCs w:val="28"/>
-          <w:lang w:val="en-US"/>
-        </w:rPr>
-        <w:lastRenderedPageBreak/>
-        <w:t>&lt;/div&gt; &lt;/div&gt; &lt;div class="t-card__btn-wrapper"&gt; &lt;a class="t-btn t-btnflex t-btnflex_type_button t-btnflex_sm t-card__btn t-card__link" href="https://teatr-art.ru/ledovii" id="cardbtn1_824337954" data-lid="1646935827275"&gt; &lt;span class="t-btnflex__text"&gt;</w:t>
+        <w:t>.&lt;/strong&gt;&lt;/div&gt; &lt;/div&gt; &lt;/div&gt; &lt;/div&gt; &lt;div class="t-card__</w:t>
+      </w:r>
+      <w:proofErr w:type="spellStart"/>
+      <w:r>
+        <w:rPr>
+          <w:rFonts w:ascii="Times New Roman" w:hAnsi="Times New Roman" w:cs="Times New Roman"/>
+          <w:sz w:val="28"/>
+          <w:szCs w:val="28"/>
+          <w:lang w:val="en-US"/>
+        </w:rPr>
+        <w:t>btn</w:t>
+      </w:r>
+      <w:proofErr w:type="spellEnd"/>
+      <w:r>
+        <w:rPr>
+          <w:rFonts w:ascii="Times New Roman" w:hAnsi="Times New Roman" w:cs="Times New Roman"/>
+          <w:sz w:val="28"/>
+          <w:szCs w:val="28"/>
+          <w:lang w:val="en-US"/>
+        </w:rPr>
+        <w:t>-wrapper"&gt; &lt;a class="t-</w:t>
+      </w:r>
+      <w:proofErr w:type="spellStart"/>
+      <w:r>
+        <w:rPr>
+          <w:rFonts w:ascii="Times New Roman" w:hAnsi="Times New Roman" w:cs="Times New Roman"/>
+          <w:sz w:val="28"/>
+          <w:szCs w:val="28"/>
+          <w:lang w:val="en-US"/>
+        </w:rPr>
+        <w:t>btn</w:t>
+      </w:r>
+      <w:proofErr w:type="spellEnd"/>
+      <w:r>
+        <w:rPr>
+          <w:rFonts w:ascii="Times New Roman" w:hAnsi="Times New Roman" w:cs="Times New Roman"/>
+          <w:sz w:val="28"/>
+          <w:szCs w:val="28"/>
+          <w:lang w:val="en-US"/>
+        </w:rPr>
+        <w:t xml:space="preserve"> t-</w:t>
+      </w:r>
+      <w:proofErr w:type="spellStart"/>
+      <w:r>
+        <w:rPr>
+          <w:rFonts w:ascii="Times New Roman" w:hAnsi="Times New Roman" w:cs="Times New Roman"/>
+          <w:sz w:val="28"/>
+          <w:szCs w:val="28"/>
+          <w:lang w:val="en-US"/>
+        </w:rPr>
+        <w:t>btnflex</w:t>
+      </w:r>
+      <w:proofErr w:type="spellEnd"/>
+      <w:r>
+        <w:rPr>
+          <w:rFonts w:ascii="Times New Roman" w:hAnsi="Times New Roman" w:cs="Times New Roman"/>
+          <w:sz w:val="28"/>
+          <w:szCs w:val="28"/>
+          <w:lang w:val="en-US"/>
+        </w:rPr>
+        <w:t xml:space="preserve"> t-</w:t>
+      </w:r>
+      <w:proofErr w:type="spellStart"/>
+      <w:r>
+        <w:rPr>
+          <w:rFonts w:ascii="Times New Roman" w:hAnsi="Times New Roman" w:cs="Times New Roman"/>
+          <w:sz w:val="28"/>
+          <w:szCs w:val="28"/>
+          <w:lang w:val="en-US"/>
+        </w:rPr>
+        <w:t>btnflex_type_button</w:t>
+      </w:r>
+      <w:proofErr w:type="spellEnd"/>
+      <w:r>
+        <w:rPr>
+          <w:rFonts w:ascii="Times New Roman" w:hAnsi="Times New Roman" w:cs="Times New Roman"/>
+          <w:sz w:val="28"/>
+          <w:szCs w:val="28"/>
+          <w:lang w:val="en-US"/>
+        </w:rPr>
+        <w:t xml:space="preserve"> t-</w:t>
+      </w:r>
+      <w:proofErr w:type="spellStart"/>
+      <w:r>
+        <w:rPr>
+          <w:rFonts w:ascii="Times New Roman" w:hAnsi="Times New Roman" w:cs="Times New Roman"/>
+          <w:sz w:val="28"/>
+          <w:szCs w:val="28"/>
+          <w:lang w:val="en-US"/>
+        </w:rPr>
+        <w:t>btnflex_sm</w:t>
+      </w:r>
+      <w:proofErr w:type="spellEnd"/>
+      <w:r>
+        <w:rPr>
+          <w:rFonts w:ascii="Times New Roman" w:hAnsi="Times New Roman" w:cs="Times New Roman"/>
+          <w:sz w:val="28"/>
+          <w:szCs w:val="28"/>
+          <w:lang w:val="en-US"/>
+        </w:rPr>
+        <w:t xml:space="preserve"> t-card__</w:t>
+      </w:r>
+      <w:proofErr w:type="spellStart"/>
+      <w:r>
+        <w:rPr>
+          <w:rFonts w:ascii="Times New Roman" w:hAnsi="Times New Roman" w:cs="Times New Roman"/>
+          <w:sz w:val="28"/>
+          <w:szCs w:val="28"/>
+          <w:lang w:val="en-US"/>
+        </w:rPr>
+        <w:t>btn</w:t>
+      </w:r>
+      <w:proofErr w:type="spellEnd"/>
+      <w:r>
+        <w:rPr>
+          <w:rFonts w:ascii="Times New Roman" w:hAnsi="Times New Roman" w:cs="Times New Roman"/>
+          <w:sz w:val="28"/>
+          <w:szCs w:val="28"/>
+          <w:lang w:val="en-US"/>
+        </w:rPr>
+        <w:t xml:space="preserve"> t-</w:t>
+      </w:r>
+      <w:proofErr w:type="spellStart"/>
+      <w:r>
+        <w:rPr>
+          <w:rFonts w:ascii="Times New Roman" w:hAnsi="Times New Roman" w:cs="Times New Roman"/>
+          <w:sz w:val="28"/>
+          <w:szCs w:val="28"/>
+          <w:lang w:val="en-US"/>
+        </w:rPr>
+        <w:t>card__link</w:t>
+      </w:r>
+      <w:proofErr w:type="spellEnd"/>
+      <w:r>
+        <w:rPr>
+          <w:rFonts w:ascii="Times New Roman" w:hAnsi="Times New Roman" w:cs="Times New Roman"/>
+          <w:sz w:val="28"/>
+          <w:szCs w:val="28"/>
+          <w:lang w:val="en-US"/>
+        </w:rPr>
+        <w:t xml:space="preserve">" </w:t>
+      </w:r>
+      <w:proofErr w:type="spellStart"/>
+      <w:r>
+        <w:rPr>
+          <w:rFonts w:ascii="Times New Roman" w:hAnsi="Times New Roman" w:cs="Times New Roman"/>
+          <w:sz w:val="28"/>
+          <w:szCs w:val="28"/>
+          <w:lang w:val="en-US"/>
+        </w:rPr>
+        <w:t>href</w:t>
+      </w:r>
+      <w:proofErr w:type="spellEnd"/>
+      <w:r>
+        <w:rPr>
+          <w:rFonts w:ascii="Times New Roman" w:hAnsi="Times New Roman" w:cs="Times New Roman"/>
+          <w:sz w:val="28"/>
+          <w:szCs w:val="28"/>
+          <w:lang w:val="en-US"/>
+        </w:rPr>
+        <w:t>="https://teatr-art.ru/</w:t>
+      </w:r>
+      <w:proofErr w:type="spellStart"/>
+      <w:r>
+        <w:rPr>
+          <w:rFonts w:ascii="Times New Roman" w:hAnsi="Times New Roman" w:cs="Times New Roman"/>
+          <w:sz w:val="28"/>
+          <w:szCs w:val="28"/>
+          <w:lang w:val="en-US"/>
+        </w:rPr>
+        <w:t>ledovii</w:t>
+      </w:r>
+      <w:proofErr w:type="spellEnd"/>
+      <w:r>
+        <w:rPr>
+          <w:rFonts w:ascii="Times New Roman" w:hAnsi="Times New Roman" w:cs="Times New Roman"/>
+          <w:sz w:val="28"/>
+          <w:szCs w:val="28"/>
+          <w:lang w:val="en-US"/>
+        </w:rPr>
+        <w:t>" id="cardbtn1_824337954" data-lid="1646935827275"&gt; &lt;span class="t-</w:t>
+      </w:r>
+      <w:proofErr w:type="spellStart"/>
+      <w:r>
+        <w:rPr>
+          <w:rFonts w:ascii="Times New Roman" w:hAnsi="Times New Roman" w:cs="Times New Roman"/>
+          <w:sz w:val="28"/>
+          <w:szCs w:val="28"/>
+          <w:lang w:val="en-US"/>
+        </w:rPr>
+        <w:t>btnflex</w:t>
+      </w:r>
+      <w:proofErr w:type="spellEnd"/>
+      <w:r>
+        <w:rPr>
+          <w:rFonts w:ascii="Times New Roman" w:hAnsi="Times New Roman" w:cs="Times New Roman"/>
+          <w:sz w:val="28"/>
+          <w:szCs w:val="28"/>
+          <w:lang w:val="en-US"/>
+        </w:rPr>
+        <w:t>__text"&gt;</w:t>
       </w:r>
       <w:r>
         <w:rPr>
@@ -696,7 +1219,147 @@
           <w:szCs w:val="28"/>
           <w:lang w:val="en-US"/>
         </w:rPr>
-        <w:t>&lt;/span&gt; &lt;style&gt;#rec824337954 .t-btnflex.t-btnflex_type_button {color:#120c0c;border-style:solid !important;border-color:#ff6600 !important;--border-width:2px;border-radius:30px;box-shadow:0px 0px 20px rgba(0,0,0,0.4) !important;font-family:Arial;transition-duration:0.2s;transition-property:background-color,color,border-color,box-shadow,opacity,transform;transition-timing-function:ease-in-out;}@media (hover:hover) {#rec824337954 .t-btnflex.t-btnflex_type_button:not(.t-animate_no-hover):hover {background-color:#ff6600 !important;}#rec824337954 .t-btnflex.t-btnflex_type_button:not(.t-animate_no-hover):focus-visible {background-color:#ff6600 !important;}}&lt;/style&gt; &lt;/a&gt; &lt;/div&gt; &lt;/div&gt; &lt;/li&gt; &lt;li class="t853__col t-col t-col_4 t-align_center t-item</w:t>
+        <w:t>&lt;/span&gt; &lt;style&gt;#rec824337954 .t-btnflex.t-</w:t>
+      </w:r>
+      <w:proofErr w:type="spellStart"/>
+      <w:r>
+        <w:rPr>
+          <w:rFonts w:ascii="Times New Roman" w:hAnsi="Times New Roman" w:cs="Times New Roman"/>
+          <w:sz w:val="28"/>
+          <w:szCs w:val="28"/>
+          <w:lang w:val="en-US"/>
+        </w:rPr>
+        <w:t>btnflex_type_button</w:t>
+      </w:r>
+      <w:proofErr w:type="spellEnd"/>
+      <w:r>
+        <w:rPr>
+          <w:rFonts w:ascii="Times New Roman" w:hAnsi="Times New Roman" w:cs="Times New Roman"/>
+          <w:sz w:val="28"/>
+          <w:szCs w:val="28"/>
+          <w:lang w:val="en-US"/>
+        </w:rPr>
+        <w:t xml:space="preserve"> {color:#120c0c;border-style:solid !</w:t>
+      </w:r>
+      <w:proofErr w:type="spellStart"/>
+      <w:r>
+        <w:rPr>
+          <w:rFonts w:ascii="Times New Roman" w:hAnsi="Times New Roman" w:cs="Times New Roman"/>
+          <w:sz w:val="28"/>
+          <w:szCs w:val="28"/>
+          <w:lang w:val="en-US"/>
+        </w:rPr>
+        <w:t>important;border-color</w:t>
+      </w:r>
+      <w:proofErr w:type="spellEnd"/>
+      <w:r>
+        <w:rPr>
+          <w:rFonts w:ascii="Times New Roman" w:hAnsi="Times New Roman" w:cs="Times New Roman"/>
+          <w:sz w:val="28"/>
+          <w:szCs w:val="28"/>
+          <w:lang w:val="en-US"/>
+        </w:rPr>
+        <w:t xml:space="preserve">:#ff6600 !important;--border-width:2px;border-radius:30px;box-shadow:0px 0px 20px </w:t>
+      </w:r>
+      <w:proofErr w:type="spellStart"/>
+      <w:r>
+        <w:rPr>
+          <w:rFonts w:ascii="Times New Roman" w:hAnsi="Times New Roman" w:cs="Times New Roman"/>
+          <w:sz w:val="28"/>
+          <w:szCs w:val="28"/>
+          <w:lang w:val="en-US"/>
+        </w:rPr>
+        <w:t>rgba</w:t>
+      </w:r>
+      <w:proofErr w:type="spellEnd"/>
+      <w:r>
+        <w:rPr>
+          <w:rFonts w:ascii="Times New Roman" w:hAnsi="Times New Roman" w:cs="Times New Roman"/>
+          <w:sz w:val="28"/>
+          <w:szCs w:val="28"/>
+          <w:lang w:val="en-US"/>
+        </w:rPr>
+        <w:t>(0,0,0,0.4) !important;font-family:Arial;transition-duration:0.2s;transition-property:background-color,color,border-color,box-shadow,opacity,transform;transition-timing-function:ease-in-out;}@media (</w:t>
+      </w:r>
+      <w:proofErr w:type="spellStart"/>
+      <w:r>
+        <w:rPr>
+          <w:rFonts w:ascii="Times New Roman" w:hAnsi="Times New Roman" w:cs="Times New Roman"/>
+          <w:sz w:val="28"/>
+          <w:szCs w:val="28"/>
+          <w:lang w:val="en-US"/>
+        </w:rPr>
+        <w:t>hover:hover</w:t>
+      </w:r>
+      <w:proofErr w:type="spellEnd"/>
+      <w:r>
+        <w:rPr>
+          <w:rFonts w:ascii="Times New Roman" w:hAnsi="Times New Roman" w:cs="Times New Roman"/>
+          <w:sz w:val="28"/>
+          <w:szCs w:val="28"/>
+          <w:lang w:val="en-US"/>
+        </w:rPr>
+        <w:t>) {#rec824337954 .</w:t>
+      </w:r>
+      <w:proofErr w:type="spellStart"/>
+      <w:r>
+        <w:rPr>
+          <w:rFonts w:ascii="Times New Roman" w:hAnsi="Times New Roman" w:cs="Times New Roman"/>
+          <w:sz w:val="28"/>
+          <w:szCs w:val="28"/>
+          <w:lang w:val="en-US"/>
+        </w:rPr>
+        <w:t>t-btnflex.t-btnflex_type_button:not</w:t>
+      </w:r>
+      <w:proofErr w:type="spellEnd"/>
+      <w:r>
+        <w:rPr>
+          <w:rFonts w:ascii="Times New Roman" w:hAnsi="Times New Roman" w:cs="Times New Roman"/>
+          <w:sz w:val="28"/>
+          <w:szCs w:val="28"/>
+          <w:lang w:val="en-US"/>
+        </w:rPr>
+        <w:t>(.t-</w:t>
+      </w:r>
+      <w:proofErr w:type="spellStart"/>
+      <w:r>
+        <w:rPr>
+          <w:rFonts w:ascii="Times New Roman" w:hAnsi="Times New Roman" w:cs="Times New Roman"/>
+          <w:sz w:val="28"/>
+          <w:szCs w:val="28"/>
+          <w:lang w:val="en-US"/>
+        </w:rPr>
+        <w:t>animate_no</w:t>
+      </w:r>
+      <w:proofErr w:type="spellEnd"/>
+      <w:r>
+        <w:rPr>
+          <w:rFonts w:ascii="Times New Roman" w:hAnsi="Times New Roman" w:cs="Times New Roman"/>
+          <w:sz w:val="28"/>
+          <w:szCs w:val="28"/>
+          <w:lang w:val="en-US"/>
+        </w:rPr>
+        <w:t>-hover):hover {background-color:#ff6600 !important;}#rec824337954 .t-btnflex.t-btnflex_type_button:not(.t-animate_no-hover):focus-visible {background-color:#ff6600 !important;}}&lt;/style&gt; &lt;/a&gt; &lt;/div&gt; &lt;/div&gt; &lt;/li&gt; &lt;li class="t853__col t-col t-col_4 t-</w:t>
+      </w:r>
+      <w:proofErr w:type="spellStart"/>
+      <w:r>
+        <w:rPr>
+          <w:rFonts w:ascii="Times New Roman" w:hAnsi="Times New Roman" w:cs="Times New Roman"/>
+          <w:sz w:val="28"/>
+          <w:szCs w:val="28"/>
+          <w:lang w:val="en-US"/>
+        </w:rPr>
+        <w:t>align_center</w:t>
+      </w:r>
+      <w:proofErr w:type="spellEnd"/>
+      <w:r>
+        <w:rPr>
+          <w:rFonts w:ascii="Times New Roman" w:hAnsi="Times New Roman" w:cs="Times New Roman"/>
+          <w:sz w:val="28"/>
+          <w:szCs w:val="28"/>
+          <w:lang w:val="en-US"/>
+        </w:rPr>
+        <w:t xml:space="preserve"> t-item</w:t>
       </w:r>
     </w:p>
     <w:p>
@@ -715,8 +1378,19 @@
           <w:szCs w:val="28"/>
           <w:lang w:val="en-US"/>
         </w:rPr>
-        <w:t>t853__col_mobile-grid "&gt; &lt;div class="t-card__col</w:t>
-      </w:r>
+        <w:t>t853__col_mobile-grid "&gt; &lt;div class="t-</w:t>
+      </w:r>
+      <w:proofErr w:type="spellStart"/>
+      <w:r>
+        <w:rPr>
+          <w:rFonts w:ascii="Times New Roman" w:hAnsi="Times New Roman" w:cs="Times New Roman"/>
+          <w:sz w:val="28"/>
+          <w:szCs w:val="28"/>
+          <w:lang w:val="en-US"/>
+        </w:rPr>
+        <w:t>card__col</w:t>
+      </w:r>
+      <w:proofErr w:type="spellEnd"/>
     </w:p>
     <w:p>
       <w:pPr>
@@ -753,7 +1427,67 @@
           <w:szCs w:val="28"/>
           <w:lang w:val="en-US"/>
         </w:rPr>
-        <w:t>" style="padding-bottom:61.111111111111%;" bgimgfield="li_img__1644843924470"&gt; &lt;div class="t853__bgimg t-bgimg loaded" data-original="https://static.tildacdn.com/tild6665-6565-4439-a639-653633643161/s380x220.jpg" style="background-image: url(&amp;quot;https://optim.tildacdn.com/tild6665-6565-4439-a639-653633643161/-/cover/360x220/center/center/-/format/webp/s380x220.jpg.webp&amp;quot;);" role="img" aria-label="</w:t>
+        <w:t xml:space="preserve">" style="padding-bottom:61.111111111111%;" </w:t>
+      </w:r>
+      <w:proofErr w:type="spellStart"/>
+      <w:r>
+        <w:rPr>
+          <w:rFonts w:ascii="Times New Roman" w:hAnsi="Times New Roman" w:cs="Times New Roman"/>
+          <w:sz w:val="28"/>
+          <w:szCs w:val="28"/>
+          <w:lang w:val="en-US"/>
+        </w:rPr>
+        <w:t>bgimgfield</w:t>
+      </w:r>
+      <w:proofErr w:type="spellEnd"/>
+      <w:r>
+        <w:rPr>
+          <w:rFonts w:ascii="Times New Roman" w:hAnsi="Times New Roman" w:cs="Times New Roman"/>
+          <w:sz w:val="28"/>
+          <w:szCs w:val="28"/>
+          <w:lang w:val="en-US"/>
+        </w:rPr>
+        <w:t>="li_img__1644843924470"&gt; &lt;div class="t853__bgimg t-</w:t>
+      </w:r>
+      <w:proofErr w:type="spellStart"/>
+      <w:r>
+        <w:rPr>
+          <w:rFonts w:ascii="Times New Roman" w:hAnsi="Times New Roman" w:cs="Times New Roman"/>
+          <w:sz w:val="28"/>
+          <w:szCs w:val="28"/>
+          <w:lang w:val="en-US"/>
+        </w:rPr>
+        <w:t>bgimg</w:t>
+      </w:r>
+      <w:proofErr w:type="spellEnd"/>
+      <w:r>
+        <w:rPr>
+          <w:rFonts w:ascii="Times New Roman" w:hAnsi="Times New Roman" w:cs="Times New Roman"/>
+          <w:sz w:val="28"/>
+          <w:szCs w:val="28"/>
+          <w:lang w:val="en-US"/>
+        </w:rPr>
+        <w:t xml:space="preserve"> loaded" data-original="https://static.tildacdn.com/tild6665-6565-4439-a639-653633643161/s380x220.jpg" style="background-image: url(&amp;quot;https://optim.tildacdn.com/tild6665-6565-4439-a639-653633643161/-/cover/360x220/center/center/-/format/webp/s380x220.jpg.webp&amp;quot;);" role="</w:t>
+      </w:r>
+      <w:proofErr w:type="spellStart"/>
+      <w:r>
+        <w:rPr>
+          <w:rFonts w:ascii="Times New Roman" w:hAnsi="Times New Roman" w:cs="Times New Roman"/>
+          <w:sz w:val="28"/>
+          <w:szCs w:val="28"/>
+          <w:lang w:val="en-US"/>
+        </w:rPr>
+        <w:t>img</w:t>
+      </w:r>
+      <w:proofErr w:type="spellEnd"/>
+      <w:r>
+        <w:rPr>
+          <w:rFonts w:ascii="Times New Roman" w:hAnsi="Times New Roman" w:cs="Times New Roman"/>
+          <w:sz w:val="28"/>
+          <w:szCs w:val="28"/>
+          <w:lang w:val="en-US"/>
+        </w:rPr>
+        <w:t>" aria-label="</w:t>
       </w:r>
       <w:r>
         <w:rPr>
@@ -838,7 +1572,67 @@
           <w:szCs w:val="28"/>
           <w:lang w:val="en-US"/>
         </w:rPr>
-        <w:t>»" itemscope="" itemtype="http://schema.org/ImageObject"&gt; &lt;meta itemprop="image" content="https://static.tildacdn.com/tild6665-6565-4439-a639-653633643161/s380x220.jpg"&gt; &lt;meta itemprop="caption" content="</w:t>
+        <w:t xml:space="preserve">»" </w:t>
+      </w:r>
+      <w:proofErr w:type="spellStart"/>
+      <w:r>
+        <w:rPr>
+          <w:rFonts w:ascii="Times New Roman" w:hAnsi="Times New Roman" w:cs="Times New Roman"/>
+          <w:sz w:val="28"/>
+          <w:szCs w:val="28"/>
+          <w:lang w:val="en-US"/>
+        </w:rPr>
+        <w:t>itemscope</w:t>
+      </w:r>
+      <w:proofErr w:type="spellEnd"/>
+      <w:r>
+        <w:rPr>
+          <w:rFonts w:ascii="Times New Roman" w:hAnsi="Times New Roman" w:cs="Times New Roman"/>
+          <w:sz w:val="28"/>
+          <w:szCs w:val="28"/>
+          <w:lang w:val="en-US"/>
+        </w:rPr>
+        <w:t xml:space="preserve">="" </w:t>
+      </w:r>
+      <w:proofErr w:type="spellStart"/>
+      <w:r>
+        <w:rPr>
+          <w:rFonts w:ascii="Times New Roman" w:hAnsi="Times New Roman" w:cs="Times New Roman"/>
+          <w:sz w:val="28"/>
+          <w:szCs w:val="28"/>
+          <w:lang w:val="en-US"/>
+        </w:rPr>
+        <w:t>itemtype</w:t>
+      </w:r>
+      <w:proofErr w:type="spellEnd"/>
+      <w:r>
+        <w:rPr>
+          <w:rFonts w:ascii="Times New Roman" w:hAnsi="Times New Roman" w:cs="Times New Roman"/>
+          <w:sz w:val="28"/>
+          <w:szCs w:val="28"/>
+          <w:lang w:val="en-US"/>
+        </w:rPr>
+        <w:t>="http://schema.org/</w:t>
+      </w:r>
+      <w:proofErr w:type="spellStart"/>
+      <w:r>
+        <w:rPr>
+          <w:rFonts w:ascii="Times New Roman" w:hAnsi="Times New Roman" w:cs="Times New Roman"/>
+          <w:sz w:val="28"/>
+          <w:szCs w:val="28"/>
+          <w:lang w:val="en-US"/>
+        </w:rPr>
+        <w:t>ImageObject</w:t>
+      </w:r>
+      <w:proofErr w:type="spellEnd"/>
+      <w:r>
+        <w:rPr>
+          <w:rFonts w:ascii="Times New Roman" w:hAnsi="Times New Roman" w:cs="Times New Roman"/>
+          <w:sz w:val="28"/>
+          <w:szCs w:val="28"/>
+          <w:lang w:val="en-US"/>
+        </w:rPr>
+        <w:t>"&gt; &lt;meta itemprop="image" content="https://static.tildacdn.com/tild6665-6565-4439-a639-653633643161/s380x220.jpg"&gt; &lt;meta itemprop="caption" content="</w:t>
       </w:r>
       <w:r>
         <w:rPr>
@@ -923,7 +1717,87 @@
           <w:szCs w:val="28"/>
           <w:lang w:val="en-US"/>
         </w:rPr>
-        <w:t>»"&gt; &lt;/div&gt; &lt;/div&gt; &lt;div class="t853__textwrapper"&gt; &lt;div class="t-card__descr t-descr t-descr_sm" field="li_descr__1644843924470"&gt; &lt;div style="font-size: 22px;" data-customstyle="yes"&gt;&lt;strong&gt;</w:t>
+        <w:t>»"&gt; &lt;/div&gt; &lt;/div&gt; &lt;div class="t853__textwrapper"&gt; &lt;div class="t-card__</w:t>
+      </w:r>
+      <w:proofErr w:type="spellStart"/>
+      <w:r>
+        <w:rPr>
+          <w:rFonts w:ascii="Times New Roman" w:hAnsi="Times New Roman" w:cs="Times New Roman"/>
+          <w:sz w:val="28"/>
+          <w:szCs w:val="28"/>
+          <w:lang w:val="en-US"/>
+        </w:rPr>
+        <w:t>descr</w:t>
+      </w:r>
+      <w:proofErr w:type="spellEnd"/>
+      <w:r>
+        <w:rPr>
+          <w:rFonts w:ascii="Times New Roman" w:hAnsi="Times New Roman" w:cs="Times New Roman"/>
+          <w:sz w:val="28"/>
+          <w:szCs w:val="28"/>
+          <w:lang w:val="en-US"/>
+        </w:rPr>
+        <w:t xml:space="preserve"> t-</w:t>
+      </w:r>
+      <w:proofErr w:type="spellStart"/>
+      <w:r>
+        <w:rPr>
+          <w:rFonts w:ascii="Times New Roman" w:hAnsi="Times New Roman" w:cs="Times New Roman"/>
+          <w:sz w:val="28"/>
+          <w:szCs w:val="28"/>
+          <w:lang w:val="en-US"/>
+        </w:rPr>
+        <w:t>descr</w:t>
+      </w:r>
+      <w:proofErr w:type="spellEnd"/>
+      <w:r>
+        <w:rPr>
+          <w:rFonts w:ascii="Times New Roman" w:hAnsi="Times New Roman" w:cs="Times New Roman"/>
+          <w:sz w:val="28"/>
+          <w:szCs w:val="28"/>
+          <w:lang w:val="en-US"/>
+        </w:rPr>
+        <w:t xml:space="preserve"> t-</w:t>
+      </w:r>
+      <w:proofErr w:type="spellStart"/>
+      <w:r>
+        <w:rPr>
+          <w:rFonts w:ascii="Times New Roman" w:hAnsi="Times New Roman" w:cs="Times New Roman"/>
+          <w:sz w:val="28"/>
+          <w:szCs w:val="28"/>
+          <w:lang w:val="en-US"/>
+        </w:rPr>
+        <w:t>descr_sm</w:t>
+      </w:r>
+      <w:proofErr w:type="spellEnd"/>
+      <w:r>
+        <w:rPr>
+          <w:rFonts w:ascii="Times New Roman" w:hAnsi="Times New Roman" w:cs="Times New Roman"/>
+          <w:sz w:val="28"/>
+          <w:szCs w:val="28"/>
+          <w:lang w:val="en-US"/>
+        </w:rPr>
+        <w:t>" field="li_descr__1644843924470"&gt; &lt;div style="font-size: 22px;" data-</w:t>
+      </w:r>
+      <w:proofErr w:type="spellStart"/>
+      <w:r>
+        <w:rPr>
+          <w:rFonts w:ascii="Times New Roman" w:hAnsi="Times New Roman" w:cs="Times New Roman"/>
+          <w:sz w:val="28"/>
+          <w:szCs w:val="28"/>
+          <w:lang w:val="en-US"/>
+        </w:rPr>
+        <w:t>customstyle</w:t>
+      </w:r>
+      <w:proofErr w:type="spellEnd"/>
+      <w:r>
+        <w:rPr>
+          <w:rFonts w:ascii="Times New Roman" w:hAnsi="Times New Roman" w:cs="Times New Roman"/>
+          <w:sz w:val="28"/>
+          <w:szCs w:val="28"/>
+          <w:lang w:val="en-US"/>
+        </w:rPr>
+        <w:t>="yes"&gt;&lt;strong&gt;</w:t>
       </w:r>
       <w:r>
         <w:rPr>
@@ -1008,7 +1882,207 @@
           <w:szCs w:val="28"/>
           <w:lang w:val="en-US"/>
         </w:rPr>
-        <w:t>»&lt;/strong&gt;&lt;/div&gt; &lt;/div&gt; &lt;/div&gt; &lt;/div&gt; &lt;div class="t-card__btn-wrapper"&gt; &lt;a class="t-btn t-btnflex t-btnflex_type_button t-btnflex_sm t-card__btn t-card__link" href="https://teatr-art.ru/ledovii" id="cardbtn2_824337954" data-lid="1644843924470"&gt; &lt;span class="t-btnflex__text"&gt;</w:t>
+        <w:t>»&lt;/strong&gt;&lt;/div&gt; &lt;/div&gt; &lt;/div&gt; &lt;/div&gt; &lt;div class="t-card__</w:t>
+      </w:r>
+      <w:proofErr w:type="spellStart"/>
+      <w:r>
+        <w:rPr>
+          <w:rFonts w:ascii="Times New Roman" w:hAnsi="Times New Roman" w:cs="Times New Roman"/>
+          <w:sz w:val="28"/>
+          <w:szCs w:val="28"/>
+          <w:lang w:val="en-US"/>
+        </w:rPr>
+        <w:t>btn</w:t>
+      </w:r>
+      <w:proofErr w:type="spellEnd"/>
+      <w:r>
+        <w:rPr>
+          <w:rFonts w:ascii="Times New Roman" w:hAnsi="Times New Roman" w:cs="Times New Roman"/>
+          <w:sz w:val="28"/>
+          <w:szCs w:val="28"/>
+          <w:lang w:val="en-US"/>
+        </w:rPr>
+        <w:t>-wrapper"&gt; &lt;a class="t-</w:t>
+      </w:r>
+      <w:proofErr w:type="spellStart"/>
+      <w:r>
+        <w:rPr>
+          <w:rFonts w:ascii="Times New Roman" w:hAnsi="Times New Roman" w:cs="Times New Roman"/>
+          <w:sz w:val="28"/>
+          <w:szCs w:val="28"/>
+          <w:lang w:val="en-US"/>
+        </w:rPr>
+        <w:t>btn</w:t>
+      </w:r>
+      <w:proofErr w:type="spellEnd"/>
+      <w:r>
+        <w:rPr>
+          <w:rFonts w:ascii="Times New Roman" w:hAnsi="Times New Roman" w:cs="Times New Roman"/>
+          <w:sz w:val="28"/>
+          <w:szCs w:val="28"/>
+          <w:lang w:val="en-US"/>
+        </w:rPr>
+        <w:t xml:space="preserve"> t-</w:t>
+      </w:r>
+      <w:proofErr w:type="spellStart"/>
+      <w:r>
+        <w:rPr>
+          <w:rFonts w:ascii="Times New Roman" w:hAnsi="Times New Roman" w:cs="Times New Roman"/>
+          <w:sz w:val="28"/>
+          <w:szCs w:val="28"/>
+          <w:lang w:val="en-US"/>
+        </w:rPr>
+        <w:t>btnflex</w:t>
+      </w:r>
+      <w:proofErr w:type="spellEnd"/>
+      <w:r>
+        <w:rPr>
+          <w:rFonts w:ascii="Times New Roman" w:hAnsi="Times New Roman" w:cs="Times New Roman"/>
+          <w:sz w:val="28"/>
+          <w:szCs w:val="28"/>
+          <w:lang w:val="en-US"/>
+        </w:rPr>
+        <w:t xml:space="preserve"> t-</w:t>
+      </w:r>
+      <w:proofErr w:type="spellStart"/>
+      <w:r>
+        <w:rPr>
+          <w:rFonts w:ascii="Times New Roman" w:hAnsi="Times New Roman" w:cs="Times New Roman"/>
+          <w:sz w:val="28"/>
+          <w:szCs w:val="28"/>
+          <w:lang w:val="en-US"/>
+        </w:rPr>
+        <w:t>btnflex_type_button</w:t>
+      </w:r>
+      <w:proofErr w:type="spellEnd"/>
+      <w:r>
+        <w:rPr>
+          <w:rFonts w:ascii="Times New Roman" w:hAnsi="Times New Roman" w:cs="Times New Roman"/>
+          <w:sz w:val="28"/>
+          <w:szCs w:val="28"/>
+          <w:lang w:val="en-US"/>
+        </w:rPr>
+        <w:t xml:space="preserve"> t-</w:t>
+      </w:r>
+      <w:proofErr w:type="spellStart"/>
+      <w:r>
+        <w:rPr>
+          <w:rFonts w:ascii="Times New Roman" w:hAnsi="Times New Roman" w:cs="Times New Roman"/>
+          <w:sz w:val="28"/>
+          <w:szCs w:val="28"/>
+          <w:lang w:val="en-US"/>
+        </w:rPr>
+        <w:t>btnflex_sm</w:t>
+      </w:r>
+      <w:proofErr w:type="spellEnd"/>
+      <w:r>
+        <w:rPr>
+          <w:rFonts w:ascii="Times New Roman" w:hAnsi="Times New Roman" w:cs="Times New Roman"/>
+          <w:sz w:val="28"/>
+          <w:szCs w:val="28"/>
+          <w:lang w:val="en-US"/>
+        </w:rPr>
+        <w:t xml:space="preserve"> t-card__</w:t>
+      </w:r>
+      <w:proofErr w:type="spellStart"/>
+      <w:r>
+        <w:rPr>
+          <w:rFonts w:ascii="Times New Roman" w:hAnsi="Times New Roman" w:cs="Times New Roman"/>
+          <w:sz w:val="28"/>
+          <w:szCs w:val="28"/>
+          <w:lang w:val="en-US"/>
+        </w:rPr>
+        <w:t>btn</w:t>
+      </w:r>
+      <w:proofErr w:type="spellEnd"/>
+      <w:r>
+        <w:rPr>
+          <w:rFonts w:ascii="Times New Roman" w:hAnsi="Times New Roman" w:cs="Times New Roman"/>
+          <w:sz w:val="28"/>
+          <w:szCs w:val="28"/>
+          <w:lang w:val="en-US"/>
+        </w:rPr>
+        <w:t xml:space="preserve"> t-</w:t>
+      </w:r>
+      <w:proofErr w:type="spellStart"/>
+      <w:r>
+        <w:rPr>
+          <w:rFonts w:ascii="Times New Roman" w:hAnsi="Times New Roman" w:cs="Times New Roman"/>
+          <w:sz w:val="28"/>
+          <w:szCs w:val="28"/>
+          <w:lang w:val="en-US"/>
+        </w:rPr>
+        <w:t>card__link</w:t>
+      </w:r>
+      <w:proofErr w:type="spellEnd"/>
+      <w:r>
+        <w:rPr>
+          <w:rFonts w:ascii="Times New Roman" w:hAnsi="Times New Roman" w:cs="Times New Roman"/>
+          <w:sz w:val="28"/>
+          <w:szCs w:val="28"/>
+          <w:lang w:val="en-US"/>
+        </w:rPr>
+        <w:t xml:space="preserve">" </w:t>
+      </w:r>
+      <w:proofErr w:type="spellStart"/>
+      <w:r>
+        <w:rPr>
+          <w:rFonts w:ascii="Times New Roman" w:hAnsi="Times New Roman" w:cs="Times New Roman"/>
+          <w:sz w:val="28"/>
+          <w:szCs w:val="28"/>
+          <w:lang w:val="en-US"/>
+        </w:rPr>
+        <w:t>href</w:t>
+      </w:r>
+      <w:proofErr w:type="spellEnd"/>
+      <w:r>
+        <w:rPr>
+          <w:rFonts w:ascii="Times New Roman" w:hAnsi="Times New Roman" w:cs="Times New Roman"/>
+          <w:sz w:val="28"/>
+          <w:szCs w:val="28"/>
+          <w:lang w:val="en-US"/>
+        </w:rPr>
+        <w:t>="https://teatr-art.ru/</w:t>
+      </w:r>
+      <w:proofErr w:type="spellStart"/>
+      <w:r>
+        <w:rPr>
+          <w:rFonts w:ascii="Times New Roman" w:hAnsi="Times New Roman" w:cs="Times New Roman"/>
+          <w:sz w:val="28"/>
+          <w:szCs w:val="28"/>
+          <w:lang w:val="en-US"/>
+        </w:rPr>
+        <w:t>ledovii</w:t>
+      </w:r>
+      <w:proofErr w:type="spellEnd"/>
+      <w:r>
+        <w:rPr>
+          <w:rFonts w:ascii="Times New Roman" w:hAnsi="Times New Roman" w:cs="Times New Roman"/>
+          <w:sz w:val="28"/>
+          <w:szCs w:val="28"/>
+          <w:lang w:val="en-US"/>
+        </w:rPr>
+        <w:t>" id="cardbtn2_824337954" data-lid="1644843924470"&gt; &lt;span class="t-</w:t>
+      </w:r>
+      <w:proofErr w:type="spellStart"/>
+      <w:r>
+        <w:rPr>
+          <w:rFonts w:ascii="Times New Roman" w:hAnsi="Times New Roman" w:cs="Times New Roman"/>
+          <w:sz w:val="28"/>
+          <w:szCs w:val="28"/>
+          <w:lang w:val="en-US"/>
+        </w:rPr>
+        <w:t>btnflex</w:t>
+      </w:r>
+      <w:proofErr w:type="spellEnd"/>
+      <w:r>
+        <w:rPr>
+          <w:rFonts w:ascii="Times New Roman" w:hAnsi="Times New Roman" w:cs="Times New Roman"/>
+          <w:sz w:val="28"/>
+          <w:szCs w:val="28"/>
+          <w:lang w:val="en-US"/>
+        </w:rPr>
+        <w:t>__text"&gt;</w:t>
       </w:r>
       <w:r>
         <w:rPr>
@@ -1025,7 +2099,67 @@
           <w:szCs w:val="28"/>
           <w:lang w:val="en-US"/>
         </w:rPr>
-        <w:t>&lt;/span&gt; &lt;style&gt;#rec824337954 .t-btnflex.t-btnflex_type_button {color:#120c0c;border-style:solid !important;border-color:#ff6600 !important;--border-width:2px;border-radius:30px;box-shadow:0px 0px 20px rgba(0,0,0,0.4) !important;font-family:Arial;transition-duration:0.2s;transition-property:background-color,color,border-color,box-shadow,opacity,transform;transition-timing-function:ease-in-out;}@media (hover:hover) {#rec824337954 .t-btnflex.t-</w:t>
+        <w:t>&lt;/span&gt; &lt;style&gt;#rec824337954 .t-btnflex.t-</w:t>
+      </w:r>
+      <w:proofErr w:type="spellStart"/>
+      <w:r>
+        <w:rPr>
+          <w:rFonts w:ascii="Times New Roman" w:hAnsi="Times New Roman" w:cs="Times New Roman"/>
+          <w:sz w:val="28"/>
+          <w:szCs w:val="28"/>
+          <w:lang w:val="en-US"/>
+        </w:rPr>
+        <w:t>btnflex_type_button</w:t>
+      </w:r>
+      <w:proofErr w:type="spellEnd"/>
+      <w:r>
+        <w:rPr>
+          <w:rFonts w:ascii="Times New Roman" w:hAnsi="Times New Roman" w:cs="Times New Roman"/>
+          <w:sz w:val="28"/>
+          <w:szCs w:val="28"/>
+          <w:lang w:val="en-US"/>
+        </w:rPr>
+        <w:t xml:space="preserve"> {color:#120c0c;border-style:solid !</w:t>
+      </w:r>
+      <w:proofErr w:type="spellStart"/>
+      <w:r>
+        <w:rPr>
+          <w:rFonts w:ascii="Times New Roman" w:hAnsi="Times New Roman" w:cs="Times New Roman"/>
+          <w:sz w:val="28"/>
+          <w:szCs w:val="28"/>
+          <w:lang w:val="en-US"/>
+        </w:rPr>
+        <w:t>important;border-color</w:t>
+      </w:r>
+      <w:proofErr w:type="spellEnd"/>
+      <w:r>
+        <w:rPr>
+          <w:rFonts w:ascii="Times New Roman" w:hAnsi="Times New Roman" w:cs="Times New Roman"/>
+          <w:sz w:val="28"/>
+          <w:szCs w:val="28"/>
+          <w:lang w:val="en-US"/>
+        </w:rPr>
+        <w:t xml:space="preserve">:#ff6600 !important;--border-width:2px;border-radius:30px;box-shadow:0px 0px 20px </w:t>
+      </w:r>
+      <w:proofErr w:type="spellStart"/>
+      <w:r>
+        <w:rPr>
+          <w:rFonts w:ascii="Times New Roman" w:hAnsi="Times New Roman" w:cs="Times New Roman"/>
+          <w:sz w:val="28"/>
+          <w:szCs w:val="28"/>
+          <w:lang w:val="en-US"/>
+        </w:rPr>
+        <w:t>rgba</w:t>
+      </w:r>
+      <w:proofErr w:type="spellEnd"/>
+      <w:r>
+        <w:rPr>
+          <w:rFonts w:ascii="Times New Roman" w:hAnsi="Times New Roman" w:cs="Times New Roman"/>
+          <w:sz w:val="28"/>
+          <w:szCs w:val="28"/>
+          <w:lang w:val="en-US"/>
+        </w:rPr>
+        <w:t>(0,0,0,0.4) !important;font-family:Arial;transition-duration:0.2s;transition-property:background-</w:t>
       </w:r>
       <w:r>
         <w:rPr>
@@ -1035,7 +2169,87 @@
           <w:lang w:val="en-US"/>
         </w:rPr>
         <w:lastRenderedPageBreak/>
-        <w:t>btnflex_type_button:not(.t-animate_no-hover):hover {background-color:#ff6600 !important;}#rec824337954 .t-btnflex.t-btnflex_type_button:not(.t-animate_no-hover):focus-visible {background-color:#ff6600 !important;}}&lt;/style&gt; &lt;/a&gt; &lt;/div&gt; &lt;/div&gt; &lt;/li&gt; &lt;li class="t853__col t-col t-col_4 t-align_center t-item</w:t>
+        <w:t>color,color,border-color,box-shadow,opacity,transform;transition-timing-function:ease-in-out;}@media (</w:t>
+      </w:r>
+      <w:proofErr w:type="spellStart"/>
+      <w:r>
+        <w:rPr>
+          <w:rFonts w:ascii="Times New Roman" w:hAnsi="Times New Roman" w:cs="Times New Roman"/>
+          <w:sz w:val="28"/>
+          <w:szCs w:val="28"/>
+          <w:lang w:val="en-US"/>
+        </w:rPr>
+        <w:t>hover:hover</w:t>
+      </w:r>
+      <w:proofErr w:type="spellEnd"/>
+      <w:r>
+        <w:rPr>
+          <w:rFonts w:ascii="Times New Roman" w:hAnsi="Times New Roman" w:cs="Times New Roman"/>
+          <w:sz w:val="28"/>
+          <w:szCs w:val="28"/>
+          <w:lang w:val="en-US"/>
+        </w:rPr>
+        <w:t>) {#rec824337954 .</w:t>
+      </w:r>
+      <w:proofErr w:type="spellStart"/>
+      <w:r>
+        <w:rPr>
+          <w:rFonts w:ascii="Times New Roman" w:hAnsi="Times New Roman" w:cs="Times New Roman"/>
+          <w:sz w:val="28"/>
+          <w:szCs w:val="28"/>
+          <w:lang w:val="en-US"/>
+        </w:rPr>
+        <w:t>t-btnflex.t-btnflex_type_button:not</w:t>
+      </w:r>
+      <w:proofErr w:type="spellEnd"/>
+      <w:r>
+        <w:rPr>
+          <w:rFonts w:ascii="Times New Roman" w:hAnsi="Times New Roman" w:cs="Times New Roman"/>
+          <w:sz w:val="28"/>
+          <w:szCs w:val="28"/>
+          <w:lang w:val="en-US"/>
+        </w:rPr>
+        <w:t>(.t-</w:t>
+      </w:r>
+      <w:proofErr w:type="spellStart"/>
+      <w:r>
+        <w:rPr>
+          <w:rFonts w:ascii="Times New Roman" w:hAnsi="Times New Roman" w:cs="Times New Roman"/>
+          <w:sz w:val="28"/>
+          <w:szCs w:val="28"/>
+          <w:lang w:val="en-US"/>
+        </w:rPr>
+        <w:t>animate_no</w:t>
+      </w:r>
+      <w:proofErr w:type="spellEnd"/>
+      <w:r>
+        <w:rPr>
+          <w:rFonts w:ascii="Times New Roman" w:hAnsi="Times New Roman" w:cs="Times New Roman"/>
+          <w:sz w:val="28"/>
+          <w:szCs w:val="28"/>
+          <w:lang w:val="en-US"/>
+        </w:rPr>
+        <w:t>-hover):hover {background-color:#ff6600 !important;}#rec824337954 .t-btnflex.t-btnflex_type_button:not(.t-animate_no-hover):focus-visible {background-color:#ff6600 !important;}}&lt;/style&gt; &lt;/a&gt; &lt;/div&gt; &lt;/div&gt; &lt;/li&gt; &lt;li class="t853__col t-col t-col_4 t-</w:t>
+      </w:r>
+      <w:proofErr w:type="spellStart"/>
+      <w:r>
+        <w:rPr>
+          <w:rFonts w:ascii="Times New Roman" w:hAnsi="Times New Roman" w:cs="Times New Roman"/>
+          <w:sz w:val="28"/>
+          <w:szCs w:val="28"/>
+          <w:lang w:val="en-US"/>
+        </w:rPr>
+        <w:t>align_center</w:t>
+      </w:r>
+      <w:proofErr w:type="spellEnd"/>
+      <w:r>
+        <w:rPr>
+          <w:rFonts w:ascii="Times New Roman" w:hAnsi="Times New Roman" w:cs="Times New Roman"/>
+          <w:sz w:val="28"/>
+          <w:szCs w:val="28"/>
+          <w:lang w:val="en-US"/>
+        </w:rPr>
+        <w:t xml:space="preserve"> t-item</w:t>
       </w:r>
     </w:p>
     <w:p>
@@ -1054,8 +2268,19 @@
           <w:szCs w:val="28"/>
           <w:lang w:val="en-US"/>
         </w:rPr>
-        <w:t>t853__col_mobile-grid "&gt; &lt;div class="t-card__col</w:t>
-      </w:r>
+        <w:t>t853__col_mobile-grid "&gt; &lt;div class="t-</w:t>
+      </w:r>
+      <w:proofErr w:type="spellStart"/>
+      <w:r>
+        <w:rPr>
+          <w:rFonts w:ascii="Times New Roman" w:hAnsi="Times New Roman" w:cs="Times New Roman"/>
+          <w:sz w:val="28"/>
+          <w:szCs w:val="28"/>
+          <w:lang w:val="en-US"/>
+        </w:rPr>
+        <w:t>card__col</w:t>
+      </w:r>
+      <w:proofErr w:type="spellEnd"/>
     </w:p>
     <w:p>
       <w:pPr>
@@ -1092,7 +2317,387 @@
           <w:szCs w:val="28"/>
           <w:lang w:val="en-US"/>
         </w:rPr>
-        <w:t>" style="padding-bottom:61.111111111111%;" bgimgfield="li_img__1531230022700"&gt; &lt;div class="t853__bgimg t-bgimg loaded" data-original="https://static.tildacdn.com/tild3863-6436-4465-b134-333061323037/6d968c9fb8027308963d.jpg" style="background-image: url(&amp;quot;https://optim.tildacdn.com/tild3863-6436-4465-b134-333061323037/-/cover/360x220/center/center/-/format/webp/6d968c9fb8027308963d.jpg.webp&amp;quot;);" role="img" aria-label="Cinema Medley: Hans" itemscope="" itemtype="http://schema.org/ImageObject"&gt; &lt;meta itemprop="image" content="https://static.tildacdn.com/tild3863-6436-4465-b134-333061323037/6d968c9fb8027308963d.jpg"&gt; &lt;meta itemprop="caption" content="Cinema Medley: Hans"&gt; &lt;/div&gt; &lt;/div&gt; &lt;div class="t853__textwrapper"&gt; &lt;div class="t-card__descr t-descr t-descr_sm" field="li_descr__1531230022700"&gt; &lt;strong&gt;Cinema Medley: Hans&lt;/strong&gt; &lt;/div&gt; &lt;/div&gt; &lt;/div&gt; &lt;div class="t-card__btn-wrapper"&gt; &lt;a class="t-btn t-btnflex t-btnflex_type_button t-btnflex_sm t-card__btn t-card__link" href="https://teatr-art.ru/ledovii" id="cardbtn3_824337954" data-lid="1531230022700"&gt; &lt;span class="t-btnflex__text"&gt;</w:t>
+        <w:t xml:space="preserve">" style="padding-bottom:61.111111111111%;" </w:t>
+      </w:r>
+      <w:proofErr w:type="spellStart"/>
+      <w:r>
+        <w:rPr>
+          <w:rFonts w:ascii="Times New Roman" w:hAnsi="Times New Roman" w:cs="Times New Roman"/>
+          <w:sz w:val="28"/>
+          <w:szCs w:val="28"/>
+          <w:lang w:val="en-US"/>
+        </w:rPr>
+        <w:t>bgimgfield</w:t>
+      </w:r>
+      <w:proofErr w:type="spellEnd"/>
+      <w:r>
+        <w:rPr>
+          <w:rFonts w:ascii="Times New Roman" w:hAnsi="Times New Roman" w:cs="Times New Roman"/>
+          <w:sz w:val="28"/>
+          <w:szCs w:val="28"/>
+          <w:lang w:val="en-US"/>
+        </w:rPr>
+        <w:t>="li_img__1531230022700"&gt; &lt;div class="t853__bgimg t-</w:t>
+      </w:r>
+      <w:proofErr w:type="spellStart"/>
+      <w:r>
+        <w:rPr>
+          <w:rFonts w:ascii="Times New Roman" w:hAnsi="Times New Roman" w:cs="Times New Roman"/>
+          <w:sz w:val="28"/>
+          <w:szCs w:val="28"/>
+          <w:lang w:val="en-US"/>
+        </w:rPr>
+        <w:t>bgimg</w:t>
+      </w:r>
+      <w:proofErr w:type="spellEnd"/>
+      <w:r>
+        <w:rPr>
+          <w:rFonts w:ascii="Times New Roman" w:hAnsi="Times New Roman" w:cs="Times New Roman"/>
+          <w:sz w:val="28"/>
+          <w:szCs w:val="28"/>
+          <w:lang w:val="en-US"/>
+        </w:rPr>
+        <w:t xml:space="preserve"> loaded" data-original="https://static.tildacdn.com/tild3863-6436-4465-b134-333061323037/6d968c9fb8027308963d.jpg" style="background-image: url(&amp;quot;https://optim.tildacdn.com/tild3863-6436-4465-b134-333061323037/-/cover/360x220/center/center/-/format/webp/6d968c9fb8027308963d.jpg.webp&amp;quot;);" role="</w:t>
+      </w:r>
+      <w:proofErr w:type="spellStart"/>
+      <w:r>
+        <w:rPr>
+          <w:rFonts w:ascii="Times New Roman" w:hAnsi="Times New Roman" w:cs="Times New Roman"/>
+          <w:sz w:val="28"/>
+          <w:szCs w:val="28"/>
+          <w:lang w:val="en-US"/>
+        </w:rPr>
+        <w:t>img</w:t>
+      </w:r>
+      <w:proofErr w:type="spellEnd"/>
+      <w:r>
+        <w:rPr>
+          <w:rFonts w:ascii="Times New Roman" w:hAnsi="Times New Roman" w:cs="Times New Roman"/>
+          <w:sz w:val="28"/>
+          <w:szCs w:val="28"/>
+          <w:lang w:val="en-US"/>
+        </w:rPr>
+        <w:t xml:space="preserve">" aria-label="Cinema Medley: Hans" </w:t>
+      </w:r>
+      <w:proofErr w:type="spellStart"/>
+      <w:r>
+        <w:rPr>
+          <w:rFonts w:ascii="Times New Roman" w:hAnsi="Times New Roman" w:cs="Times New Roman"/>
+          <w:sz w:val="28"/>
+          <w:szCs w:val="28"/>
+          <w:lang w:val="en-US"/>
+        </w:rPr>
+        <w:t>itemscope</w:t>
+      </w:r>
+      <w:proofErr w:type="spellEnd"/>
+      <w:r>
+        <w:rPr>
+          <w:rFonts w:ascii="Times New Roman" w:hAnsi="Times New Roman" w:cs="Times New Roman"/>
+          <w:sz w:val="28"/>
+          <w:szCs w:val="28"/>
+          <w:lang w:val="en-US"/>
+        </w:rPr>
+        <w:t xml:space="preserve">="" </w:t>
+      </w:r>
+      <w:proofErr w:type="spellStart"/>
+      <w:r>
+        <w:rPr>
+          <w:rFonts w:ascii="Times New Roman" w:hAnsi="Times New Roman" w:cs="Times New Roman"/>
+          <w:sz w:val="28"/>
+          <w:szCs w:val="28"/>
+          <w:lang w:val="en-US"/>
+        </w:rPr>
+        <w:t>itemtype</w:t>
+      </w:r>
+      <w:proofErr w:type="spellEnd"/>
+      <w:r>
+        <w:rPr>
+          <w:rFonts w:ascii="Times New Roman" w:hAnsi="Times New Roman" w:cs="Times New Roman"/>
+          <w:sz w:val="28"/>
+          <w:szCs w:val="28"/>
+          <w:lang w:val="en-US"/>
+        </w:rPr>
+        <w:t>="http://schema.org/</w:t>
+      </w:r>
+      <w:proofErr w:type="spellStart"/>
+      <w:r>
+        <w:rPr>
+          <w:rFonts w:ascii="Times New Roman" w:hAnsi="Times New Roman" w:cs="Times New Roman"/>
+          <w:sz w:val="28"/>
+          <w:szCs w:val="28"/>
+          <w:lang w:val="en-US"/>
+        </w:rPr>
+        <w:t>ImageObject</w:t>
+      </w:r>
+      <w:proofErr w:type="spellEnd"/>
+      <w:r>
+        <w:rPr>
+          <w:rFonts w:ascii="Times New Roman" w:hAnsi="Times New Roman" w:cs="Times New Roman"/>
+          <w:sz w:val="28"/>
+          <w:szCs w:val="28"/>
+          <w:lang w:val="en-US"/>
+        </w:rPr>
+        <w:t>"&gt; &lt;meta itemprop="image" content="https://static.tildacdn.com/tild3863-6436-4465-b134-333061323037/6d968c9fb8027308963d.jpg"&gt; &lt;meta itemprop="caption" content="Cinema Medley: Hans"&gt; &lt;/div&gt; &lt;/div&gt; &lt;div class="t853__textwrapper"&gt; &lt;div class="t-card__</w:t>
+      </w:r>
+      <w:proofErr w:type="spellStart"/>
+      <w:r>
+        <w:rPr>
+          <w:rFonts w:ascii="Times New Roman" w:hAnsi="Times New Roman" w:cs="Times New Roman"/>
+          <w:sz w:val="28"/>
+          <w:szCs w:val="28"/>
+          <w:lang w:val="en-US"/>
+        </w:rPr>
+        <w:t>descr</w:t>
+      </w:r>
+      <w:proofErr w:type="spellEnd"/>
+      <w:r>
+        <w:rPr>
+          <w:rFonts w:ascii="Times New Roman" w:hAnsi="Times New Roman" w:cs="Times New Roman"/>
+          <w:sz w:val="28"/>
+          <w:szCs w:val="28"/>
+          <w:lang w:val="en-US"/>
+        </w:rPr>
+        <w:t xml:space="preserve"> t-</w:t>
+      </w:r>
+      <w:proofErr w:type="spellStart"/>
+      <w:r>
+        <w:rPr>
+          <w:rFonts w:ascii="Times New Roman" w:hAnsi="Times New Roman" w:cs="Times New Roman"/>
+          <w:sz w:val="28"/>
+          <w:szCs w:val="28"/>
+          <w:lang w:val="en-US"/>
+        </w:rPr>
+        <w:t>descr</w:t>
+      </w:r>
+      <w:proofErr w:type="spellEnd"/>
+      <w:r>
+        <w:rPr>
+          <w:rFonts w:ascii="Times New Roman" w:hAnsi="Times New Roman" w:cs="Times New Roman"/>
+          <w:sz w:val="28"/>
+          <w:szCs w:val="28"/>
+          <w:lang w:val="en-US"/>
+        </w:rPr>
+        <w:t xml:space="preserve"> t-</w:t>
+      </w:r>
+      <w:proofErr w:type="spellStart"/>
+      <w:r>
+        <w:rPr>
+          <w:rFonts w:ascii="Times New Roman" w:hAnsi="Times New Roman" w:cs="Times New Roman"/>
+          <w:sz w:val="28"/>
+          <w:szCs w:val="28"/>
+          <w:lang w:val="en-US"/>
+        </w:rPr>
+        <w:t>descr_sm</w:t>
+      </w:r>
+      <w:proofErr w:type="spellEnd"/>
+      <w:r>
+        <w:rPr>
+          <w:rFonts w:ascii="Times New Roman" w:hAnsi="Times New Roman" w:cs="Times New Roman"/>
+          <w:sz w:val="28"/>
+          <w:szCs w:val="28"/>
+          <w:lang w:val="en-US"/>
+        </w:rPr>
+        <w:t>" field="li_descr__1531230022700"&gt; &lt;strong&gt;Cinema Medley: Hans&lt;/strong&gt; &lt;/div&gt; &lt;/div&gt; &lt;/div&gt; &lt;div class="t-card__</w:t>
+      </w:r>
+      <w:proofErr w:type="spellStart"/>
+      <w:r>
+        <w:rPr>
+          <w:rFonts w:ascii="Times New Roman" w:hAnsi="Times New Roman" w:cs="Times New Roman"/>
+          <w:sz w:val="28"/>
+          <w:szCs w:val="28"/>
+          <w:lang w:val="en-US"/>
+        </w:rPr>
+        <w:t>btn</w:t>
+      </w:r>
+      <w:proofErr w:type="spellEnd"/>
+      <w:r>
+        <w:rPr>
+          <w:rFonts w:ascii="Times New Roman" w:hAnsi="Times New Roman" w:cs="Times New Roman"/>
+          <w:sz w:val="28"/>
+          <w:szCs w:val="28"/>
+          <w:lang w:val="en-US"/>
+        </w:rPr>
+        <w:t>-wrapper"&gt; &lt;a class="t-</w:t>
+      </w:r>
+      <w:proofErr w:type="spellStart"/>
+      <w:r>
+        <w:rPr>
+          <w:rFonts w:ascii="Times New Roman" w:hAnsi="Times New Roman" w:cs="Times New Roman"/>
+          <w:sz w:val="28"/>
+          <w:szCs w:val="28"/>
+          <w:lang w:val="en-US"/>
+        </w:rPr>
+        <w:t>btn</w:t>
+      </w:r>
+      <w:proofErr w:type="spellEnd"/>
+      <w:r>
+        <w:rPr>
+          <w:rFonts w:ascii="Times New Roman" w:hAnsi="Times New Roman" w:cs="Times New Roman"/>
+          <w:sz w:val="28"/>
+          <w:szCs w:val="28"/>
+          <w:lang w:val="en-US"/>
+        </w:rPr>
+        <w:t xml:space="preserve"> t-</w:t>
+      </w:r>
+      <w:proofErr w:type="spellStart"/>
+      <w:r>
+        <w:rPr>
+          <w:rFonts w:ascii="Times New Roman" w:hAnsi="Times New Roman" w:cs="Times New Roman"/>
+          <w:sz w:val="28"/>
+          <w:szCs w:val="28"/>
+          <w:lang w:val="en-US"/>
+        </w:rPr>
+        <w:t>btnflex</w:t>
+      </w:r>
+      <w:proofErr w:type="spellEnd"/>
+      <w:r>
+        <w:rPr>
+          <w:rFonts w:ascii="Times New Roman" w:hAnsi="Times New Roman" w:cs="Times New Roman"/>
+          <w:sz w:val="28"/>
+          <w:szCs w:val="28"/>
+          <w:lang w:val="en-US"/>
+        </w:rPr>
+        <w:t xml:space="preserve"> t-</w:t>
+      </w:r>
+      <w:proofErr w:type="spellStart"/>
+      <w:r>
+        <w:rPr>
+          <w:rFonts w:ascii="Times New Roman" w:hAnsi="Times New Roman" w:cs="Times New Roman"/>
+          <w:sz w:val="28"/>
+          <w:szCs w:val="28"/>
+          <w:lang w:val="en-US"/>
+        </w:rPr>
+        <w:t>btnflex_type_button</w:t>
+      </w:r>
+      <w:proofErr w:type="spellEnd"/>
+      <w:r>
+        <w:rPr>
+          <w:rFonts w:ascii="Times New Roman" w:hAnsi="Times New Roman" w:cs="Times New Roman"/>
+          <w:sz w:val="28"/>
+          <w:szCs w:val="28"/>
+          <w:lang w:val="en-US"/>
+        </w:rPr>
+        <w:t xml:space="preserve"> t-</w:t>
+      </w:r>
+      <w:proofErr w:type="spellStart"/>
+      <w:r>
+        <w:rPr>
+          <w:rFonts w:ascii="Times New Roman" w:hAnsi="Times New Roman" w:cs="Times New Roman"/>
+          <w:sz w:val="28"/>
+          <w:szCs w:val="28"/>
+          <w:lang w:val="en-US"/>
+        </w:rPr>
+        <w:t>btnflex_sm</w:t>
+      </w:r>
+      <w:proofErr w:type="spellEnd"/>
+      <w:r>
+        <w:rPr>
+          <w:rFonts w:ascii="Times New Roman" w:hAnsi="Times New Roman" w:cs="Times New Roman"/>
+          <w:sz w:val="28"/>
+          <w:szCs w:val="28"/>
+          <w:lang w:val="en-US"/>
+        </w:rPr>
+        <w:t xml:space="preserve"> t-card__</w:t>
+      </w:r>
+      <w:proofErr w:type="spellStart"/>
+      <w:r>
+        <w:rPr>
+          <w:rFonts w:ascii="Times New Roman" w:hAnsi="Times New Roman" w:cs="Times New Roman"/>
+          <w:sz w:val="28"/>
+          <w:szCs w:val="28"/>
+          <w:lang w:val="en-US"/>
+        </w:rPr>
+        <w:t>btn</w:t>
+      </w:r>
+      <w:proofErr w:type="spellEnd"/>
+      <w:r>
+        <w:rPr>
+          <w:rFonts w:ascii="Times New Roman" w:hAnsi="Times New Roman" w:cs="Times New Roman"/>
+          <w:sz w:val="28"/>
+          <w:szCs w:val="28"/>
+          <w:lang w:val="en-US"/>
+        </w:rPr>
+        <w:t xml:space="preserve"> t-</w:t>
+      </w:r>
+      <w:proofErr w:type="spellStart"/>
+      <w:r>
+        <w:rPr>
+          <w:rFonts w:ascii="Times New Roman" w:hAnsi="Times New Roman" w:cs="Times New Roman"/>
+          <w:sz w:val="28"/>
+          <w:szCs w:val="28"/>
+          <w:lang w:val="en-US"/>
+        </w:rPr>
+        <w:t>card__link</w:t>
+      </w:r>
+      <w:proofErr w:type="spellEnd"/>
+      <w:r>
+        <w:rPr>
+          <w:rFonts w:ascii="Times New Roman" w:hAnsi="Times New Roman" w:cs="Times New Roman"/>
+          <w:sz w:val="28"/>
+          <w:szCs w:val="28"/>
+          <w:lang w:val="en-US"/>
+        </w:rPr>
+        <w:t xml:space="preserve">" </w:t>
+      </w:r>
+      <w:proofErr w:type="spellStart"/>
+      <w:r>
+        <w:rPr>
+          <w:rFonts w:ascii="Times New Roman" w:hAnsi="Times New Roman" w:cs="Times New Roman"/>
+          <w:sz w:val="28"/>
+          <w:szCs w:val="28"/>
+          <w:lang w:val="en-US"/>
+        </w:rPr>
+        <w:t>href</w:t>
+      </w:r>
+      <w:proofErr w:type="spellEnd"/>
+      <w:r>
+        <w:rPr>
+          <w:rFonts w:ascii="Times New Roman" w:hAnsi="Times New Roman" w:cs="Times New Roman"/>
+          <w:sz w:val="28"/>
+          <w:szCs w:val="28"/>
+          <w:lang w:val="en-US"/>
+        </w:rPr>
+        <w:t>="https://teatr-art.ru/</w:t>
+      </w:r>
+      <w:proofErr w:type="spellStart"/>
+      <w:r>
+        <w:rPr>
+          <w:rFonts w:ascii="Times New Roman" w:hAnsi="Times New Roman" w:cs="Times New Roman"/>
+          <w:sz w:val="28"/>
+          <w:szCs w:val="28"/>
+          <w:lang w:val="en-US"/>
+        </w:rPr>
+        <w:t>ledovii</w:t>
+      </w:r>
+      <w:proofErr w:type="spellEnd"/>
+      <w:r>
+        <w:rPr>
+          <w:rFonts w:ascii="Times New Roman" w:hAnsi="Times New Roman" w:cs="Times New Roman"/>
+          <w:sz w:val="28"/>
+          <w:szCs w:val="28"/>
+          <w:lang w:val="en-US"/>
+        </w:rPr>
+        <w:t>" id="cardbtn3_824337954" data-lid="1531230022700"&gt; &lt;span class="t-</w:t>
+      </w:r>
+      <w:proofErr w:type="spellStart"/>
+      <w:r>
+        <w:rPr>
+          <w:rFonts w:ascii="Times New Roman" w:hAnsi="Times New Roman" w:cs="Times New Roman"/>
+          <w:sz w:val="28"/>
+          <w:szCs w:val="28"/>
+          <w:lang w:val="en-US"/>
+        </w:rPr>
+        <w:t>btnflex</w:t>
+      </w:r>
+      <w:proofErr w:type="spellEnd"/>
+      <w:r>
+        <w:rPr>
+          <w:rFonts w:ascii="Times New Roman" w:hAnsi="Times New Roman" w:cs="Times New Roman"/>
+          <w:sz w:val="28"/>
+          <w:szCs w:val="28"/>
+          <w:lang w:val="en-US"/>
+        </w:rPr>
+        <w:t>__text"&gt;</w:t>
       </w:r>
       <w:r>
         <w:rPr>
@@ -1109,7 +2714,147 @@
           <w:szCs w:val="28"/>
           <w:lang w:val="en-US"/>
         </w:rPr>
-        <w:t>&lt;/span&gt; &lt;style&gt;#rec824337954 .t-btnflex.t-btnflex_type_button {color:#120c0c;border-style:solid !important;border-color:#ff6600 !important;--border-width:2px;border-radius:30px;box-shadow:0px 0px 20px rgba(0,0,0,0.4) !important;font-family:Arial;transition-duration:0.2s;transition-property:background-color,color,border-color,box-shadow,opacity,transform;transition-timing-function:ease-in-out;}@media (hover:hover) {#rec824337954 .t-btnflex.t-btnflex_type_button:not(.t-animate_no-hover):hover {background-color:#ff6600 !important;}#rec824337954 .t-btnflex.t-btnflex_type_button:not(.t-animate_no-hover):focus-visible {background-color:#ff6600 !important;}}&lt;/style&gt; &lt;/a&gt; &lt;/div&gt; &lt;/div&gt; &lt;/li&gt; &lt;li class="t853__col t-col t-col_4 t-align_center t-item</w:t>
+        <w:t>&lt;/span&gt; &lt;style&gt;#rec824337954 .t-btnflex.t-</w:t>
+      </w:r>
+      <w:proofErr w:type="spellStart"/>
+      <w:r>
+        <w:rPr>
+          <w:rFonts w:ascii="Times New Roman" w:hAnsi="Times New Roman" w:cs="Times New Roman"/>
+          <w:sz w:val="28"/>
+          <w:szCs w:val="28"/>
+          <w:lang w:val="en-US"/>
+        </w:rPr>
+        <w:t>btnflex_type_button</w:t>
+      </w:r>
+      <w:proofErr w:type="spellEnd"/>
+      <w:r>
+        <w:rPr>
+          <w:rFonts w:ascii="Times New Roman" w:hAnsi="Times New Roman" w:cs="Times New Roman"/>
+          <w:sz w:val="28"/>
+          <w:szCs w:val="28"/>
+          <w:lang w:val="en-US"/>
+        </w:rPr>
+        <w:t xml:space="preserve"> {color:#120c0c;border-style:solid !</w:t>
+      </w:r>
+      <w:proofErr w:type="spellStart"/>
+      <w:r>
+        <w:rPr>
+          <w:rFonts w:ascii="Times New Roman" w:hAnsi="Times New Roman" w:cs="Times New Roman"/>
+          <w:sz w:val="28"/>
+          <w:szCs w:val="28"/>
+          <w:lang w:val="en-US"/>
+        </w:rPr>
+        <w:t>important;border-color</w:t>
+      </w:r>
+      <w:proofErr w:type="spellEnd"/>
+      <w:r>
+        <w:rPr>
+          <w:rFonts w:ascii="Times New Roman" w:hAnsi="Times New Roman" w:cs="Times New Roman"/>
+          <w:sz w:val="28"/>
+          <w:szCs w:val="28"/>
+          <w:lang w:val="en-US"/>
+        </w:rPr>
+        <w:t xml:space="preserve">:#ff6600 !important;--border-width:2px;border-radius:30px;box-shadow:0px 0px 20px </w:t>
+      </w:r>
+      <w:proofErr w:type="spellStart"/>
+      <w:r>
+        <w:rPr>
+          <w:rFonts w:ascii="Times New Roman" w:hAnsi="Times New Roman" w:cs="Times New Roman"/>
+          <w:sz w:val="28"/>
+          <w:szCs w:val="28"/>
+          <w:lang w:val="en-US"/>
+        </w:rPr>
+        <w:t>rgba</w:t>
+      </w:r>
+      <w:proofErr w:type="spellEnd"/>
+      <w:r>
+        <w:rPr>
+          <w:rFonts w:ascii="Times New Roman" w:hAnsi="Times New Roman" w:cs="Times New Roman"/>
+          <w:sz w:val="28"/>
+          <w:szCs w:val="28"/>
+          <w:lang w:val="en-US"/>
+        </w:rPr>
+        <w:t>(0,0,0,0.4) !important;font-family:Arial;transition-duration:0.2s;transition-property:background-color,color,border-color,box-shadow,opacity,transform;transition-timing-function:ease-in-out;}@media (</w:t>
+      </w:r>
+      <w:proofErr w:type="spellStart"/>
+      <w:r>
+        <w:rPr>
+          <w:rFonts w:ascii="Times New Roman" w:hAnsi="Times New Roman" w:cs="Times New Roman"/>
+          <w:sz w:val="28"/>
+          <w:szCs w:val="28"/>
+          <w:lang w:val="en-US"/>
+        </w:rPr>
+        <w:t>hover:hover</w:t>
+      </w:r>
+      <w:proofErr w:type="spellEnd"/>
+      <w:r>
+        <w:rPr>
+          <w:rFonts w:ascii="Times New Roman" w:hAnsi="Times New Roman" w:cs="Times New Roman"/>
+          <w:sz w:val="28"/>
+          <w:szCs w:val="28"/>
+          <w:lang w:val="en-US"/>
+        </w:rPr>
+        <w:t>) {#rec824337954 .</w:t>
+      </w:r>
+      <w:proofErr w:type="spellStart"/>
+      <w:r>
+        <w:rPr>
+          <w:rFonts w:ascii="Times New Roman" w:hAnsi="Times New Roman" w:cs="Times New Roman"/>
+          <w:sz w:val="28"/>
+          <w:szCs w:val="28"/>
+          <w:lang w:val="en-US"/>
+        </w:rPr>
+        <w:t>t-btnflex.t-btnflex_type_button:not</w:t>
+      </w:r>
+      <w:proofErr w:type="spellEnd"/>
+      <w:r>
+        <w:rPr>
+          <w:rFonts w:ascii="Times New Roman" w:hAnsi="Times New Roman" w:cs="Times New Roman"/>
+          <w:sz w:val="28"/>
+          <w:szCs w:val="28"/>
+          <w:lang w:val="en-US"/>
+        </w:rPr>
+        <w:t>(.t-</w:t>
+      </w:r>
+      <w:proofErr w:type="spellStart"/>
+      <w:r>
+        <w:rPr>
+          <w:rFonts w:ascii="Times New Roman" w:hAnsi="Times New Roman" w:cs="Times New Roman"/>
+          <w:sz w:val="28"/>
+          <w:szCs w:val="28"/>
+          <w:lang w:val="en-US"/>
+        </w:rPr>
+        <w:t>animate_no</w:t>
+      </w:r>
+      <w:proofErr w:type="spellEnd"/>
+      <w:r>
+        <w:rPr>
+          <w:rFonts w:ascii="Times New Roman" w:hAnsi="Times New Roman" w:cs="Times New Roman"/>
+          <w:sz w:val="28"/>
+          <w:szCs w:val="28"/>
+          <w:lang w:val="en-US"/>
+        </w:rPr>
+        <w:t>-hover):hover {background-color:#ff6600 !important;}#rec824337954 .t-btnflex.t-btnflex_type_button:not(.t-animate_no-hover):focus-visible {background-color:#ff6600 !important;}}&lt;/style&gt; &lt;/a&gt; &lt;/div&gt; &lt;/div&gt; &lt;/li&gt; &lt;li class="t853__col t-col t-col_4 t-</w:t>
+      </w:r>
+      <w:proofErr w:type="spellStart"/>
+      <w:r>
+        <w:rPr>
+          <w:rFonts w:ascii="Times New Roman" w:hAnsi="Times New Roman" w:cs="Times New Roman"/>
+          <w:sz w:val="28"/>
+          <w:szCs w:val="28"/>
+          <w:lang w:val="en-US"/>
+        </w:rPr>
+        <w:t>align_center</w:t>
+      </w:r>
+      <w:proofErr w:type="spellEnd"/>
+      <w:r>
+        <w:rPr>
+          <w:rFonts w:ascii="Times New Roman" w:hAnsi="Times New Roman" w:cs="Times New Roman"/>
+          <w:sz w:val="28"/>
+          <w:szCs w:val="28"/>
+          <w:lang w:val="en-US"/>
+        </w:rPr>
+        <w:t xml:space="preserve"> t-item</w:t>
       </w:r>
     </w:p>
     <w:p>
@@ -1128,8 +2873,19 @@
           <w:szCs w:val="28"/>
           <w:lang w:val="en-US"/>
         </w:rPr>
-        <w:t>t853__col_mobile-grid "&gt; &lt;div class="t-card__col</w:t>
-      </w:r>
+        <w:t>t853__col_mobile-grid "&gt; &lt;div class="t-</w:t>
+      </w:r>
+      <w:proofErr w:type="spellStart"/>
+      <w:r>
+        <w:rPr>
+          <w:rFonts w:ascii="Times New Roman" w:hAnsi="Times New Roman" w:cs="Times New Roman"/>
+          <w:sz w:val="28"/>
+          <w:szCs w:val="28"/>
+          <w:lang w:val="en-US"/>
+        </w:rPr>
+        <w:t>card__col</w:t>
+      </w:r>
+      <w:proofErr w:type="spellEnd"/>
     </w:p>
     <w:p>
       <w:pPr>
@@ -1147,6 +2903,7 @@
           <w:szCs w:val="28"/>
           <w:lang w:val="en-US"/>
         </w:rPr>
+        <w:lastRenderedPageBreak/>
         <w:t>" style="cursor: pointer;"&gt; &lt;div class="t853__content"&gt; &lt;div class="t853__imgwrapper</w:t>
       </w:r>
     </w:p>
@@ -1166,8 +2923,67 @@
           <w:szCs w:val="28"/>
           <w:lang w:val="en-US"/>
         </w:rPr>
-        <w:lastRenderedPageBreak/>
-        <w:t>" style="padding-bottom:61.111111111111%;" bgimgfield="li_img__1644068799119"&gt; &lt;div class="t853__bgimg t-bgimg loaded" data-original="https://static.tildacdn.com/tild6661-6566-4630-b864-353932646632/50d90142dc497430b332.jpg" style="background-image: url(&amp;quot;https://optim.tildacdn.com/tild6661-6566-4630-b864-353932646632/-/cover/360x220/center/center/-/format/webp/50d90142dc497430b332.jpg.webp&amp;quot;);" role="img" aria-label="</w:t>
+        <w:t xml:space="preserve">" style="padding-bottom:61.111111111111%;" </w:t>
+      </w:r>
+      <w:proofErr w:type="spellStart"/>
+      <w:r>
+        <w:rPr>
+          <w:rFonts w:ascii="Times New Roman" w:hAnsi="Times New Roman" w:cs="Times New Roman"/>
+          <w:sz w:val="28"/>
+          <w:szCs w:val="28"/>
+          <w:lang w:val="en-US"/>
+        </w:rPr>
+        <w:t>bgimgfield</w:t>
+      </w:r>
+      <w:proofErr w:type="spellEnd"/>
+      <w:r>
+        <w:rPr>
+          <w:rFonts w:ascii="Times New Roman" w:hAnsi="Times New Roman" w:cs="Times New Roman"/>
+          <w:sz w:val="28"/>
+          <w:szCs w:val="28"/>
+          <w:lang w:val="en-US"/>
+        </w:rPr>
+        <w:t>="li_img__1644068799119"&gt; &lt;div class="t853__bgimg t-</w:t>
+      </w:r>
+      <w:proofErr w:type="spellStart"/>
+      <w:r>
+        <w:rPr>
+          <w:rFonts w:ascii="Times New Roman" w:hAnsi="Times New Roman" w:cs="Times New Roman"/>
+          <w:sz w:val="28"/>
+          <w:szCs w:val="28"/>
+          <w:lang w:val="en-US"/>
+        </w:rPr>
+        <w:t>bgimg</w:t>
+      </w:r>
+      <w:proofErr w:type="spellEnd"/>
+      <w:r>
+        <w:rPr>
+          <w:rFonts w:ascii="Times New Roman" w:hAnsi="Times New Roman" w:cs="Times New Roman"/>
+          <w:sz w:val="28"/>
+          <w:szCs w:val="28"/>
+          <w:lang w:val="en-US"/>
+        </w:rPr>
+        <w:t xml:space="preserve"> loaded" data-original="https://static.tildacdn.com/tild6661-6566-4630-b864-353932646632/50d90142dc497430b332.jpg" style="background-image: url(&amp;quot;https://optim.tildacdn.com/tild6661-6566-4630-b864-353932646632/-/cover/360x220/center/center/-/format/webp/50d90142dc497430b332.jpg.webp&amp;quot;);" role="</w:t>
+      </w:r>
+      <w:proofErr w:type="spellStart"/>
+      <w:r>
+        <w:rPr>
+          <w:rFonts w:ascii="Times New Roman" w:hAnsi="Times New Roman" w:cs="Times New Roman"/>
+          <w:sz w:val="28"/>
+          <w:szCs w:val="28"/>
+          <w:lang w:val="en-US"/>
+        </w:rPr>
+        <w:t>img</w:t>
+      </w:r>
+      <w:proofErr w:type="spellEnd"/>
+      <w:r>
+        <w:rPr>
+          <w:rFonts w:ascii="Times New Roman" w:hAnsi="Times New Roman" w:cs="Times New Roman"/>
+          <w:sz w:val="28"/>
+          <w:szCs w:val="28"/>
+          <w:lang w:val="en-US"/>
+        </w:rPr>
+        <w:t>" aria-label="</w:t>
       </w:r>
       <w:r>
         <w:rPr>
@@ -1201,7 +3017,67 @@
           <w:szCs w:val="28"/>
           <w:lang w:val="en-US"/>
         </w:rPr>
-        <w:t>»" itemscope="" itemtype="http://schema.org/ImageObject"&gt; &lt;meta itemprop="image" content="https://static.tildacdn.com/tild6661-6566-4630-b864-353932646632/50d90142dc497430b332.jpg"&gt; &lt;meta itemprop="caption" content="</w:t>
+        <w:t xml:space="preserve">»" </w:t>
+      </w:r>
+      <w:proofErr w:type="spellStart"/>
+      <w:r>
+        <w:rPr>
+          <w:rFonts w:ascii="Times New Roman" w:hAnsi="Times New Roman" w:cs="Times New Roman"/>
+          <w:sz w:val="28"/>
+          <w:szCs w:val="28"/>
+          <w:lang w:val="en-US"/>
+        </w:rPr>
+        <w:t>itemscope</w:t>
+      </w:r>
+      <w:proofErr w:type="spellEnd"/>
+      <w:r>
+        <w:rPr>
+          <w:rFonts w:ascii="Times New Roman" w:hAnsi="Times New Roman" w:cs="Times New Roman"/>
+          <w:sz w:val="28"/>
+          <w:szCs w:val="28"/>
+          <w:lang w:val="en-US"/>
+        </w:rPr>
+        <w:t xml:space="preserve">="" </w:t>
+      </w:r>
+      <w:proofErr w:type="spellStart"/>
+      <w:r>
+        <w:rPr>
+          <w:rFonts w:ascii="Times New Roman" w:hAnsi="Times New Roman" w:cs="Times New Roman"/>
+          <w:sz w:val="28"/>
+          <w:szCs w:val="28"/>
+          <w:lang w:val="en-US"/>
+        </w:rPr>
+        <w:t>itemtype</w:t>
+      </w:r>
+      <w:proofErr w:type="spellEnd"/>
+      <w:r>
+        <w:rPr>
+          <w:rFonts w:ascii="Times New Roman" w:hAnsi="Times New Roman" w:cs="Times New Roman"/>
+          <w:sz w:val="28"/>
+          <w:szCs w:val="28"/>
+          <w:lang w:val="en-US"/>
+        </w:rPr>
+        <w:t>="http://schema.org/</w:t>
+      </w:r>
+      <w:proofErr w:type="spellStart"/>
+      <w:r>
+        <w:rPr>
+          <w:rFonts w:ascii="Times New Roman" w:hAnsi="Times New Roman" w:cs="Times New Roman"/>
+          <w:sz w:val="28"/>
+          <w:szCs w:val="28"/>
+          <w:lang w:val="en-US"/>
+        </w:rPr>
+        <w:t>ImageObject</w:t>
+      </w:r>
+      <w:proofErr w:type="spellEnd"/>
+      <w:r>
+        <w:rPr>
+          <w:rFonts w:ascii="Times New Roman" w:hAnsi="Times New Roman" w:cs="Times New Roman"/>
+          <w:sz w:val="28"/>
+          <w:szCs w:val="28"/>
+          <w:lang w:val="en-US"/>
+        </w:rPr>
+        <w:t>"&gt; &lt;meta itemprop="image" content="https://static.tildacdn.com/tild6661-6566-4630-b864-353932646632/50d90142dc497430b332.jpg"&gt; &lt;meta itemprop="caption" content="</w:t>
       </w:r>
       <w:r>
         <w:rPr>
@@ -1235,7 +3111,67 @@
           <w:szCs w:val="28"/>
           <w:lang w:val="en-US"/>
         </w:rPr>
-        <w:t>»"&gt; &lt;/div&gt; &lt;/div&gt; &lt;div class="t853__textwrapper"&gt; &lt;div class="t-card__descr t-descr t-descr_sm" field="li_descr__1644068799119"&gt; &lt;strong&gt;</w:t>
+        <w:t>»"&gt; &lt;/div&gt; &lt;/div&gt; &lt;div class="t853__textwrapper"&gt; &lt;div class="t-card__</w:t>
+      </w:r>
+      <w:proofErr w:type="spellStart"/>
+      <w:r>
+        <w:rPr>
+          <w:rFonts w:ascii="Times New Roman" w:hAnsi="Times New Roman" w:cs="Times New Roman"/>
+          <w:sz w:val="28"/>
+          <w:szCs w:val="28"/>
+          <w:lang w:val="en-US"/>
+        </w:rPr>
+        <w:t>descr</w:t>
+      </w:r>
+      <w:proofErr w:type="spellEnd"/>
+      <w:r>
+        <w:rPr>
+          <w:rFonts w:ascii="Times New Roman" w:hAnsi="Times New Roman" w:cs="Times New Roman"/>
+          <w:sz w:val="28"/>
+          <w:szCs w:val="28"/>
+          <w:lang w:val="en-US"/>
+        </w:rPr>
+        <w:t xml:space="preserve"> t-</w:t>
+      </w:r>
+      <w:proofErr w:type="spellStart"/>
+      <w:r>
+        <w:rPr>
+          <w:rFonts w:ascii="Times New Roman" w:hAnsi="Times New Roman" w:cs="Times New Roman"/>
+          <w:sz w:val="28"/>
+          <w:szCs w:val="28"/>
+          <w:lang w:val="en-US"/>
+        </w:rPr>
+        <w:t>descr</w:t>
+      </w:r>
+      <w:proofErr w:type="spellEnd"/>
+      <w:r>
+        <w:rPr>
+          <w:rFonts w:ascii="Times New Roman" w:hAnsi="Times New Roman" w:cs="Times New Roman"/>
+          <w:sz w:val="28"/>
+          <w:szCs w:val="28"/>
+          <w:lang w:val="en-US"/>
+        </w:rPr>
+        <w:t xml:space="preserve"> t-</w:t>
+      </w:r>
+      <w:proofErr w:type="spellStart"/>
+      <w:r>
+        <w:rPr>
+          <w:rFonts w:ascii="Times New Roman" w:hAnsi="Times New Roman" w:cs="Times New Roman"/>
+          <w:sz w:val="28"/>
+          <w:szCs w:val="28"/>
+          <w:lang w:val="en-US"/>
+        </w:rPr>
+        <w:t>descr_sm</w:t>
+      </w:r>
+      <w:proofErr w:type="spellEnd"/>
+      <w:r>
+        <w:rPr>
+          <w:rFonts w:ascii="Times New Roman" w:hAnsi="Times New Roman" w:cs="Times New Roman"/>
+          <w:sz w:val="28"/>
+          <w:szCs w:val="28"/>
+          <w:lang w:val="en-US"/>
+        </w:rPr>
+        <w:t>" field="li_descr__1644068799119"&gt; &lt;strong&gt;</w:t>
       </w:r>
       <w:r>
         <w:rPr>
@@ -1269,7 +3205,207 @@
           <w:szCs w:val="28"/>
           <w:lang w:val="en-US"/>
         </w:rPr>
-        <w:t>»&lt;/strong&gt; &lt;/div&gt; &lt;/div&gt; &lt;/div&gt; &lt;div class="t-card__btn-wrapper"&gt; &lt;a class="t-btn t-btnflex t-btnflex_type_button t-btnflex_sm t-card__btn t-card__link" href="https://teatr-art.ru/ledovii" id="cardbtn4_824337954" data-lid="1644068799119"&gt; &lt;span class="t-btnflex__text"&gt;</w:t>
+        <w:t>»&lt;/strong&gt; &lt;/div&gt; &lt;/div&gt; &lt;/div&gt; &lt;div class="t-card__</w:t>
+      </w:r>
+      <w:proofErr w:type="spellStart"/>
+      <w:r>
+        <w:rPr>
+          <w:rFonts w:ascii="Times New Roman" w:hAnsi="Times New Roman" w:cs="Times New Roman"/>
+          <w:sz w:val="28"/>
+          <w:szCs w:val="28"/>
+          <w:lang w:val="en-US"/>
+        </w:rPr>
+        <w:t>btn</w:t>
+      </w:r>
+      <w:proofErr w:type="spellEnd"/>
+      <w:r>
+        <w:rPr>
+          <w:rFonts w:ascii="Times New Roman" w:hAnsi="Times New Roman" w:cs="Times New Roman"/>
+          <w:sz w:val="28"/>
+          <w:szCs w:val="28"/>
+          <w:lang w:val="en-US"/>
+        </w:rPr>
+        <w:t>-wrapper"&gt; &lt;a class="t-</w:t>
+      </w:r>
+      <w:proofErr w:type="spellStart"/>
+      <w:r>
+        <w:rPr>
+          <w:rFonts w:ascii="Times New Roman" w:hAnsi="Times New Roman" w:cs="Times New Roman"/>
+          <w:sz w:val="28"/>
+          <w:szCs w:val="28"/>
+          <w:lang w:val="en-US"/>
+        </w:rPr>
+        <w:t>btn</w:t>
+      </w:r>
+      <w:proofErr w:type="spellEnd"/>
+      <w:r>
+        <w:rPr>
+          <w:rFonts w:ascii="Times New Roman" w:hAnsi="Times New Roman" w:cs="Times New Roman"/>
+          <w:sz w:val="28"/>
+          <w:szCs w:val="28"/>
+          <w:lang w:val="en-US"/>
+        </w:rPr>
+        <w:t xml:space="preserve"> t-</w:t>
+      </w:r>
+      <w:proofErr w:type="spellStart"/>
+      <w:r>
+        <w:rPr>
+          <w:rFonts w:ascii="Times New Roman" w:hAnsi="Times New Roman" w:cs="Times New Roman"/>
+          <w:sz w:val="28"/>
+          <w:szCs w:val="28"/>
+          <w:lang w:val="en-US"/>
+        </w:rPr>
+        <w:t>btnflex</w:t>
+      </w:r>
+      <w:proofErr w:type="spellEnd"/>
+      <w:r>
+        <w:rPr>
+          <w:rFonts w:ascii="Times New Roman" w:hAnsi="Times New Roman" w:cs="Times New Roman"/>
+          <w:sz w:val="28"/>
+          <w:szCs w:val="28"/>
+          <w:lang w:val="en-US"/>
+        </w:rPr>
+        <w:t xml:space="preserve"> t-</w:t>
+      </w:r>
+      <w:proofErr w:type="spellStart"/>
+      <w:r>
+        <w:rPr>
+          <w:rFonts w:ascii="Times New Roman" w:hAnsi="Times New Roman" w:cs="Times New Roman"/>
+          <w:sz w:val="28"/>
+          <w:szCs w:val="28"/>
+          <w:lang w:val="en-US"/>
+        </w:rPr>
+        <w:t>btnflex_type_button</w:t>
+      </w:r>
+      <w:proofErr w:type="spellEnd"/>
+      <w:r>
+        <w:rPr>
+          <w:rFonts w:ascii="Times New Roman" w:hAnsi="Times New Roman" w:cs="Times New Roman"/>
+          <w:sz w:val="28"/>
+          <w:szCs w:val="28"/>
+          <w:lang w:val="en-US"/>
+        </w:rPr>
+        <w:t xml:space="preserve"> t-</w:t>
+      </w:r>
+      <w:proofErr w:type="spellStart"/>
+      <w:r>
+        <w:rPr>
+          <w:rFonts w:ascii="Times New Roman" w:hAnsi="Times New Roman" w:cs="Times New Roman"/>
+          <w:sz w:val="28"/>
+          <w:szCs w:val="28"/>
+          <w:lang w:val="en-US"/>
+        </w:rPr>
+        <w:t>btnflex_sm</w:t>
+      </w:r>
+      <w:proofErr w:type="spellEnd"/>
+      <w:r>
+        <w:rPr>
+          <w:rFonts w:ascii="Times New Roman" w:hAnsi="Times New Roman" w:cs="Times New Roman"/>
+          <w:sz w:val="28"/>
+          <w:szCs w:val="28"/>
+          <w:lang w:val="en-US"/>
+        </w:rPr>
+        <w:t xml:space="preserve"> t-card__</w:t>
+      </w:r>
+      <w:proofErr w:type="spellStart"/>
+      <w:r>
+        <w:rPr>
+          <w:rFonts w:ascii="Times New Roman" w:hAnsi="Times New Roman" w:cs="Times New Roman"/>
+          <w:sz w:val="28"/>
+          <w:szCs w:val="28"/>
+          <w:lang w:val="en-US"/>
+        </w:rPr>
+        <w:t>btn</w:t>
+      </w:r>
+      <w:proofErr w:type="spellEnd"/>
+      <w:r>
+        <w:rPr>
+          <w:rFonts w:ascii="Times New Roman" w:hAnsi="Times New Roman" w:cs="Times New Roman"/>
+          <w:sz w:val="28"/>
+          <w:szCs w:val="28"/>
+          <w:lang w:val="en-US"/>
+        </w:rPr>
+        <w:t xml:space="preserve"> t-</w:t>
+      </w:r>
+      <w:proofErr w:type="spellStart"/>
+      <w:r>
+        <w:rPr>
+          <w:rFonts w:ascii="Times New Roman" w:hAnsi="Times New Roman" w:cs="Times New Roman"/>
+          <w:sz w:val="28"/>
+          <w:szCs w:val="28"/>
+          <w:lang w:val="en-US"/>
+        </w:rPr>
+        <w:t>card__link</w:t>
+      </w:r>
+      <w:proofErr w:type="spellEnd"/>
+      <w:r>
+        <w:rPr>
+          <w:rFonts w:ascii="Times New Roman" w:hAnsi="Times New Roman" w:cs="Times New Roman"/>
+          <w:sz w:val="28"/>
+          <w:szCs w:val="28"/>
+          <w:lang w:val="en-US"/>
+        </w:rPr>
+        <w:t xml:space="preserve">" </w:t>
+      </w:r>
+      <w:proofErr w:type="spellStart"/>
+      <w:r>
+        <w:rPr>
+          <w:rFonts w:ascii="Times New Roman" w:hAnsi="Times New Roman" w:cs="Times New Roman"/>
+          <w:sz w:val="28"/>
+          <w:szCs w:val="28"/>
+          <w:lang w:val="en-US"/>
+        </w:rPr>
+        <w:t>href</w:t>
+      </w:r>
+      <w:proofErr w:type="spellEnd"/>
+      <w:r>
+        <w:rPr>
+          <w:rFonts w:ascii="Times New Roman" w:hAnsi="Times New Roman" w:cs="Times New Roman"/>
+          <w:sz w:val="28"/>
+          <w:szCs w:val="28"/>
+          <w:lang w:val="en-US"/>
+        </w:rPr>
+        <w:t>="https://teatr-art.ru/</w:t>
+      </w:r>
+      <w:proofErr w:type="spellStart"/>
+      <w:r>
+        <w:rPr>
+          <w:rFonts w:ascii="Times New Roman" w:hAnsi="Times New Roman" w:cs="Times New Roman"/>
+          <w:sz w:val="28"/>
+          <w:szCs w:val="28"/>
+          <w:lang w:val="en-US"/>
+        </w:rPr>
+        <w:t>ledovii</w:t>
+      </w:r>
+      <w:proofErr w:type="spellEnd"/>
+      <w:r>
+        <w:rPr>
+          <w:rFonts w:ascii="Times New Roman" w:hAnsi="Times New Roman" w:cs="Times New Roman"/>
+          <w:sz w:val="28"/>
+          <w:szCs w:val="28"/>
+          <w:lang w:val="en-US"/>
+        </w:rPr>
+        <w:t>" id="cardbtn4_824337954" data-lid="1644068799119"&gt; &lt;span class="t-</w:t>
+      </w:r>
+      <w:proofErr w:type="spellStart"/>
+      <w:r>
+        <w:rPr>
+          <w:rFonts w:ascii="Times New Roman" w:hAnsi="Times New Roman" w:cs="Times New Roman"/>
+          <w:sz w:val="28"/>
+          <w:szCs w:val="28"/>
+          <w:lang w:val="en-US"/>
+        </w:rPr>
+        <w:t>btnflex</w:t>
+      </w:r>
+      <w:proofErr w:type="spellEnd"/>
+      <w:r>
+        <w:rPr>
+          <w:rFonts w:ascii="Times New Roman" w:hAnsi="Times New Roman" w:cs="Times New Roman"/>
+          <w:sz w:val="28"/>
+          <w:szCs w:val="28"/>
+          <w:lang w:val="en-US"/>
+        </w:rPr>
+        <w:t>__text"&gt;</w:t>
       </w:r>
       <w:r>
         <w:rPr>
@@ -1286,7 +3422,147 @@
           <w:szCs w:val="28"/>
           <w:lang w:val="en-US"/>
         </w:rPr>
-        <w:t>&lt;/span&gt; &lt;style&gt;#rec824337954 .t-btnflex.t-btnflex_type_button {color:#120c0c;border-style:solid !important;border-color:#ff6600 !important;--border-width:2px;border-radius:30px;box-shadow:0px 0px 20px rgba(0,0,0,0.4) !important;font-family:Arial;transition-duration:0.2s;transition-property:background-color,color,border-color,box-shadow,opacity,transform;transition-timing-function:ease-in-out;}@media (hover:hover) {#rec824337954 .t-btnflex.t-btnflex_type_button:not(.t-animate_no-hover):hover {background-color:#ff6600 !important;}#rec824337954 .t-btnflex.t-btnflex_type_button:not(.t-animate_no-hover):focus-visible {background-color:#ff6600 !important;}}&lt;/style&gt; &lt;/a&gt; &lt;/div&gt; &lt;/div&gt; &lt;/li&gt; &lt;li class="t853__col t-col t-col_4 t-align_center t-item</w:t>
+        <w:t>&lt;/span&gt; &lt;style&gt;#rec824337954 .t-btnflex.t-</w:t>
+      </w:r>
+      <w:proofErr w:type="spellStart"/>
+      <w:r>
+        <w:rPr>
+          <w:rFonts w:ascii="Times New Roman" w:hAnsi="Times New Roman" w:cs="Times New Roman"/>
+          <w:sz w:val="28"/>
+          <w:szCs w:val="28"/>
+          <w:lang w:val="en-US"/>
+        </w:rPr>
+        <w:t>btnflex_type_button</w:t>
+      </w:r>
+      <w:proofErr w:type="spellEnd"/>
+      <w:r>
+        <w:rPr>
+          <w:rFonts w:ascii="Times New Roman" w:hAnsi="Times New Roman" w:cs="Times New Roman"/>
+          <w:sz w:val="28"/>
+          <w:szCs w:val="28"/>
+          <w:lang w:val="en-US"/>
+        </w:rPr>
+        <w:t xml:space="preserve"> {color:#120c0c;border-style:solid !</w:t>
+      </w:r>
+      <w:proofErr w:type="spellStart"/>
+      <w:r>
+        <w:rPr>
+          <w:rFonts w:ascii="Times New Roman" w:hAnsi="Times New Roman" w:cs="Times New Roman"/>
+          <w:sz w:val="28"/>
+          <w:szCs w:val="28"/>
+          <w:lang w:val="en-US"/>
+        </w:rPr>
+        <w:t>important;border-color</w:t>
+      </w:r>
+      <w:proofErr w:type="spellEnd"/>
+      <w:r>
+        <w:rPr>
+          <w:rFonts w:ascii="Times New Roman" w:hAnsi="Times New Roman" w:cs="Times New Roman"/>
+          <w:sz w:val="28"/>
+          <w:szCs w:val="28"/>
+          <w:lang w:val="en-US"/>
+        </w:rPr>
+        <w:t xml:space="preserve">:#ff6600 !important;--border-width:2px;border-radius:30px;box-shadow:0px 0px 20px </w:t>
+      </w:r>
+      <w:proofErr w:type="spellStart"/>
+      <w:r>
+        <w:rPr>
+          <w:rFonts w:ascii="Times New Roman" w:hAnsi="Times New Roman" w:cs="Times New Roman"/>
+          <w:sz w:val="28"/>
+          <w:szCs w:val="28"/>
+          <w:lang w:val="en-US"/>
+        </w:rPr>
+        <w:t>rgba</w:t>
+      </w:r>
+      <w:proofErr w:type="spellEnd"/>
+      <w:r>
+        <w:rPr>
+          <w:rFonts w:ascii="Times New Roman" w:hAnsi="Times New Roman" w:cs="Times New Roman"/>
+          <w:sz w:val="28"/>
+          <w:szCs w:val="28"/>
+          <w:lang w:val="en-US"/>
+        </w:rPr>
+        <w:t>(0,0,0,0.4) !important;font-family:Arial;transition-duration:0.2s;transition-property:background-color,color,border-color,box-shadow,opacity,transform;transition-timing-function:ease-in-out;}@media (</w:t>
+      </w:r>
+      <w:proofErr w:type="spellStart"/>
+      <w:r>
+        <w:rPr>
+          <w:rFonts w:ascii="Times New Roman" w:hAnsi="Times New Roman" w:cs="Times New Roman"/>
+          <w:sz w:val="28"/>
+          <w:szCs w:val="28"/>
+          <w:lang w:val="en-US"/>
+        </w:rPr>
+        <w:t>hover:hover</w:t>
+      </w:r>
+      <w:proofErr w:type="spellEnd"/>
+      <w:r>
+        <w:rPr>
+          <w:rFonts w:ascii="Times New Roman" w:hAnsi="Times New Roman" w:cs="Times New Roman"/>
+          <w:sz w:val="28"/>
+          <w:szCs w:val="28"/>
+          <w:lang w:val="en-US"/>
+        </w:rPr>
+        <w:t>) {#rec824337954 .</w:t>
+      </w:r>
+      <w:proofErr w:type="spellStart"/>
+      <w:r>
+        <w:rPr>
+          <w:rFonts w:ascii="Times New Roman" w:hAnsi="Times New Roman" w:cs="Times New Roman"/>
+          <w:sz w:val="28"/>
+          <w:szCs w:val="28"/>
+          <w:lang w:val="en-US"/>
+        </w:rPr>
+        <w:t>t-btnflex.t-btnflex_type_button:not</w:t>
+      </w:r>
+      <w:proofErr w:type="spellEnd"/>
+      <w:r>
+        <w:rPr>
+          <w:rFonts w:ascii="Times New Roman" w:hAnsi="Times New Roman" w:cs="Times New Roman"/>
+          <w:sz w:val="28"/>
+          <w:szCs w:val="28"/>
+          <w:lang w:val="en-US"/>
+        </w:rPr>
+        <w:t>(.t-</w:t>
+      </w:r>
+      <w:proofErr w:type="spellStart"/>
+      <w:r>
+        <w:rPr>
+          <w:rFonts w:ascii="Times New Roman" w:hAnsi="Times New Roman" w:cs="Times New Roman"/>
+          <w:sz w:val="28"/>
+          <w:szCs w:val="28"/>
+          <w:lang w:val="en-US"/>
+        </w:rPr>
+        <w:t>animate_no</w:t>
+      </w:r>
+      <w:proofErr w:type="spellEnd"/>
+      <w:r>
+        <w:rPr>
+          <w:rFonts w:ascii="Times New Roman" w:hAnsi="Times New Roman" w:cs="Times New Roman"/>
+          <w:sz w:val="28"/>
+          <w:szCs w:val="28"/>
+          <w:lang w:val="en-US"/>
+        </w:rPr>
+        <w:t>-hover):hover {background-color:#ff6600 !important;}#rec824337954 .t-btnflex.t-btnflex_type_button:not(.t-animate_no-hover):focus-visible {background-color:#ff6600 !important;}}&lt;/style&gt; &lt;/a&gt; &lt;/div&gt; &lt;/div&gt; &lt;/li&gt; &lt;li class="t853__col t-col t-col_4 t-</w:t>
+      </w:r>
+      <w:proofErr w:type="spellStart"/>
+      <w:r>
+        <w:rPr>
+          <w:rFonts w:ascii="Times New Roman" w:hAnsi="Times New Roman" w:cs="Times New Roman"/>
+          <w:sz w:val="28"/>
+          <w:szCs w:val="28"/>
+          <w:lang w:val="en-US"/>
+        </w:rPr>
+        <w:t>align_center</w:t>
+      </w:r>
+      <w:proofErr w:type="spellEnd"/>
+      <w:r>
+        <w:rPr>
+          <w:rFonts w:ascii="Times New Roman" w:hAnsi="Times New Roman" w:cs="Times New Roman"/>
+          <w:sz w:val="28"/>
+          <w:szCs w:val="28"/>
+          <w:lang w:val="en-US"/>
+        </w:rPr>
+        <w:t xml:space="preserve"> t-item</w:t>
       </w:r>
     </w:p>
     <w:p>
@@ -1305,8 +3581,19 @@
           <w:szCs w:val="28"/>
           <w:lang w:val="en-US"/>
         </w:rPr>
-        <w:t>t853__col_mobile-grid "&gt; &lt;div class="t-card__col</w:t>
-      </w:r>
+        <w:t>t853__col_mobile-grid "&gt; &lt;div class="t-</w:t>
+      </w:r>
+      <w:proofErr w:type="spellStart"/>
+      <w:r>
+        <w:rPr>
+          <w:rFonts w:ascii="Times New Roman" w:hAnsi="Times New Roman" w:cs="Times New Roman"/>
+          <w:sz w:val="28"/>
+          <w:szCs w:val="28"/>
+          <w:lang w:val="en-US"/>
+        </w:rPr>
+        <w:t>card__col</w:t>
+      </w:r>
+      <w:proofErr w:type="spellEnd"/>
     </w:p>
     <w:p>
       <w:pPr>
@@ -1343,7 +3630,107 @@
           <w:szCs w:val="28"/>
           <w:lang w:val="en-US"/>
         </w:rPr>
-        <w:t xml:space="preserve">" style="padding-bottom:61.111111111111%;" bgimgfield="li_img__1655923272901"&gt; &lt;div class="t853__bgimg t-bgimg loaded" data-original="https://static.tildacdn.com/tild3634-3064-4330-b262-656465376263/s380x220.jpg" style="background-image: url(&amp;quot;https://optim.tildacdn.com/tild3634-3064-4330-b262-656465376263/-/cover/360x220/center/center/-/format/webp/s380x220.jpg.webp&amp;quot;);" role="img" aria-label="L’One. Marselle. </w:t>
+        <w:t xml:space="preserve">" style="padding-bottom:61.111111111111%;" </w:t>
+      </w:r>
+      <w:proofErr w:type="spellStart"/>
+      <w:r>
+        <w:rPr>
+          <w:rFonts w:ascii="Times New Roman" w:hAnsi="Times New Roman" w:cs="Times New Roman"/>
+          <w:sz w:val="28"/>
+          <w:szCs w:val="28"/>
+          <w:lang w:val="en-US"/>
+        </w:rPr>
+        <w:t>bgimgfield</w:t>
+      </w:r>
+      <w:proofErr w:type="spellEnd"/>
+      <w:r>
+        <w:rPr>
+          <w:rFonts w:ascii="Times New Roman" w:hAnsi="Times New Roman" w:cs="Times New Roman"/>
+          <w:sz w:val="28"/>
+          <w:szCs w:val="28"/>
+          <w:lang w:val="en-US"/>
+        </w:rPr>
+        <w:t>="li_img__1655923272901"&gt; &lt;div class="t853__bgimg t-</w:t>
+      </w:r>
+      <w:proofErr w:type="spellStart"/>
+      <w:r>
+        <w:rPr>
+          <w:rFonts w:ascii="Times New Roman" w:hAnsi="Times New Roman" w:cs="Times New Roman"/>
+          <w:sz w:val="28"/>
+          <w:szCs w:val="28"/>
+          <w:lang w:val="en-US"/>
+        </w:rPr>
+        <w:t>bgimg</w:t>
+      </w:r>
+      <w:proofErr w:type="spellEnd"/>
+      <w:r>
+        <w:rPr>
+          <w:rFonts w:ascii="Times New Roman" w:hAnsi="Times New Roman" w:cs="Times New Roman"/>
+          <w:sz w:val="28"/>
+          <w:szCs w:val="28"/>
+          <w:lang w:val="en-US"/>
+        </w:rPr>
+        <w:t xml:space="preserve"> loaded" data-original="https://static.tildacdn.com/tild3634-3064-4330-b262-656465376263/s380x220.jpg" style="background-image: </w:t>
+      </w:r>
+      <w:proofErr w:type="gramStart"/>
+      <w:r>
+        <w:rPr>
+          <w:rFonts w:ascii="Times New Roman" w:hAnsi="Times New Roman" w:cs="Times New Roman"/>
+          <w:sz w:val="28"/>
+          <w:szCs w:val="28"/>
+          <w:lang w:val="en-US"/>
+        </w:rPr>
+        <w:t>url(</w:t>
+      </w:r>
+      <w:proofErr w:type="gramEnd"/>
+      <w:r>
+        <w:rPr>
+          <w:rFonts w:ascii="Times New Roman" w:hAnsi="Times New Roman" w:cs="Times New Roman"/>
+          <w:sz w:val="28"/>
+          <w:szCs w:val="28"/>
+          <w:lang w:val="en-US"/>
+        </w:rPr>
+        <w:t>&amp;quot;https://optim.tildacdn.com/tild3634-3064-4330-b262-656465376263/-/cover/360x220/center/center/-/format/webp/s380x220.jpg.webp&amp;quot;);" role="</w:t>
+      </w:r>
+      <w:proofErr w:type="spellStart"/>
+      <w:r>
+        <w:rPr>
+          <w:rFonts w:ascii="Times New Roman" w:hAnsi="Times New Roman" w:cs="Times New Roman"/>
+          <w:sz w:val="28"/>
+          <w:szCs w:val="28"/>
+          <w:lang w:val="en-US"/>
+        </w:rPr>
+        <w:t>img</w:t>
+      </w:r>
+      <w:proofErr w:type="spellEnd"/>
+      <w:r>
+        <w:rPr>
+          <w:rFonts w:ascii="Times New Roman" w:hAnsi="Times New Roman" w:cs="Times New Roman"/>
+          <w:sz w:val="28"/>
+          <w:szCs w:val="28"/>
+          <w:lang w:val="en-US"/>
+        </w:rPr>
+        <w:t>" aria-label="</w:t>
+      </w:r>
+      <w:proofErr w:type="spellStart"/>
+      <w:r>
+        <w:rPr>
+          <w:rFonts w:ascii="Times New Roman" w:hAnsi="Times New Roman" w:cs="Times New Roman"/>
+          <w:sz w:val="28"/>
+          <w:szCs w:val="28"/>
+          <w:lang w:val="en-US"/>
+        </w:rPr>
+        <w:t>L’One</w:t>
+      </w:r>
+      <w:proofErr w:type="spellEnd"/>
+      <w:r>
+        <w:rPr>
+          <w:rFonts w:ascii="Times New Roman" w:hAnsi="Times New Roman" w:cs="Times New Roman"/>
+          <w:sz w:val="28"/>
+          <w:szCs w:val="28"/>
+          <w:lang w:val="en-US"/>
+        </w:rPr>
+        <w:t xml:space="preserve">. Marselle. </w:t>
       </w:r>
       <w:r>
         <w:rPr>
@@ -1360,8 +3747,29 @@
           <w:szCs w:val="28"/>
           <w:lang w:val="en-US"/>
         </w:rPr>
-        <w:t>" itemscope="" itemtype="http://schema.org/ImageObject"&gt; &lt;meta itemprop="image" content="https://static.tildacdn.com/tild3634-3064-4330-b262-</w:t>
-      </w:r>
+        <w:t xml:space="preserve">" </w:t>
+      </w:r>
+      <w:proofErr w:type="spellStart"/>
+      <w:r>
+        <w:rPr>
+          <w:rFonts w:ascii="Times New Roman" w:hAnsi="Times New Roman" w:cs="Times New Roman"/>
+          <w:sz w:val="28"/>
+          <w:szCs w:val="28"/>
+          <w:lang w:val="en-US"/>
+        </w:rPr>
+        <w:t>itemscope</w:t>
+      </w:r>
+      <w:proofErr w:type="spellEnd"/>
+      <w:r>
+        <w:rPr>
+          <w:rFonts w:ascii="Times New Roman" w:hAnsi="Times New Roman" w:cs="Times New Roman"/>
+          <w:sz w:val="28"/>
+          <w:szCs w:val="28"/>
+          <w:lang w:val="en-US"/>
+        </w:rPr>
+        <w:t xml:space="preserve">="" </w:t>
+      </w:r>
+      <w:proofErr w:type="spellStart"/>
       <w:r>
         <w:rPr>
           <w:rFonts w:ascii="Times New Roman" w:hAnsi="Times New Roman" w:cs="Times New Roman"/>
@@ -1370,7 +3778,57 @@
           <w:lang w:val="en-US"/>
         </w:rPr>
         <w:lastRenderedPageBreak/>
-        <w:t xml:space="preserve">656465376263/s380x220.jpg"&gt; &lt;meta itemprop="caption" content="L’One. Marselle. </w:t>
+        <w:t>itemtype</w:t>
+      </w:r>
+      <w:proofErr w:type="spellEnd"/>
+      <w:r>
+        <w:rPr>
+          <w:rFonts w:ascii="Times New Roman" w:hAnsi="Times New Roman" w:cs="Times New Roman"/>
+          <w:sz w:val="28"/>
+          <w:szCs w:val="28"/>
+          <w:lang w:val="en-US"/>
+        </w:rPr>
+        <w:t>="http://schema.org/</w:t>
+      </w:r>
+      <w:proofErr w:type="spellStart"/>
+      <w:r>
+        <w:rPr>
+          <w:rFonts w:ascii="Times New Roman" w:hAnsi="Times New Roman" w:cs="Times New Roman"/>
+          <w:sz w:val="28"/>
+          <w:szCs w:val="28"/>
+          <w:lang w:val="en-US"/>
+        </w:rPr>
+        <w:t>ImageObject</w:t>
+      </w:r>
+      <w:proofErr w:type="spellEnd"/>
+      <w:r>
+        <w:rPr>
+          <w:rFonts w:ascii="Times New Roman" w:hAnsi="Times New Roman" w:cs="Times New Roman"/>
+          <w:sz w:val="28"/>
+          <w:szCs w:val="28"/>
+          <w:lang w:val="en-US"/>
+        </w:rPr>
+        <w:t>"&gt; &lt;meta itemprop="image" content="https://static.tildacdn.com/tild3634-3064-4330-b262-656465376263/s380x220.jpg"&gt; &lt;meta itemprop="caption" content="</w:t>
+      </w:r>
+      <w:proofErr w:type="spellStart"/>
+      <w:r>
+        <w:rPr>
+          <w:rFonts w:ascii="Times New Roman" w:hAnsi="Times New Roman" w:cs="Times New Roman"/>
+          <w:sz w:val="28"/>
+          <w:szCs w:val="28"/>
+          <w:lang w:val="en-US"/>
+        </w:rPr>
+        <w:t>L’One</w:t>
+      </w:r>
+      <w:proofErr w:type="spellEnd"/>
+      <w:r>
+        <w:rPr>
+          <w:rFonts w:ascii="Times New Roman" w:hAnsi="Times New Roman" w:cs="Times New Roman"/>
+          <w:sz w:val="28"/>
+          <w:szCs w:val="28"/>
+          <w:lang w:val="en-US"/>
+        </w:rPr>
+        <w:t xml:space="preserve">. Marselle. </w:t>
       </w:r>
       <w:r>
         <w:rPr>
@@ -1387,7 +3845,87 @@
           <w:szCs w:val="28"/>
           <w:lang w:val="en-US"/>
         </w:rPr>
-        <w:t xml:space="preserve">"&gt; &lt;/div&gt; &lt;/div&gt; &lt;div class="t853__textwrapper"&gt; &lt;div class="t-card__descr t-descr t-descr_sm" field="li_descr__1655923272901"&gt; &lt;strong&gt;L’One. Marselle. </w:t>
+        <w:t>"&gt; &lt;/div&gt; &lt;/div&gt; &lt;div class="t853__textwrapper"&gt; &lt;div class="t-card__</w:t>
+      </w:r>
+      <w:proofErr w:type="spellStart"/>
+      <w:r>
+        <w:rPr>
+          <w:rFonts w:ascii="Times New Roman" w:hAnsi="Times New Roman" w:cs="Times New Roman"/>
+          <w:sz w:val="28"/>
+          <w:szCs w:val="28"/>
+          <w:lang w:val="en-US"/>
+        </w:rPr>
+        <w:t>descr</w:t>
+      </w:r>
+      <w:proofErr w:type="spellEnd"/>
+      <w:r>
+        <w:rPr>
+          <w:rFonts w:ascii="Times New Roman" w:hAnsi="Times New Roman" w:cs="Times New Roman"/>
+          <w:sz w:val="28"/>
+          <w:szCs w:val="28"/>
+          <w:lang w:val="en-US"/>
+        </w:rPr>
+        <w:t xml:space="preserve"> t-</w:t>
+      </w:r>
+      <w:proofErr w:type="spellStart"/>
+      <w:r>
+        <w:rPr>
+          <w:rFonts w:ascii="Times New Roman" w:hAnsi="Times New Roman" w:cs="Times New Roman"/>
+          <w:sz w:val="28"/>
+          <w:szCs w:val="28"/>
+          <w:lang w:val="en-US"/>
+        </w:rPr>
+        <w:t>descr</w:t>
+      </w:r>
+      <w:proofErr w:type="spellEnd"/>
+      <w:r>
+        <w:rPr>
+          <w:rFonts w:ascii="Times New Roman" w:hAnsi="Times New Roman" w:cs="Times New Roman"/>
+          <w:sz w:val="28"/>
+          <w:szCs w:val="28"/>
+          <w:lang w:val="en-US"/>
+        </w:rPr>
+        <w:t xml:space="preserve"> t-</w:t>
+      </w:r>
+      <w:proofErr w:type="spellStart"/>
+      <w:r>
+        <w:rPr>
+          <w:rFonts w:ascii="Times New Roman" w:hAnsi="Times New Roman" w:cs="Times New Roman"/>
+          <w:sz w:val="28"/>
+          <w:szCs w:val="28"/>
+          <w:lang w:val="en-US"/>
+        </w:rPr>
+        <w:t>descr_sm</w:t>
+      </w:r>
+      <w:proofErr w:type="spellEnd"/>
+      <w:r>
+        <w:rPr>
+          <w:rFonts w:ascii="Times New Roman" w:hAnsi="Times New Roman" w:cs="Times New Roman"/>
+          <w:sz w:val="28"/>
+          <w:szCs w:val="28"/>
+          <w:lang w:val="en-US"/>
+        </w:rPr>
+        <w:t>" field="li_descr__1655923272901"&gt; &lt;strong&gt;</w:t>
+      </w:r>
+      <w:proofErr w:type="spellStart"/>
+      <w:r>
+        <w:rPr>
+          <w:rFonts w:ascii="Times New Roman" w:hAnsi="Times New Roman" w:cs="Times New Roman"/>
+          <w:sz w:val="28"/>
+          <w:szCs w:val="28"/>
+          <w:lang w:val="en-US"/>
+        </w:rPr>
+        <w:t>L’One</w:t>
+      </w:r>
+      <w:proofErr w:type="spellEnd"/>
+      <w:r>
+        <w:rPr>
+          <w:rFonts w:ascii="Times New Roman" w:hAnsi="Times New Roman" w:cs="Times New Roman"/>
+          <w:sz w:val="28"/>
+          <w:szCs w:val="28"/>
+          <w:lang w:val="en-US"/>
+        </w:rPr>
+        <w:t xml:space="preserve">. Marselle. </w:t>
       </w:r>
       <w:r>
         <w:rPr>
@@ -1404,7 +3942,207 @@
           <w:szCs w:val="28"/>
           <w:lang w:val="en-US"/>
         </w:rPr>
-        <w:t>&lt;/strong&gt; &lt;/div&gt; &lt;/div&gt; &lt;/div&gt; &lt;div class="t-card__btn-wrapper"&gt; &lt;a class="t-btn t-btnflex t-btnflex_type_button t-btnflex_sm t-card__btn t-card__link" href="https://teatr-art.ru/ledovii" id="cardbtn5_824337954" data-lid="1655923272901"&gt; &lt;span class="t-btnflex__text"&gt;</w:t>
+        <w:t>&lt;/strong&gt; &lt;/div&gt; &lt;/div&gt; &lt;/div&gt; &lt;div class="t-card__</w:t>
+      </w:r>
+      <w:proofErr w:type="spellStart"/>
+      <w:r>
+        <w:rPr>
+          <w:rFonts w:ascii="Times New Roman" w:hAnsi="Times New Roman" w:cs="Times New Roman"/>
+          <w:sz w:val="28"/>
+          <w:szCs w:val="28"/>
+          <w:lang w:val="en-US"/>
+        </w:rPr>
+        <w:t>btn</w:t>
+      </w:r>
+      <w:proofErr w:type="spellEnd"/>
+      <w:r>
+        <w:rPr>
+          <w:rFonts w:ascii="Times New Roman" w:hAnsi="Times New Roman" w:cs="Times New Roman"/>
+          <w:sz w:val="28"/>
+          <w:szCs w:val="28"/>
+          <w:lang w:val="en-US"/>
+        </w:rPr>
+        <w:t>-wrapper"&gt; &lt;a class="t-</w:t>
+      </w:r>
+      <w:proofErr w:type="spellStart"/>
+      <w:r>
+        <w:rPr>
+          <w:rFonts w:ascii="Times New Roman" w:hAnsi="Times New Roman" w:cs="Times New Roman"/>
+          <w:sz w:val="28"/>
+          <w:szCs w:val="28"/>
+          <w:lang w:val="en-US"/>
+        </w:rPr>
+        <w:t>btn</w:t>
+      </w:r>
+      <w:proofErr w:type="spellEnd"/>
+      <w:r>
+        <w:rPr>
+          <w:rFonts w:ascii="Times New Roman" w:hAnsi="Times New Roman" w:cs="Times New Roman"/>
+          <w:sz w:val="28"/>
+          <w:szCs w:val="28"/>
+          <w:lang w:val="en-US"/>
+        </w:rPr>
+        <w:t xml:space="preserve"> t-</w:t>
+      </w:r>
+      <w:proofErr w:type="spellStart"/>
+      <w:r>
+        <w:rPr>
+          <w:rFonts w:ascii="Times New Roman" w:hAnsi="Times New Roman" w:cs="Times New Roman"/>
+          <w:sz w:val="28"/>
+          <w:szCs w:val="28"/>
+          <w:lang w:val="en-US"/>
+        </w:rPr>
+        <w:t>btnflex</w:t>
+      </w:r>
+      <w:proofErr w:type="spellEnd"/>
+      <w:r>
+        <w:rPr>
+          <w:rFonts w:ascii="Times New Roman" w:hAnsi="Times New Roman" w:cs="Times New Roman"/>
+          <w:sz w:val="28"/>
+          <w:szCs w:val="28"/>
+          <w:lang w:val="en-US"/>
+        </w:rPr>
+        <w:t xml:space="preserve"> t-</w:t>
+      </w:r>
+      <w:proofErr w:type="spellStart"/>
+      <w:r>
+        <w:rPr>
+          <w:rFonts w:ascii="Times New Roman" w:hAnsi="Times New Roman" w:cs="Times New Roman"/>
+          <w:sz w:val="28"/>
+          <w:szCs w:val="28"/>
+          <w:lang w:val="en-US"/>
+        </w:rPr>
+        <w:t>btnflex_type_button</w:t>
+      </w:r>
+      <w:proofErr w:type="spellEnd"/>
+      <w:r>
+        <w:rPr>
+          <w:rFonts w:ascii="Times New Roman" w:hAnsi="Times New Roman" w:cs="Times New Roman"/>
+          <w:sz w:val="28"/>
+          <w:szCs w:val="28"/>
+          <w:lang w:val="en-US"/>
+        </w:rPr>
+        <w:t xml:space="preserve"> t-</w:t>
+      </w:r>
+      <w:proofErr w:type="spellStart"/>
+      <w:r>
+        <w:rPr>
+          <w:rFonts w:ascii="Times New Roman" w:hAnsi="Times New Roman" w:cs="Times New Roman"/>
+          <w:sz w:val="28"/>
+          <w:szCs w:val="28"/>
+          <w:lang w:val="en-US"/>
+        </w:rPr>
+        <w:t>btnflex_sm</w:t>
+      </w:r>
+      <w:proofErr w:type="spellEnd"/>
+      <w:r>
+        <w:rPr>
+          <w:rFonts w:ascii="Times New Roman" w:hAnsi="Times New Roman" w:cs="Times New Roman"/>
+          <w:sz w:val="28"/>
+          <w:szCs w:val="28"/>
+          <w:lang w:val="en-US"/>
+        </w:rPr>
+        <w:t xml:space="preserve"> t-card__</w:t>
+      </w:r>
+      <w:proofErr w:type="spellStart"/>
+      <w:r>
+        <w:rPr>
+          <w:rFonts w:ascii="Times New Roman" w:hAnsi="Times New Roman" w:cs="Times New Roman"/>
+          <w:sz w:val="28"/>
+          <w:szCs w:val="28"/>
+          <w:lang w:val="en-US"/>
+        </w:rPr>
+        <w:t>btn</w:t>
+      </w:r>
+      <w:proofErr w:type="spellEnd"/>
+      <w:r>
+        <w:rPr>
+          <w:rFonts w:ascii="Times New Roman" w:hAnsi="Times New Roman" w:cs="Times New Roman"/>
+          <w:sz w:val="28"/>
+          <w:szCs w:val="28"/>
+          <w:lang w:val="en-US"/>
+        </w:rPr>
+        <w:t xml:space="preserve"> t-</w:t>
+      </w:r>
+      <w:proofErr w:type="spellStart"/>
+      <w:r>
+        <w:rPr>
+          <w:rFonts w:ascii="Times New Roman" w:hAnsi="Times New Roman" w:cs="Times New Roman"/>
+          <w:sz w:val="28"/>
+          <w:szCs w:val="28"/>
+          <w:lang w:val="en-US"/>
+        </w:rPr>
+        <w:t>card__link</w:t>
+      </w:r>
+      <w:proofErr w:type="spellEnd"/>
+      <w:r>
+        <w:rPr>
+          <w:rFonts w:ascii="Times New Roman" w:hAnsi="Times New Roman" w:cs="Times New Roman"/>
+          <w:sz w:val="28"/>
+          <w:szCs w:val="28"/>
+          <w:lang w:val="en-US"/>
+        </w:rPr>
+        <w:t xml:space="preserve">" </w:t>
+      </w:r>
+      <w:proofErr w:type="spellStart"/>
+      <w:r>
+        <w:rPr>
+          <w:rFonts w:ascii="Times New Roman" w:hAnsi="Times New Roman" w:cs="Times New Roman"/>
+          <w:sz w:val="28"/>
+          <w:szCs w:val="28"/>
+          <w:lang w:val="en-US"/>
+        </w:rPr>
+        <w:t>href</w:t>
+      </w:r>
+      <w:proofErr w:type="spellEnd"/>
+      <w:r>
+        <w:rPr>
+          <w:rFonts w:ascii="Times New Roman" w:hAnsi="Times New Roman" w:cs="Times New Roman"/>
+          <w:sz w:val="28"/>
+          <w:szCs w:val="28"/>
+          <w:lang w:val="en-US"/>
+        </w:rPr>
+        <w:t>="https://teatr-art.ru/</w:t>
+      </w:r>
+      <w:proofErr w:type="spellStart"/>
+      <w:r>
+        <w:rPr>
+          <w:rFonts w:ascii="Times New Roman" w:hAnsi="Times New Roman" w:cs="Times New Roman"/>
+          <w:sz w:val="28"/>
+          <w:szCs w:val="28"/>
+          <w:lang w:val="en-US"/>
+        </w:rPr>
+        <w:t>ledovii</w:t>
+      </w:r>
+      <w:proofErr w:type="spellEnd"/>
+      <w:r>
+        <w:rPr>
+          <w:rFonts w:ascii="Times New Roman" w:hAnsi="Times New Roman" w:cs="Times New Roman"/>
+          <w:sz w:val="28"/>
+          <w:szCs w:val="28"/>
+          <w:lang w:val="en-US"/>
+        </w:rPr>
+        <w:t>" id="cardbtn5_824337954" data-lid="1655923272901"&gt; &lt;span class="t-</w:t>
+      </w:r>
+      <w:proofErr w:type="spellStart"/>
+      <w:r>
+        <w:rPr>
+          <w:rFonts w:ascii="Times New Roman" w:hAnsi="Times New Roman" w:cs="Times New Roman"/>
+          <w:sz w:val="28"/>
+          <w:szCs w:val="28"/>
+          <w:lang w:val="en-US"/>
+        </w:rPr>
+        <w:t>btnflex</w:t>
+      </w:r>
+      <w:proofErr w:type="spellEnd"/>
+      <w:r>
+        <w:rPr>
+          <w:rFonts w:ascii="Times New Roman" w:hAnsi="Times New Roman" w:cs="Times New Roman"/>
+          <w:sz w:val="28"/>
+          <w:szCs w:val="28"/>
+          <w:lang w:val="en-US"/>
+        </w:rPr>
+        <w:t>__text"&gt;</w:t>
       </w:r>
       <w:r>
         <w:rPr>
@@ -1421,7 +4159,147 @@
           <w:szCs w:val="28"/>
           <w:lang w:val="en-US"/>
         </w:rPr>
-        <w:t>&lt;/span&gt; &lt;style&gt;#rec824337954 .t-btnflex.t-btnflex_type_button {color:#120c0c;border-style:solid !important;border-color:#ff6600 !important;--border-width:2px;border-radius:30px;box-shadow:0px 0px 20px rgba(0,0,0,0.4) !important;font-family:Arial;transition-duration:0.2s;transition-property:background-color,color,border-color,box-shadow,opacity,transform;transition-timing-function:ease-in-out;}@media (hover:hover) {#rec824337954 .t-btnflex.t-btnflex_type_button:not(.t-animate_no-hover):hover {background-color:#ff6600 !important;}#rec824337954 .t-btnflex.t-btnflex_type_button:not(.t-animate_no-hover):focus-visible {background-color:#ff6600 !important;}}&lt;/style&gt; &lt;/a&gt; &lt;/div&gt; &lt;/div&gt; &lt;/li&gt; &lt;li class="t853__col t-col t-col_4 t-align_center t-item</w:t>
+        <w:t>&lt;/span&gt; &lt;style&gt;#rec824337954 .t-btnflex.t-</w:t>
+      </w:r>
+      <w:proofErr w:type="spellStart"/>
+      <w:r>
+        <w:rPr>
+          <w:rFonts w:ascii="Times New Roman" w:hAnsi="Times New Roman" w:cs="Times New Roman"/>
+          <w:sz w:val="28"/>
+          <w:szCs w:val="28"/>
+          <w:lang w:val="en-US"/>
+        </w:rPr>
+        <w:t>btnflex_type_button</w:t>
+      </w:r>
+      <w:proofErr w:type="spellEnd"/>
+      <w:r>
+        <w:rPr>
+          <w:rFonts w:ascii="Times New Roman" w:hAnsi="Times New Roman" w:cs="Times New Roman"/>
+          <w:sz w:val="28"/>
+          <w:szCs w:val="28"/>
+          <w:lang w:val="en-US"/>
+        </w:rPr>
+        <w:t xml:space="preserve"> {color:#120c0c;border-style:solid !</w:t>
+      </w:r>
+      <w:proofErr w:type="spellStart"/>
+      <w:r>
+        <w:rPr>
+          <w:rFonts w:ascii="Times New Roman" w:hAnsi="Times New Roman" w:cs="Times New Roman"/>
+          <w:sz w:val="28"/>
+          <w:szCs w:val="28"/>
+          <w:lang w:val="en-US"/>
+        </w:rPr>
+        <w:t>important;border-color</w:t>
+      </w:r>
+      <w:proofErr w:type="spellEnd"/>
+      <w:r>
+        <w:rPr>
+          <w:rFonts w:ascii="Times New Roman" w:hAnsi="Times New Roman" w:cs="Times New Roman"/>
+          <w:sz w:val="28"/>
+          <w:szCs w:val="28"/>
+          <w:lang w:val="en-US"/>
+        </w:rPr>
+        <w:t xml:space="preserve">:#ff6600 !important;--border-width:2px;border-radius:30px;box-shadow:0px 0px 20px </w:t>
+      </w:r>
+      <w:proofErr w:type="spellStart"/>
+      <w:r>
+        <w:rPr>
+          <w:rFonts w:ascii="Times New Roman" w:hAnsi="Times New Roman" w:cs="Times New Roman"/>
+          <w:sz w:val="28"/>
+          <w:szCs w:val="28"/>
+          <w:lang w:val="en-US"/>
+        </w:rPr>
+        <w:t>rgba</w:t>
+      </w:r>
+      <w:proofErr w:type="spellEnd"/>
+      <w:r>
+        <w:rPr>
+          <w:rFonts w:ascii="Times New Roman" w:hAnsi="Times New Roman" w:cs="Times New Roman"/>
+          <w:sz w:val="28"/>
+          <w:szCs w:val="28"/>
+          <w:lang w:val="en-US"/>
+        </w:rPr>
+        <w:t>(0,0,0,0.4) !important;font-family:Arial;transition-duration:0.2s;transition-property:background-color,color,border-color,box-shadow,opacity,transform;transition-timing-function:ease-in-out;}@media (</w:t>
+      </w:r>
+      <w:proofErr w:type="spellStart"/>
+      <w:r>
+        <w:rPr>
+          <w:rFonts w:ascii="Times New Roman" w:hAnsi="Times New Roman" w:cs="Times New Roman"/>
+          <w:sz w:val="28"/>
+          <w:szCs w:val="28"/>
+          <w:lang w:val="en-US"/>
+        </w:rPr>
+        <w:t>hover:hover</w:t>
+      </w:r>
+      <w:proofErr w:type="spellEnd"/>
+      <w:r>
+        <w:rPr>
+          <w:rFonts w:ascii="Times New Roman" w:hAnsi="Times New Roman" w:cs="Times New Roman"/>
+          <w:sz w:val="28"/>
+          <w:szCs w:val="28"/>
+          <w:lang w:val="en-US"/>
+        </w:rPr>
+        <w:t>) {#rec824337954 .</w:t>
+      </w:r>
+      <w:proofErr w:type="spellStart"/>
+      <w:r>
+        <w:rPr>
+          <w:rFonts w:ascii="Times New Roman" w:hAnsi="Times New Roman" w:cs="Times New Roman"/>
+          <w:sz w:val="28"/>
+          <w:szCs w:val="28"/>
+          <w:lang w:val="en-US"/>
+        </w:rPr>
+        <w:t>t-btnflex.t-btnflex_type_button:not</w:t>
+      </w:r>
+      <w:proofErr w:type="spellEnd"/>
+      <w:r>
+        <w:rPr>
+          <w:rFonts w:ascii="Times New Roman" w:hAnsi="Times New Roman" w:cs="Times New Roman"/>
+          <w:sz w:val="28"/>
+          <w:szCs w:val="28"/>
+          <w:lang w:val="en-US"/>
+        </w:rPr>
+        <w:t>(.t-</w:t>
+      </w:r>
+      <w:proofErr w:type="spellStart"/>
+      <w:r>
+        <w:rPr>
+          <w:rFonts w:ascii="Times New Roman" w:hAnsi="Times New Roman" w:cs="Times New Roman"/>
+          <w:sz w:val="28"/>
+          <w:szCs w:val="28"/>
+          <w:lang w:val="en-US"/>
+        </w:rPr>
+        <w:t>animate_no</w:t>
+      </w:r>
+      <w:proofErr w:type="spellEnd"/>
+      <w:r>
+        <w:rPr>
+          <w:rFonts w:ascii="Times New Roman" w:hAnsi="Times New Roman" w:cs="Times New Roman"/>
+          <w:sz w:val="28"/>
+          <w:szCs w:val="28"/>
+          <w:lang w:val="en-US"/>
+        </w:rPr>
+        <w:t>-hover):hover {background-color:#ff6600 !important;}#rec824337954 .t-btnflex.t-btnflex_type_button:not(.t-animate_no-hover):focus-visible {background-color:#ff6600 !important;}}&lt;/style&gt; &lt;/a&gt; &lt;/div&gt; &lt;/div&gt; &lt;/li&gt; &lt;li class="t853__col t-col t-col_4 t-</w:t>
+      </w:r>
+      <w:proofErr w:type="spellStart"/>
+      <w:r>
+        <w:rPr>
+          <w:rFonts w:ascii="Times New Roman" w:hAnsi="Times New Roman" w:cs="Times New Roman"/>
+          <w:sz w:val="28"/>
+          <w:szCs w:val="28"/>
+          <w:lang w:val="en-US"/>
+        </w:rPr>
+        <w:t>align_center</w:t>
+      </w:r>
+      <w:proofErr w:type="spellEnd"/>
+      <w:r>
+        <w:rPr>
+          <w:rFonts w:ascii="Times New Roman" w:hAnsi="Times New Roman" w:cs="Times New Roman"/>
+          <w:sz w:val="28"/>
+          <w:szCs w:val="28"/>
+          <w:lang w:val="en-US"/>
+        </w:rPr>
+        <w:t xml:space="preserve"> t-item</w:t>
       </w:r>
     </w:p>
     <w:p>
@@ -1440,8 +4318,19 @@
           <w:szCs w:val="28"/>
           <w:lang w:val="en-US"/>
         </w:rPr>
-        <w:t>t853__col_mobile-grid "&gt; &lt;div class="t-card__col</w:t>
-      </w:r>
+        <w:t>t853__col_mobile-grid "&gt; &lt;div class="t-</w:t>
+      </w:r>
+      <w:proofErr w:type="spellStart"/>
+      <w:r>
+        <w:rPr>
+          <w:rFonts w:ascii="Times New Roman" w:hAnsi="Times New Roman" w:cs="Times New Roman"/>
+          <w:sz w:val="28"/>
+          <w:szCs w:val="28"/>
+          <w:lang w:val="en-US"/>
+        </w:rPr>
+        <w:t>card__col</w:t>
+      </w:r>
+      <w:proofErr w:type="spellEnd"/>
     </w:p>
     <w:p>
       <w:pPr>
@@ -1478,7 +4367,67 @@
           <w:szCs w:val="28"/>
           <w:lang w:val="en-US"/>
         </w:rPr>
-        <w:t>" style="padding-bottom:61.111111111111%;" bgimgfield="li_img__1647078530611"&gt; &lt;div class="t853__bgimg t-bgimg loaded" data-original="https://static.tildacdn.com/tild6463-6238-4636-a635-383634366234/0870324f00e500b5b548.jpg" style="background-image: url(&amp;quot;https://optim.tildacdn.com/tild6463-6238-4636-a635-383634366234/-/cover/360x220/center/center/-/format/webp/0870324f00e500b5b548.jpg.webp&amp;quot;);" role="img" aria-label="</w:t>
+        <w:t xml:space="preserve">" style="padding-bottom:61.111111111111%;" </w:t>
+      </w:r>
+      <w:proofErr w:type="spellStart"/>
+      <w:r>
+        <w:rPr>
+          <w:rFonts w:ascii="Times New Roman" w:hAnsi="Times New Roman" w:cs="Times New Roman"/>
+          <w:sz w:val="28"/>
+          <w:szCs w:val="28"/>
+          <w:lang w:val="en-US"/>
+        </w:rPr>
+        <w:t>bgimgfield</w:t>
+      </w:r>
+      <w:proofErr w:type="spellEnd"/>
+      <w:r>
+        <w:rPr>
+          <w:rFonts w:ascii="Times New Roman" w:hAnsi="Times New Roman" w:cs="Times New Roman"/>
+          <w:sz w:val="28"/>
+          <w:szCs w:val="28"/>
+          <w:lang w:val="en-US"/>
+        </w:rPr>
+        <w:t>="li_img__1647078530611"&gt; &lt;div class="t853__bgimg t-</w:t>
+      </w:r>
+      <w:proofErr w:type="spellStart"/>
+      <w:r>
+        <w:rPr>
+          <w:rFonts w:ascii="Times New Roman" w:hAnsi="Times New Roman" w:cs="Times New Roman"/>
+          <w:sz w:val="28"/>
+          <w:szCs w:val="28"/>
+          <w:lang w:val="en-US"/>
+        </w:rPr>
+        <w:t>bgimg</w:t>
+      </w:r>
+      <w:proofErr w:type="spellEnd"/>
+      <w:r>
+        <w:rPr>
+          <w:rFonts w:ascii="Times New Roman" w:hAnsi="Times New Roman" w:cs="Times New Roman"/>
+          <w:sz w:val="28"/>
+          <w:szCs w:val="28"/>
+          <w:lang w:val="en-US"/>
+        </w:rPr>
+        <w:t xml:space="preserve"> loaded" data-original="https://static.tildacdn.com/tild6463-6238-4636-a635-383634366234/0870324f00e500b5b548.jpg" style="background-image: url(&amp;quot;https://optim.tildacdn.com/tild6463-6238-4636-a635-383634366234/-/cover/360x220/center/center/-/format/webp/0870324f00e500b5b548.jpg.webp&amp;quot;);" role="</w:t>
+      </w:r>
+      <w:proofErr w:type="spellStart"/>
+      <w:r>
+        <w:rPr>
+          <w:rFonts w:ascii="Times New Roman" w:hAnsi="Times New Roman" w:cs="Times New Roman"/>
+          <w:sz w:val="28"/>
+          <w:szCs w:val="28"/>
+          <w:lang w:val="en-US"/>
+        </w:rPr>
+        <w:t>img</w:t>
+      </w:r>
+      <w:proofErr w:type="spellEnd"/>
+      <w:r>
+        <w:rPr>
+          <w:rFonts w:ascii="Times New Roman" w:hAnsi="Times New Roman" w:cs="Times New Roman"/>
+          <w:sz w:val="28"/>
+          <w:szCs w:val="28"/>
+          <w:lang w:val="en-US"/>
+        </w:rPr>
+        <w:t>" aria-label="</w:t>
       </w:r>
       <w:r>
         <w:rPr>
@@ -1529,7 +4478,67 @@
           <w:szCs w:val="28"/>
           <w:lang w:val="en-US"/>
         </w:rPr>
-        <w:t>" itemscope="" itemtype="http://schema.org/ImageObject"&gt; &lt;meta itemprop="image" content="https://static.tildacdn.com/tild6463-6238-4636-a635-383634366234/0870324f00e500b5b548.jpg"&gt; &lt;meta itemprop="caption" content="</w:t>
+        <w:t xml:space="preserve">" </w:t>
+      </w:r>
+      <w:proofErr w:type="spellStart"/>
+      <w:r>
+        <w:rPr>
+          <w:rFonts w:ascii="Times New Roman" w:hAnsi="Times New Roman" w:cs="Times New Roman"/>
+          <w:sz w:val="28"/>
+          <w:szCs w:val="28"/>
+          <w:lang w:val="en-US"/>
+        </w:rPr>
+        <w:t>itemscope</w:t>
+      </w:r>
+      <w:proofErr w:type="spellEnd"/>
+      <w:r>
+        <w:rPr>
+          <w:rFonts w:ascii="Times New Roman" w:hAnsi="Times New Roman" w:cs="Times New Roman"/>
+          <w:sz w:val="28"/>
+          <w:szCs w:val="28"/>
+          <w:lang w:val="en-US"/>
+        </w:rPr>
+        <w:t xml:space="preserve">="" </w:t>
+      </w:r>
+      <w:proofErr w:type="spellStart"/>
+      <w:r>
+        <w:rPr>
+          <w:rFonts w:ascii="Times New Roman" w:hAnsi="Times New Roman" w:cs="Times New Roman"/>
+          <w:sz w:val="28"/>
+          <w:szCs w:val="28"/>
+          <w:lang w:val="en-US"/>
+        </w:rPr>
+        <w:t>itemtype</w:t>
+      </w:r>
+      <w:proofErr w:type="spellEnd"/>
+      <w:r>
+        <w:rPr>
+          <w:rFonts w:ascii="Times New Roman" w:hAnsi="Times New Roman" w:cs="Times New Roman"/>
+          <w:sz w:val="28"/>
+          <w:szCs w:val="28"/>
+          <w:lang w:val="en-US"/>
+        </w:rPr>
+        <w:t>="http://schema.org/</w:t>
+      </w:r>
+      <w:proofErr w:type="spellStart"/>
+      <w:r>
+        <w:rPr>
+          <w:rFonts w:ascii="Times New Roman" w:hAnsi="Times New Roman" w:cs="Times New Roman"/>
+          <w:sz w:val="28"/>
+          <w:szCs w:val="28"/>
+          <w:lang w:val="en-US"/>
+        </w:rPr>
+        <w:t>ImageObject</w:t>
+      </w:r>
+      <w:proofErr w:type="spellEnd"/>
+      <w:r>
+        <w:rPr>
+          <w:rFonts w:ascii="Times New Roman" w:hAnsi="Times New Roman" w:cs="Times New Roman"/>
+          <w:sz w:val="28"/>
+          <w:szCs w:val="28"/>
+          <w:lang w:val="en-US"/>
+        </w:rPr>
+        <w:t>"&gt; &lt;meta itemprop="image" content="https://static.tildacdn.com/tild6463-6238-4636-a635-383634366234/0870324f00e500b5b548.jpg"&gt; &lt;meta itemprop="caption" content="</w:t>
       </w:r>
       <w:r>
         <w:rPr>
@@ -1580,7 +4589,67 @@
           <w:szCs w:val="28"/>
           <w:lang w:val="en-US"/>
         </w:rPr>
-        <w:t>"&gt; &lt;/div&gt; &lt;/div&gt; &lt;div class="t853__textwrapper"&gt; &lt;div class="t-card__descr t-descr t-descr_sm" field="li_descr__1647078530611"&gt; &lt;strong&gt;</w:t>
+        <w:t>"&gt; &lt;/div&gt; &lt;/div&gt; &lt;div class="t853__textwrapper"&gt; &lt;div class="t-card__</w:t>
+      </w:r>
+      <w:proofErr w:type="spellStart"/>
+      <w:r>
+        <w:rPr>
+          <w:rFonts w:ascii="Times New Roman" w:hAnsi="Times New Roman" w:cs="Times New Roman"/>
+          <w:sz w:val="28"/>
+          <w:szCs w:val="28"/>
+          <w:lang w:val="en-US"/>
+        </w:rPr>
+        <w:t>descr</w:t>
+      </w:r>
+      <w:proofErr w:type="spellEnd"/>
+      <w:r>
+        <w:rPr>
+          <w:rFonts w:ascii="Times New Roman" w:hAnsi="Times New Roman" w:cs="Times New Roman"/>
+          <w:sz w:val="28"/>
+          <w:szCs w:val="28"/>
+          <w:lang w:val="en-US"/>
+        </w:rPr>
+        <w:t xml:space="preserve"> t-</w:t>
+      </w:r>
+      <w:proofErr w:type="spellStart"/>
+      <w:r>
+        <w:rPr>
+          <w:rFonts w:ascii="Times New Roman" w:hAnsi="Times New Roman" w:cs="Times New Roman"/>
+          <w:sz w:val="28"/>
+          <w:szCs w:val="28"/>
+          <w:lang w:val="en-US"/>
+        </w:rPr>
+        <w:t>descr</w:t>
+      </w:r>
+      <w:proofErr w:type="spellEnd"/>
+      <w:r>
+        <w:rPr>
+          <w:rFonts w:ascii="Times New Roman" w:hAnsi="Times New Roman" w:cs="Times New Roman"/>
+          <w:sz w:val="28"/>
+          <w:szCs w:val="28"/>
+          <w:lang w:val="en-US"/>
+        </w:rPr>
+        <w:t xml:space="preserve"> t-</w:t>
+      </w:r>
+      <w:proofErr w:type="spellStart"/>
+      <w:r>
+        <w:rPr>
+          <w:rFonts w:ascii="Times New Roman" w:hAnsi="Times New Roman" w:cs="Times New Roman"/>
+          <w:sz w:val="28"/>
+          <w:szCs w:val="28"/>
+          <w:lang w:val="en-US"/>
+        </w:rPr>
+        <w:t>descr_sm</w:t>
+      </w:r>
+      <w:proofErr w:type="spellEnd"/>
+      <w:r>
+        <w:rPr>
+          <w:rFonts w:ascii="Times New Roman" w:hAnsi="Times New Roman" w:cs="Times New Roman"/>
+          <w:sz w:val="28"/>
+          <w:szCs w:val="28"/>
+          <w:lang w:val="en-US"/>
+        </w:rPr>
+        <w:t>" field="li_descr__1647078530611"&gt; &lt;strong&gt;</w:t>
       </w:r>
       <w:r>
         <w:rPr>
@@ -1631,7 +4700,217 @@
           <w:szCs w:val="28"/>
           <w:lang w:val="en-US"/>
         </w:rPr>
-        <w:t>&lt;/strong&gt; &lt;/div&gt; &lt;/div&gt; &lt;/div&gt; &lt;div class="t-card__btn-wrapper"&gt; &lt;a class="t-btn t-btnflex t-btnflex_type_button t-btnflex_sm t-card__btn t-card__link" href="https://teatr-art.ru/ledovii" id="cardbtn6_824337954" data-lid="1647078530611"&gt; &lt;span class="t-btnflex__text"&gt;</w:t>
+        <w:t>&lt;/strong&gt; &lt;/div&gt; &lt;/div&gt; &lt;/div&gt; &lt;div class="t-card__</w:t>
+      </w:r>
+      <w:proofErr w:type="spellStart"/>
+      <w:r>
+        <w:rPr>
+          <w:rFonts w:ascii="Times New Roman" w:hAnsi="Times New Roman" w:cs="Times New Roman"/>
+          <w:sz w:val="28"/>
+          <w:szCs w:val="28"/>
+          <w:lang w:val="en-US"/>
+        </w:rPr>
+        <w:t>btn</w:t>
+      </w:r>
+      <w:proofErr w:type="spellEnd"/>
+      <w:r>
+        <w:rPr>
+          <w:rFonts w:ascii="Times New Roman" w:hAnsi="Times New Roman" w:cs="Times New Roman"/>
+          <w:sz w:val="28"/>
+          <w:szCs w:val="28"/>
+          <w:lang w:val="en-US"/>
+        </w:rPr>
+        <w:t>-wrapper"&gt; &lt;a class="t-</w:t>
+      </w:r>
+      <w:proofErr w:type="spellStart"/>
+      <w:r>
+        <w:rPr>
+          <w:rFonts w:ascii="Times New Roman" w:hAnsi="Times New Roman" w:cs="Times New Roman"/>
+          <w:sz w:val="28"/>
+          <w:szCs w:val="28"/>
+          <w:lang w:val="en-US"/>
+        </w:rPr>
+        <w:t>btn</w:t>
+      </w:r>
+      <w:proofErr w:type="spellEnd"/>
+      <w:r>
+        <w:rPr>
+          <w:rFonts w:ascii="Times New Roman" w:hAnsi="Times New Roman" w:cs="Times New Roman"/>
+          <w:sz w:val="28"/>
+          <w:szCs w:val="28"/>
+          <w:lang w:val="en-US"/>
+        </w:rPr>
+        <w:t xml:space="preserve"> t-</w:t>
+      </w:r>
+      <w:proofErr w:type="spellStart"/>
+      <w:r>
+        <w:rPr>
+          <w:rFonts w:ascii="Times New Roman" w:hAnsi="Times New Roman" w:cs="Times New Roman"/>
+          <w:sz w:val="28"/>
+          <w:szCs w:val="28"/>
+          <w:lang w:val="en-US"/>
+        </w:rPr>
+        <w:t>btnflex</w:t>
+      </w:r>
+      <w:proofErr w:type="spellEnd"/>
+      <w:r>
+        <w:rPr>
+          <w:rFonts w:ascii="Times New Roman" w:hAnsi="Times New Roman" w:cs="Times New Roman"/>
+          <w:sz w:val="28"/>
+          <w:szCs w:val="28"/>
+          <w:lang w:val="en-US"/>
+        </w:rPr>
+        <w:t xml:space="preserve"> t-</w:t>
+      </w:r>
+      <w:proofErr w:type="spellStart"/>
+      <w:r>
+        <w:rPr>
+          <w:rFonts w:ascii="Times New Roman" w:hAnsi="Times New Roman" w:cs="Times New Roman"/>
+          <w:sz w:val="28"/>
+          <w:szCs w:val="28"/>
+          <w:lang w:val="en-US"/>
+        </w:rPr>
+        <w:t>btnflex_type_button</w:t>
+      </w:r>
+      <w:proofErr w:type="spellEnd"/>
+      <w:r>
+        <w:rPr>
+          <w:rFonts w:ascii="Times New Roman" w:hAnsi="Times New Roman" w:cs="Times New Roman"/>
+          <w:sz w:val="28"/>
+          <w:szCs w:val="28"/>
+          <w:lang w:val="en-US"/>
+        </w:rPr>
+        <w:t xml:space="preserve"> t-</w:t>
+      </w:r>
+      <w:proofErr w:type="spellStart"/>
+      <w:r>
+        <w:rPr>
+          <w:rFonts w:ascii="Times New Roman" w:hAnsi="Times New Roman" w:cs="Times New Roman"/>
+          <w:sz w:val="28"/>
+          <w:szCs w:val="28"/>
+          <w:lang w:val="en-US"/>
+        </w:rPr>
+        <w:t>btnflex_sm</w:t>
+      </w:r>
+      <w:proofErr w:type="spellEnd"/>
+      <w:r>
+        <w:rPr>
+          <w:rFonts w:ascii="Times New Roman" w:hAnsi="Times New Roman" w:cs="Times New Roman"/>
+          <w:sz w:val="28"/>
+          <w:szCs w:val="28"/>
+          <w:lang w:val="en-US"/>
+        </w:rPr>
+        <w:t xml:space="preserve"> t-card__</w:t>
+      </w:r>
+      <w:proofErr w:type="spellStart"/>
+      <w:r>
+        <w:rPr>
+          <w:rFonts w:ascii="Times New Roman" w:hAnsi="Times New Roman" w:cs="Times New Roman"/>
+          <w:sz w:val="28"/>
+          <w:szCs w:val="28"/>
+          <w:lang w:val="en-US"/>
+        </w:rPr>
+        <w:t>btn</w:t>
+      </w:r>
+      <w:proofErr w:type="spellEnd"/>
+      <w:r>
+        <w:rPr>
+          <w:rFonts w:ascii="Times New Roman" w:hAnsi="Times New Roman" w:cs="Times New Roman"/>
+          <w:sz w:val="28"/>
+          <w:szCs w:val="28"/>
+          <w:lang w:val="en-US"/>
+        </w:rPr>
+        <w:t xml:space="preserve"> t-</w:t>
+      </w:r>
+      <w:proofErr w:type="spellStart"/>
+      <w:r>
+        <w:rPr>
+          <w:rFonts w:ascii="Times New Roman" w:hAnsi="Times New Roman" w:cs="Times New Roman"/>
+          <w:sz w:val="28"/>
+          <w:szCs w:val="28"/>
+          <w:lang w:val="en-US"/>
+        </w:rPr>
+        <w:t>card__link</w:t>
+      </w:r>
+      <w:proofErr w:type="spellEnd"/>
+      <w:r>
+        <w:rPr>
+          <w:rFonts w:ascii="Times New Roman" w:hAnsi="Times New Roman" w:cs="Times New Roman"/>
+          <w:sz w:val="28"/>
+          <w:szCs w:val="28"/>
+          <w:lang w:val="en-US"/>
+        </w:rPr>
+        <w:t xml:space="preserve">" </w:t>
+      </w:r>
+      <w:proofErr w:type="spellStart"/>
+      <w:r>
+        <w:rPr>
+          <w:rFonts w:ascii="Times New Roman" w:hAnsi="Times New Roman" w:cs="Times New Roman"/>
+          <w:sz w:val="28"/>
+          <w:szCs w:val="28"/>
+          <w:lang w:val="en-US"/>
+        </w:rPr>
+        <w:t>href</w:t>
+      </w:r>
+      <w:proofErr w:type="spellEnd"/>
+      <w:r>
+        <w:rPr>
+          <w:rFonts w:ascii="Times New Roman" w:hAnsi="Times New Roman" w:cs="Times New Roman"/>
+          <w:sz w:val="28"/>
+          <w:szCs w:val="28"/>
+          <w:lang w:val="en-US"/>
+        </w:rPr>
+        <w:t>="https://teatr-art.ru/</w:t>
+      </w:r>
+      <w:proofErr w:type="spellStart"/>
+      <w:r>
+        <w:rPr>
+          <w:rFonts w:ascii="Times New Roman" w:hAnsi="Times New Roman" w:cs="Times New Roman"/>
+          <w:sz w:val="28"/>
+          <w:szCs w:val="28"/>
+          <w:lang w:val="en-US"/>
+        </w:rPr>
+        <w:t>ledovii</w:t>
+      </w:r>
+      <w:proofErr w:type="spellEnd"/>
+      <w:r>
+        <w:rPr>
+          <w:rFonts w:ascii="Times New Roman" w:hAnsi="Times New Roman" w:cs="Times New Roman"/>
+          <w:sz w:val="28"/>
+          <w:szCs w:val="28"/>
+          <w:lang w:val="en-US"/>
+        </w:rPr>
+        <w:t xml:space="preserve">" id="cardbtn6_824337954" data-lid="1647078530611"&gt; &lt;span </w:t>
+      </w:r>
+      <w:r>
+        <w:rPr>
+          <w:rFonts w:ascii="Times New Roman" w:hAnsi="Times New Roman" w:cs="Times New Roman"/>
+          <w:sz w:val="28"/>
+          <w:szCs w:val="28"/>
+          <w:lang w:val="en-US"/>
+        </w:rPr>
+        <w:lastRenderedPageBreak/>
+        <w:t>class="t-</w:t>
+      </w:r>
+      <w:proofErr w:type="spellStart"/>
+      <w:r>
+        <w:rPr>
+          <w:rFonts w:ascii="Times New Roman" w:hAnsi="Times New Roman" w:cs="Times New Roman"/>
+          <w:sz w:val="28"/>
+          <w:szCs w:val="28"/>
+          <w:lang w:val="en-US"/>
+        </w:rPr>
+        <w:t>btnflex</w:t>
+      </w:r>
+      <w:proofErr w:type="spellEnd"/>
+      <w:r>
+        <w:rPr>
+          <w:rFonts w:ascii="Times New Roman" w:hAnsi="Times New Roman" w:cs="Times New Roman"/>
+          <w:sz w:val="28"/>
+          <w:szCs w:val="28"/>
+          <w:lang w:val="en-US"/>
+        </w:rPr>
+        <w:t>__text"&gt;</w:t>
       </w:r>
       <w:r>
         <w:rPr>
@@ -1648,17 +4927,147 @@
           <w:szCs w:val="28"/>
           <w:lang w:val="en-US"/>
         </w:rPr>
-        <w:t>&lt;/span&gt; &lt;style&gt;#rec824337954 .t-btnflex.t-btnflex_type_button {color:#120c0c;border-style:solid !important;border-</w:t>
-      </w:r>
-      <w:r>
-        <w:rPr>
-          <w:rFonts w:ascii="Times New Roman" w:hAnsi="Times New Roman" w:cs="Times New Roman"/>
-          <w:sz w:val="28"/>
-          <w:szCs w:val="28"/>
-          <w:lang w:val="en-US"/>
-        </w:rPr>
-        <w:lastRenderedPageBreak/>
-        <w:t>color:#ff6600 !important;--border-width:2px;border-radius:30px;box-shadow:0px 0px 20px rgba(0,0,0,0.4) !important;font-family:Arial;transition-duration:0.2s;transition-property:background-color,color,border-color,box-shadow,opacity,transform;transition-timing-function:ease-in-out;}@media (hover:hover) {#rec824337954 .t-btnflex.t-btnflex_type_button:not(.t-animate_no-hover):hover {background-color:#ff6600 !important;}#rec824337954 .t-btnflex.t-btnflex_type_button:not(.t-animate_no-hover):focus-visible {background-color:#ff6600 !important;}}&lt;/style&gt; &lt;/a&gt; &lt;/div&gt; &lt;/div&gt; &lt;/li&gt; &lt;li class="t853__col t-col t-col_4 t-align_center t-item</w:t>
+        <w:t>&lt;/span&gt; &lt;style&gt;#rec824337954 .t-btnflex.t-</w:t>
+      </w:r>
+      <w:proofErr w:type="spellStart"/>
+      <w:r>
+        <w:rPr>
+          <w:rFonts w:ascii="Times New Roman" w:hAnsi="Times New Roman" w:cs="Times New Roman"/>
+          <w:sz w:val="28"/>
+          <w:szCs w:val="28"/>
+          <w:lang w:val="en-US"/>
+        </w:rPr>
+        <w:t>btnflex_type_button</w:t>
+      </w:r>
+      <w:proofErr w:type="spellEnd"/>
+      <w:r>
+        <w:rPr>
+          <w:rFonts w:ascii="Times New Roman" w:hAnsi="Times New Roman" w:cs="Times New Roman"/>
+          <w:sz w:val="28"/>
+          <w:szCs w:val="28"/>
+          <w:lang w:val="en-US"/>
+        </w:rPr>
+        <w:t xml:space="preserve"> {color:#120c0c;border-style:solid !</w:t>
+      </w:r>
+      <w:proofErr w:type="spellStart"/>
+      <w:r>
+        <w:rPr>
+          <w:rFonts w:ascii="Times New Roman" w:hAnsi="Times New Roman" w:cs="Times New Roman"/>
+          <w:sz w:val="28"/>
+          <w:szCs w:val="28"/>
+          <w:lang w:val="en-US"/>
+        </w:rPr>
+        <w:t>important;border-color</w:t>
+      </w:r>
+      <w:proofErr w:type="spellEnd"/>
+      <w:r>
+        <w:rPr>
+          <w:rFonts w:ascii="Times New Roman" w:hAnsi="Times New Roman" w:cs="Times New Roman"/>
+          <w:sz w:val="28"/>
+          <w:szCs w:val="28"/>
+          <w:lang w:val="en-US"/>
+        </w:rPr>
+        <w:t xml:space="preserve">:#ff6600 !important;--border-width:2px;border-radius:30px;box-shadow:0px 0px 20px </w:t>
+      </w:r>
+      <w:proofErr w:type="spellStart"/>
+      <w:r>
+        <w:rPr>
+          <w:rFonts w:ascii="Times New Roman" w:hAnsi="Times New Roman" w:cs="Times New Roman"/>
+          <w:sz w:val="28"/>
+          <w:szCs w:val="28"/>
+          <w:lang w:val="en-US"/>
+        </w:rPr>
+        <w:t>rgba</w:t>
+      </w:r>
+      <w:proofErr w:type="spellEnd"/>
+      <w:r>
+        <w:rPr>
+          <w:rFonts w:ascii="Times New Roman" w:hAnsi="Times New Roman" w:cs="Times New Roman"/>
+          <w:sz w:val="28"/>
+          <w:szCs w:val="28"/>
+          <w:lang w:val="en-US"/>
+        </w:rPr>
+        <w:t>(0,0,0,0.4) !important;font-family:Arial;transition-duration:0.2s;transition-property:background-color,color,border-color,box-shadow,opacity,transform;transition-timing-function:ease-in-out;}@media (</w:t>
+      </w:r>
+      <w:proofErr w:type="spellStart"/>
+      <w:r>
+        <w:rPr>
+          <w:rFonts w:ascii="Times New Roman" w:hAnsi="Times New Roman" w:cs="Times New Roman"/>
+          <w:sz w:val="28"/>
+          <w:szCs w:val="28"/>
+          <w:lang w:val="en-US"/>
+        </w:rPr>
+        <w:t>hover:hover</w:t>
+      </w:r>
+      <w:proofErr w:type="spellEnd"/>
+      <w:r>
+        <w:rPr>
+          <w:rFonts w:ascii="Times New Roman" w:hAnsi="Times New Roman" w:cs="Times New Roman"/>
+          <w:sz w:val="28"/>
+          <w:szCs w:val="28"/>
+          <w:lang w:val="en-US"/>
+        </w:rPr>
+        <w:t>) {#rec824337954 .</w:t>
+      </w:r>
+      <w:proofErr w:type="spellStart"/>
+      <w:r>
+        <w:rPr>
+          <w:rFonts w:ascii="Times New Roman" w:hAnsi="Times New Roman" w:cs="Times New Roman"/>
+          <w:sz w:val="28"/>
+          <w:szCs w:val="28"/>
+          <w:lang w:val="en-US"/>
+        </w:rPr>
+        <w:t>t-btnflex.t-btnflex_type_button:not</w:t>
+      </w:r>
+      <w:proofErr w:type="spellEnd"/>
+      <w:r>
+        <w:rPr>
+          <w:rFonts w:ascii="Times New Roman" w:hAnsi="Times New Roman" w:cs="Times New Roman"/>
+          <w:sz w:val="28"/>
+          <w:szCs w:val="28"/>
+          <w:lang w:val="en-US"/>
+        </w:rPr>
+        <w:t>(.t-</w:t>
+      </w:r>
+      <w:proofErr w:type="spellStart"/>
+      <w:r>
+        <w:rPr>
+          <w:rFonts w:ascii="Times New Roman" w:hAnsi="Times New Roman" w:cs="Times New Roman"/>
+          <w:sz w:val="28"/>
+          <w:szCs w:val="28"/>
+          <w:lang w:val="en-US"/>
+        </w:rPr>
+        <w:t>animate_no</w:t>
+      </w:r>
+      <w:proofErr w:type="spellEnd"/>
+      <w:r>
+        <w:rPr>
+          <w:rFonts w:ascii="Times New Roman" w:hAnsi="Times New Roman" w:cs="Times New Roman"/>
+          <w:sz w:val="28"/>
+          <w:szCs w:val="28"/>
+          <w:lang w:val="en-US"/>
+        </w:rPr>
+        <w:t>-hover):hover {background-color:#ff6600 !important;}#rec824337954 .t-btnflex.t-btnflex_type_button:not(.t-animate_no-hover):focus-visible {background-color:#ff6600 !important;}}&lt;/style&gt; &lt;/a&gt; &lt;/div&gt; &lt;/div&gt; &lt;/li&gt; &lt;li class="t853__col t-col t-col_4 t-</w:t>
+      </w:r>
+      <w:proofErr w:type="spellStart"/>
+      <w:r>
+        <w:rPr>
+          <w:rFonts w:ascii="Times New Roman" w:hAnsi="Times New Roman" w:cs="Times New Roman"/>
+          <w:sz w:val="28"/>
+          <w:szCs w:val="28"/>
+          <w:lang w:val="en-US"/>
+        </w:rPr>
+        <w:t>align_center</w:t>
+      </w:r>
+      <w:proofErr w:type="spellEnd"/>
+      <w:r>
+        <w:rPr>
+          <w:rFonts w:ascii="Times New Roman" w:hAnsi="Times New Roman" w:cs="Times New Roman"/>
+          <w:sz w:val="28"/>
+          <w:szCs w:val="28"/>
+          <w:lang w:val="en-US"/>
+        </w:rPr>
+        <w:t xml:space="preserve"> t-item</w:t>
       </w:r>
     </w:p>
     <w:p>
@@ -1677,8 +5086,19 @@
           <w:szCs w:val="28"/>
           <w:lang w:val="en-US"/>
         </w:rPr>
-        <w:t>t853__col_mobile-grid "&gt; &lt;div class="t-card__col</w:t>
-      </w:r>
+        <w:t>t853__col_mobile-grid "&gt; &lt;div class="t-</w:t>
+      </w:r>
+      <w:proofErr w:type="spellStart"/>
+      <w:r>
+        <w:rPr>
+          <w:rFonts w:ascii="Times New Roman" w:hAnsi="Times New Roman" w:cs="Times New Roman"/>
+          <w:sz w:val="28"/>
+          <w:szCs w:val="28"/>
+          <w:lang w:val="en-US"/>
+        </w:rPr>
+        <w:t>card__col</w:t>
+      </w:r>
+      <w:proofErr w:type="spellEnd"/>
     </w:p>
     <w:p>
       <w:pPr>
@@ -1715,7 +5135,67 @@
           <w:szCs w:val="28"/>
           <w:lang w:val="en-US"/>
         </w:rPr>
-        <w:t>" style="padding-bottom:61.111111111111%;" bgimgfield="li_img__1645629935352"&gt; &lt;div class="t853__bgimg t-bgimg loaded" data-original="https://static.tildacdn.com/tild3230-3732-4136-b730-383265623039/86112ea2c1f3b3b99292.jpg" style="background-image: url(&amp;quot;https://optim.tildacdn.com/tild3230-3732-4136-b730-383265623039/-/cover/360x220/center/center/-/format/webp/86112ea2c1f3b3b99292.jpg.webp&amp;quot;);" role="img" aria-label="</w:t>
+        <w:t xml:space="preserve">" style="padding-bottom:61.111111111111%;" </w:t>
+      </w:r>
+      <w:proofErr w:type="spellStart"/>
+      <w:r>
+        <w:rPr>
+          <w:rFonts w:ascii="Times New Roman" w:hAnsi="Times New Roman" w:cs="Times New Roman"/>
+          <w:sz w:val="28"/>
+          <w:szCs w:val="28"/>
+          <w:lang w:val="en-US"/>
+        </w:rPr>
+        <w:t>bgimgfield</w:t>
+      </w:r>
+      <w:proofErr w:type="spellEnd"/>
+      <w:r>
+        <w:rPr>
+          <w:rFonts w:ascii="Times New Roman" w:hAnsi="Times New Roman" w:cs="Times New Roman"/>
+          <w:sz w:val="28"/>
+          <w:szCs w:val="28"/>
+          <w:lang w:val="en-US"/>
+        </w:rPr>
+        <w:t>="li_img__1645629935352"&gt; &lt;div class="t853__bgimg t-</w:t>
+      </w:r>
+      <w:proofErr w:type="spellStart"/>
+      <w:r>
+        <w:rPr>
+          <w:rFonts w:ascii="Times New Roman" w:hAnsi="Times New Roman" w:cs="Times New Roman"/>
+          <w:sz w:val="28"/>
+          <w:szCs w:val="28"/>
+          <w:lang w:val="en-US"/>
+        </w:rPr>
+        <w:t>bgimg</w:t>
+      </w:r>
+      <w:proofErr w:type="spellEnd"/>
+      <w:r>
+        <w:rPr>
+          <w:rFonts w:ascii="Times New Roman" w:hAnsi="Times New Roman" w:cs="Times New Roman"/>
+          <w:sz w:val="28"/>
+          <w:szCs w:val="28"/>
+          <w:lang w:val="en-US"/>
+        </w:rPr>
+        <w:t xml:space="preserve"> loaded" data-original="https://static.tildacdn.com/tild3230-3732-4136-b730-383265623039/86112ea2c1f3b3b99292.jpg" style="background-image: url(&amp;quot;https://optim.tildacdn.com/tild3230-3732-4136-b730-383265623039/-/cover/360x220/center/center/-/format/webp/86112ea2c1f3b3b99292.jpg.webp&amp;quot;);" role="</w:t>
+      </w:r>
+      <w:proofErr w:type="spellStart"/>
+      <w:r>
+        <w:rPr>
+          <w:rFonts w:ascii="Times New Roman" w:hAnsi="Times New Roman" w:cs="Times New Roman"/>
+          <w:sz w:val="28"/>
+          <w:szCs w:val="28"/>
+          <w:lang w:val="en-US"/>
+        </w:rPr>
+        <w:t>img</w:t>
+      </w:r>
+      <w:proofErr w:type="spellEnd"/>
+      <w:r>
+        <w:rPr>
+          <w:rFonts w:ascii="Times New Roman" w:hAnsi="Times New Roman" w:cs="Times New Roman"/>
+          <w:sz w:val="28"/>
+          <w:szCs w:val="28"/>
+          <w:lang w:val="en-US"/>
+        </w:rPr>
+        <w:t>" aria-label="</w:t>
       </w:r>
       <w:r>
         <w:rPr>
@@ -1749,7 +5229,67 @@
           <w:szCs w:val="28"/>
           <w:lang w:val="en-US"/>
         </w:rPr>
-        <w:t>" itemscope="" itemtype="http://schema.org/ImageObject"&gt; &lt;meta itemprop="image" content="https://static.tildacdn.com/tild3230-3732-4136-b730-383265623039/86112ea2c1f3b3b99292.jpg"&gt; &lt;meta itemprop="caption" content="</w:t>
+        <w:t xml:space="preserve">" </w:t>
+      </w:r>
+      <w:proofErr w:type="spellStart"/>
+      <w:r>
+        <w:rPr>
+          <w:rFonts w:ascii="Times New Roman" w:hAnsi="Times New Roman" w:cs="Times New Roman"/>
+          <w:sz w:val="28"/>
+          <w:szCs w:val="28"/>
+          <w:lang w:val="en-US"/>
+        </w:rPr>
+        <w:t>itemscope</w:t>
+      </w:r>
+      <w:proofErr w:type="spellEnd"/>
+      <w:r>
+        <w:rPr>
+          <w:rFonts w:ascii="Times New Roman" w:hAnsi="Times New Roman" w:cs="Times New Roman"/>
+          <w:sz w:val="28"/>
+          <w:szCs w:val="28"/>
+          <w:lang w:val="en-US"/>
+        </w:rPr>
+        <w:t xml:space="preserve">="" </w:t>
+      </w:r>
+      <w:proofErr w:type="spellStart"/>
+      <w:r>
+        <w:rPr>
+          <w:rFonts w:ascii="Times New Roman" w:hAnsi="Times New Roman" w:cs="Times New Roman"/>
+          <w:sz w:val="28"/>
+          <w:szCs w:val="28"/>
+          <w:lang w:val="en-US"/>
+        </w:rPr>
+        <w:t>itemtype</w:t>
+      </w:r>
+      <w:proofErr w:type="spellEnd"/>
+      <w:r>
+        <w:rPr>
+          <w:rFonts w:ascii="Times New Roman" w:hAnsi="Times New Roman" w:cs="Times New Roman"/>
+          <w:sz w:val="28"/>
+          <w:szCs w:val="28"/>
+          <w:lang w:val="en-US"/>
+        </w:rPr>
+        <w:t>="http://schema.org/</w:t>
+      </w:r>
+      <w:proofErr w:type="spellStart"/>
+      <w:r>
+        <w:rPr>
+          <w:rFonts w:ascii="Times New Roman" w:hAnsi="Times New Roman" w:cs="Times New Roman"/>
+          <w:sz w:val="28"/>
+          <w:szCs w:val="28"/>
+          <w:lang w:val="en-US"/>
+        </w:rPr>
+        <w:t>ImageObject</w:t>
+      </w:r>
+      <w:proofErr w:type="spellEnd"/>
+      <w:r>
+        <w:rPr>
+          <w:rFonts w:ascii="Times New Roman" w:hAnsi="Times New Roman" w:cs="Times New Roman"/>
+          <w:sz w:val="28"/>
+          <w:szCs w:val="28"/>
+          <w:lang w:val="en-US"/>
+        </w:rPr>
+        <w:t>"&gt; &lt;meta itemprop="image" content="https://static.tildacdn.com/tild3230-3732-4136-b730-383265623039/86112ea2c1f3b3b99292.jpg"&gt; &lt;meta itemprop="caption" content="</w:t>
       </w:r>
       <w:r>
         <w:rPr>
@@ -1783,7 +5323,67 @@
           <w:szCs w:val="28"/>
           <w:lang w:val="en-US"/>
         </w:rPr>
-        <w:t>"&gt; &lt;/div&gt; &lt;/div&gt; &lt;div class="t853__textwrapper"&gt; &lt;div class="t-card__descr t-descr t-descr_sm" field="li_descr__1645629935352"&gt; &lt;strong&gt;</w:t>
+        <w:t>"&gt; &lt;/div&gt; &lt;/div&gt; &lt;div class="t853__textwrapper"&gt; &lt;div class="t-card__</w:t>
+      </w:r>
+      <w:proofErr w:type="spellStart"/>
+      <w:r>
+        <w:rPr>
+          <w:rFonts w:ascii="Times New Roman" w:hAnsi="Times New Roman" w:cs="Times New Roman"/>
+          <w:sz w:val="28"/>
+          <w:szCs w:val="28"/>
+          <w:lang w:val="en-US"/>
+        </w:rPr>
+        <w:t>descr</w:t>
+      </w:r>
+      <w:proofErr w:type="spellEnd"/>
+      <w:r>
+        <w:rPr>
+          <w:rFonts w:ascii="Times New Roman" w:hAnsi="Times New Roman" w:cs="Times New Roman"/>
+          <w:sz w:val="28"/>
+          <w:szCs w:val="28"/>
+          <w:lang w:val="en-US"/>
+        </w:rPr>
+        <w:t xml:space="preserve"> t-</w:t>
+      </w:r>
+      <w:proofErr w:type="spellStart"/>
+      <w:r>
+        <w:rPr>
+          <w:rFonts w:ascii="Times New Roman" w:hAnsi="Times New Roman" w:cs="Times New Roman"/>
+          <w:sz w:val="28"/>
+          <w:szCs w:val="28"/>
+          <w:lang w:val="en-US"/>
+        </w:rPr>
+        <w:t>descr</w:t>
+      </w:r>
+      <w:proofErr w:type="spellEnd"/>
+      <w:r>
+        <w:rPr>
+          <w:rFonts w:ascii="Times New Roman" w:hAnsi="Times New Roman" w:cs="Times New Roman"/>
+          <w:sz w:val="28"/>
+          <w:szCs w:val="28"/>
+          <w:lang w:val="en-US"/>
+        </w:rPr>
+        <w:t xml:space="preserve"> t-</w:t>
+      </w:r>
+      <w:proofErr w:type="spellStart"/>
+      <w:r>
+        <w:rPr>
+          <w:rFonts w:ascii="Times New Roman" w:hAnsi="Times New Roman" w:cs="Times New Roman"/>
+          <w:sz w:val="28"/>
+          <w:szCs w:val="28"/>
+          <w:lang w:val="en-US"/>
+        </w:rPr>
+        <w:t>descr_sm</w:t>
+      </w:r>
+      <w:proofErr w:type="spellEnd"/>
+      <w:r>
+        <w:rPr>
+          <w:rFonts w:ascii="Times New Roman" w:hAnsi="Times New Roman" w:cs="Times New Roman"/>
+          <w:sz w:val="28"/>
+          <w:szCs w:val="28"/>
+          <w:lang w:val="en-US"/>
+        </w:rPr>
+        <w:t>" field="li_descr__1645629935352"&gt; &lt;strong&gt;</w:t>
       </w:r>
       <w:r>
         <w:rPr>
@@ -1817,7 +5417,207 @@
           <w:szCs w:val="28"/>
           <w:lang w:val="en-US"/>
         </w:rPr>
-        <w:t>&lt;/strong&gt; &lt;/div&gt; &lt;/div&gt; &lt;/div&gt; &lt;div class="t-card__btn-wrapper"&gt; &lt;a class="t-btn t-btnflex t-btnflex_type_button t-btnflex_sm t-card__btn t-card__link" href="https://teatr-art.ru/ledovii" id="cardbtn7_824337954" data-lid="1645629935352"&gt; &lt;span class="t-btnflex__text"&gt;</w:t>
+        <w:t>&lt;/strong&gt; &lt;/div&gt; &lt;/div&gt; &lt;/div&gt; &lt;div class="t-card__</w:t>
+      </w:r>
+      <w:proofErr w:type="spellStart"/>
+      <w:r>
+        <w:rPr>
+          <w:rFonts w:ascii="Times New Roman" w:hAnsi="Times New Roman" w:cs="Times New Roman"/>
+          <w:sz w:val="28"/>
+          <w:szCs w:val="28"/>
+          <w:lang w:val="en-US"/>
+        </w:rPr>
+        <w:t>btn</w:t>
+      </w:r>
+      <w:proofErr w:type="spellEnd"/>
+      <w:r>
+        <w:rPr>
+          <w:rFonts w:ascii="Times New Roman" w:hAnsi="Times New Roman" w:cs="Times New Roman"/>
+          <w:sz w:val="28"/>
+          <w:szCs w:val="28"/>
+          <w:lang w:val="en-US"/>
+        </w:rPr>
+        <w:t>-wrapper"&gt; &lt;a class="t-</w:t>
+      </w:r>
+      <w:proofErr w:type="spellStart"/>
+      <w:r>
+        <w:rPr>
+          <w:rFonts w:ascii="Times New Roman" w:hAnsi="Times New Roman" w:cs="Times New Roman"/>
+          <w:sz w:val="28"/>
+          <w:szCs w:val="28"/>
+          <w:lang w:val="en-US"/>
+        </w:rPr>
+        <w:t>btn</w:t>
+      </w:r>
+      <w:proofErr w:type="spellEnd"/>
+      <w:r>
+        <w:rPr>
+          <w:rFonts w:ascii="Times New Roman" w:hAnsi="Times New Roman" w:cs="Times New Roman"/>
+          <w:sz w:val="28"/>
+          <w:szCs w:val="28"/>
+          <w:lang w:val="en-US"/>
+        </w:rPr>
+        <w:t xml:space="preserve"> t-</w:t>
+      </w:r>
+      <w:proofErr w:type="spellStart"/>
+      <w:r>
+        <w:rPr>
+          <w:rFonts w:ascii="Times New Roman" w:hAnsi="Times New Roman" w:cs="Times New Roman"/>
+          <w:sz w:val="28"/>
+          <w:szCs w:val="28"/>
+          <w:lang w:val="en-US"/>
+        </w:rPr>
+        <w:t>btnflex</w:t>
+      </w:r>
+      <w:proofErr w:type="spellEnd"/>
+      <w:r>
+        <w:rPr>
+          <w:rFonts w:ascii="Times New Roman" w:hAnsi="Times New Roman" w:cs="Times New Roman"/>
+          <w:sz w:val="28"/>
+          <w:szCs w:val="28"/>
+          <w:lang w:val="en-US"/>
+        </w:rPr>
+        <w:t xml:space="preserve"> t-</w:t>
+      </w:r>
+      <w:proofErr w:type="spellStart"/>
+      <w:r>
+        <w:rPr>
+          <w:rFonts w:ascii="Times New Roman" w:hAnsi="Times New Roman" w:cs="Times New Roman"/>
+          <w:sz w:val="28"/>
+          <w:szCs w:val="28"/>
+          <w:lang w:val="en-US"/>
+        </w:rPr>
+        <w:t>btnflex_type_button</w:t>
+      </w:r>
+      <w:proofErr w:type="spellEnd"/>
+      <w:r>
+        <w:rPr>
+          <w:rFonts w:ascii="Times New Roman" w:hAnsi="Times New Roman" w:cs="Times New Roman"/>
+          <w:sz w:val="28"/>
+          <w:szCs w:val="28"/>
+          <w:lang w:val="en-US"/>
+        </w:rPr>
+        <w:t xml:space="preserve"> t-</w:t>
+      </w:r>
+      <w:proofErr w:type="spellStart"/>
+      <w:r>
+        <w:rPr>
+          <w:rFonts w:ascii="Times New Roman" w:hAnsi="Times New Roman" w:cs="Times New Roman"/>
+          <w:sz w:val="28"/>
+          <w:szCs w:val="28"/>
+          <w:lang w:val="en-US"/>
+        </w:rPr>
+        <w:t>btnflex_sm</w:t>
+      </w:r>
+      <w:proofErr w:type="spellEnd"/>
+      <w:r>
+        <w:rPr>
+          <w:rFonts w:ascii="Times New Roman" w:hAnsi="Times New Roman" w:cs="Times New Roman"/>
+          <w:sz w:val="28"/>
+          <w:szCs w:val="28"/>
+          <w:lang w:val="en-US"/>
+        </w:rPr>
+        <w:t xml:space="preserve"> t-card__</w:t>
+      </w:r>
+      <w:proofErr w:type="spellStart"/>
+      <w:r>
+        <w:rPr>
+          <w:rFonts w:ascii="Times New Roman" w:hAnsi="Times New Roman" w:cs="Times New Roman"/>
+          <w:sz w:val="28"/>
+          <w:szCs w:val="28"/>
+          <w:lang w:val="en-US"/>
+        </w:rPr>
+        <w:t>btn</w:t>
+      </w:r>
+      <w:proofErr w:type="spellEnd"/>
+      <w:r>
+        <w:rPr>
+          <w:rFonts w:ascii="Times New Roman" w:hAnsi="Times New Roman" w:cs="Times New Roman"/>
+          <w:sz w:val="28"/>
+          <w:szCs w:val="28"/>
+          <w:lang w:val="en-US"/>
+        </w:rPr>
+        <w:t xml:space="preserve"> t-</w:t>
+      </w:r>
+      <w:proofErr w:type="spellStart"/>
+      <w:r>
+        <w:rPr>
+          <w:rFonts w:ascii="Times New Roman" w:hAnsi="Times New Roman" w:cs="Times New Roman"/>
+          <w:sz w:val="28"/>
+          <w:szCs w:val="28"/>
+          <w:lang w:val="en-US"/>
+        </w:rPr>
+        <w:t>card__link</w:t>
+      </w:r>
+      <w:proofErr w:type="spellEnd"/>
+      <w:r>
+        <w:rPr>
+          <w:rFonts w:ascii="Times New Roman" w:hAnsi="Times New Roman" w:cs="Times New Roman"/>
+          <w:sz w:val="28"/>
+          <w:szCs w:val="28"/>
+          <w:lang w:val="en-US"/>
+        </w:rPr>
+        <w:t xml:space="preserve">" </w:t>
+      </w:r>
+      <w:proofErr w:type="spellStart"/>
+      <w:r>
+        <w:rPr>
+          <w:rFonts w:ascii="Times New Roman" w:hAnsi="Times New Roman" w:cs="Times New Roman"/>
+          <w:sz w:val="28"/>
+          <w:szCs w:val="28"/>
+          <w:lang w:val="en-US"/>
+        </w:rPr>
+        <w:t>href</w:t>
+      </w:r>
+      <w:proofErr w:type="spellEnd"/>
+      <w:r>
+        <w:rPr>
+          <w:rFonts w:ascii="Times New Roman" w:hAnsi="Times New Roman" w:cs="Times New Roman"/>
+          <w:sz w:val="28"/>
+          <w:szCs w:val="28"/>
+          <w:lang w:val="en-US"/>
+        </w:rPr>
+        <w:t>="https://teatr-art.ru/</w:t>
+      </w:r>
+      <w:proofErr w:type="spellStart"/>
+      <w:r>
+        <w:rPr>
+          <w:rFonts w:ascii="Times New Roman" w:hAnsi="Times New Roman" w:cs="Times New Roman"/>
+          <w:sz w:val="28"/>
+          <w:szCs w:val="28"/>
+          <w:lang w:val="en-US"/>
+        </w:rPr>
+        <w:t>ledovii</w:t>
+      </w:r>
+      <w:proofErr w:type="spellEnd"/>
+      <w:r>
+        <w:rPr>
+          <w:rFonts w:ascii="Times New Roman" w:hAnsi="Times New Roman" w:cs="Times New Roman"/>
+          <w:sz w:val="28"/>
+          <w:szCs w:val="28"/>
+          <w:lang w:val="en-US"/>
+        </w:rPr>
+        <w:t>" id="cardbtn7_824337954" data-lid="1645629935352"&gt; &lt;span class="t-</w:t>
+      </w:r>
+      <w:proofErr w:type="spellStart"/>
+      <w:r>
+        <w:rPr>
+          <w:rFonts w:ascii="Times New Roman" w:hAnsi="Times New Roman" w:cs="Times New Roman"/>
+          <w:sz w:val="28"/>
+          <w:szCs w:val="28"/>
+          <w:lang w:val="en-US"/>
+        </w:rPr>
+        <w:t>btnflex</w:t>
+      </w:r>
+      <w:proofErr w:type="spellEnd"/>
+      <w:r>
+        <w:rPr>
+          <w:rFonts w:ascii="Times New Roman" w:hAnsi="Times New Roman" w:cs="Times New Roman"/>
+          <w:sz w:val="28"/>
+          <w:szCs w:val="28"/>
+          <w:lang w:val="en-US"/>
+        </w:rPr>
+        <w:t>__text"&gt;</w:t>
       </w:r>
       <w:r>
         <w:rPr>
@@ -1834,7 +5634,157 @@
           <w:szCs w:val="28"/>
           <w:lang w:val="en-US"/>
         </w:rPr>
-        <w:t>&lt;/span&gt; &lt;style&gt;#rec824337954 .t-btnflex.t-btnflex_type_button {color:#120c0c;border-style:solid !important;border-color:#ff6600 !important;--border-width:2px;border-radius:30px;box-shadow:0px 0px 20px rgba(0,0,0,0.4) !important;font-family:Arial;transition-duration:0.2s;transition-property:background-color,color,border-color,box-shadow,opacity,transform;transition-timing-function:ease-in-out;}@media (hover:hover) {#rec824337954 .t-btnflex.t-btnflex_type_button:not(.t-animate_no-hover):hover {background-color:#ff6600 !important;}#rec824337954 .t-btnflex.t-btnflex_type_button:not(.t-animate_no-hover):focus-visible {background-color:#ff6600 !important;}}&lt;/style&gt; &lt;/a&gt; &lt;/div&gt; &lt;/div&gt; &lt;/li&gt; &lt;li class="t853__col t-col t-col_4 t-align_center t-item</w:t>
+        <w:t>&lt;/span&gt; &lt;style&gt;#rec824337954 .t-btnflex.t-</w:t>
+      </w:r>
+      <w:proofErr w:type="spellStart"/>
+      <w:r>
+        <w:rPr>
+          <w:rFonts w:ascii="Times New Roman" w:hAnsi="Times New Roman" w:cs="Times New Roman"/>
+          <w:sz w:val="28"/>
+          <w:szCs w:val="28"/>
+          <w:lang w:val="en-US"/>
+        </w:rPr>
+        <w:t>btnflex_type_button</w:t>
+      </w:r>
+      <w:proofErr w:type="spellEnd"/>
+      <w:r>
+        <w:rPr>
+          <w:rFonts w:ascii="Times New Roman" w:hAnsi="Times New Roman" w:cs="Times New Roman"/>
+          <w:sz w:val="28"/>
+          <w:szCs w:val="28"/>
+          <w:lang w:val="en-US"/>
+        </w:rPr>
+        <w:t xml:space="preserve"> {color:#120c0c;border-style:solid !</w:t>
+      </w:r>
+      <w:proofErr w:type="spellStart"/>
+      <w:r>
+        <w:rPr>
+          <w:rFonts w:ascii="Times New Roman" w:hAnsi="Times New Roman" w:cs="Times New Roman"/>
+          <w:sz w:val="28"/>
+          <w:szCs w:val="28"/>
+          <w:lang w:val="en-US"/>
+        </w:rPr>
+        <w:t>important;border-color</w:t>
+      </w:r>
+      <w:proofErr w:type="spellEnd"/>
+      <w:r>
+        <w:rPr>
+          <w:rFonts w:ascii="Times New Roman" w:hAnsi="Times New Roman" w:cs="Times New Roman"/>
+          <w:sz w:val="28"/>
+          <w:szCs w:val="28"/>
+          <w:lang w:val="en-US"/>
+        </w:rPr>
+        <w:t xml:space="preserve">:#ff6600 !important;--border-width:2px;border-radius:30px;box-shadow:0px 0px 20px </w:t>
+      </w:r>
+      <w:proofErr w:type="spellStart"/>
+      <w:r>
+        <w:rPr>
+          <w:rFonts w:ascii="Times New Roman" w:hAnsi="Times New Roman" w:cs="Times New Roman"/>
+          <w:sz w:val="28"/>
+          <w:szCs w:val="28"/>
+          <w:lang w:val="en-US"/>
+        </w:rPr>
+        <w:t>rgba</w:t>
+      </w:r>
+      <w:proofErr w:type="spellEnd"/>
+      <w:r>
+        <w:rPr>
+          <w:rFonts w:ascii="Times New Roman" w:hAnsi="Times New Roman" w:cs="Times New Roman"/>
+          <w:sz w:val="28"/>
+          <w:szCs w:val="28"/>
+          <w:lang w:val="en-US"/>
+        </w:rPr>
+        <w:t>(0,0,0,0.4) !important;font-family:Arial;transition-duration:0.2s;transition-property:background-color,color,border-color,box-shadow,opacity,transform;transition-timing-function:ease-in-out;}@media (</w:t>
+      </w:r>
+      <w:proofErr w:type="spellStart"/>
+      <w:r>
+        <w:rPr>
+          <w:rFonts w:ascii="Times New Roman" w:hAnsi="Times New Roman" w:cs="Times New Roman"/>
+          <w:sz w:val="28"/>
+          <w:szCs w:val="28"/>
+          <w:lang w:val="en-US"/>
+        </w:rPr>
+        <w:t>hover:hover</w:t>
+      </w:r>
+      <w:proofErr w:type="spellEnd"/>
+      <w:r>
+        <w:rPr>
+          <w:rFonts w:ascii="Times New Roman" w:hAnsi="Times New Roman" w:cs="Times New Roman"/>
+          <w:sz w:val="28"/>
+          <w:szCs w:val="28"/>
+          <w:lang w:val="en-US"/>
+        </w:rPr>
+        <w:t>) {#rec824337954 .</w:t>
+      </w:r>
+      <w:proofErr w:type="spellStart"/>
+      <w:r>
+        <w:rPr>
+          <w:rFonts w:ascii="Times New Roman" w:hAnsi="Times New Roman" w:cs="Times New Roman"/>
+          <w:sz w:val="28"/>
+          <w:szCs w:val="28"/>
+          <w:lang w:val="en-US"/>
+        </w:rPr>
+        <w:t>t-btnflex.t-btnflex_type_button:not</w:t>
+      </w:r>
+      <w:proofErr w:type="spellEnd"/>
+      <w:r>
+        <w:rPr>
+          <w:rFonts w:ascii="Times New Roman" w:hAnsi="Times New Roman" w:cs="Times New Roman"/>
+          <w:sz w:val="28"/>
+          <w:szCs w:val="28"/>
+          <w:lang w:val="en-US"/>
+        </w:rPr>
+        <w:t>(.t-</w:t>
+      </w:r>
+      <w:proofErr w:type="spellStart"/>
+      <w:r>
+        <w:rPr>
+          <w:rFonts w:ascii="Times New Roman" w:hAnsi="Times New Roman" w:cs="Times New Roman"/>
+          <w:sz w:val="28"/>
+          <w:szCs w:val="28"/>
+          <w:lang w:val="en-US"/>
+        </w:rPr>
+        <w:t>animate_no</w:t>
+      </w:r>
+      <w:proofErr w:type="spellEnd"/>
+      <w:r>
+        <w:rPr>
+          <w:rFonts w:ascii="Times New Roman" w:hAnsi="Times New Roman" w:cs="Times New Roman"/>
+          <w:sz w:val="28"/>
+          <w:szCs w:val="28"/>
+          <w:lang w:val="en-US"/>
+        </w:rPr>
+        <w:t>-hover):hover {background-color:#ff6600 !important;}#rec824337954 .t-btnflex.t-btnflex_type_button:not(.t-animate_no-hover):focus-visible {background-</w:t>
+      </w:r>
+      <w:r>
+        <w:rPr>
+          <w:rFonts w:ascii="Times New Roman" w:hAnsi="Times New Roman" w:cs="Times New Roman"/>
+          <w:sz w:val="28"/>
+          <w:szCs w:val="28"/>
+          <w:lang w:val="en-US"/>
+        </w:rPr>
+        <w:lastRenderedPageBreak/>
+        <w:t>color:#ff6600 !important;}}&lt;/style&gt; &lt;/a&gt; &lt;/div&gt; &lt;/div&gt; &lt;/li&gt; &lt;li class="t853__col t-col t-col_4 t-</w:t>
+      </w:r>
+      <w:proofErr w:type="spellStart"/>
+      <w:r>
+        <w:rPr>
+          <w:rFonts w:ascii="Times New Roman" w:hAnsi="Times New Roman" w:cs="Times New Roman"/>
+          <w:sz w:val="28"/>
+          <w:szCs w:val="28"/>
+          <w:lang w:val="en-US"/>
+        </w:rPr>
+        <w:t>align_center</w:t>
+      </w:r>
+      <w:proofErr w:type="spellEnd"/>
+      <w:r>
+        <w:rPr>
+          <w:rFonts w:ascii="Times New Roman" w:hAnsi="Times New Roman" w:cs="Times New Roman"/>
+          <w:sz w:val="28"/>
+          <w:szCs w:val="28"/>
+          <w:lang w:val="en-US"/>
+        </w:rPr>
+        <w:t xml:space="preserve"> t-item</w:t>
       </w:r>
     </w:p>
     <w:p>
@@ -1853,9 +5803,19 @@
           <w:szCs w:val="28"/>
           <w:lang w:val="en-US"/>
         </w:rPr>
-        <w:lastRenderedPageBreak/>
-        <w:t>t853__col_mobile-grid "&gt; &lt;div class="t-card__col</w:t>
-      </w:r>
+        <w:t>t853__col_mobile-grid "&gt; &lt;div class="t-</w:t>
+      </w:r>
+      <w:proofErr w:type="spellStart"/>
+      <w:r>
+        <w:rPr>
+          <w:rFonts w:ascii="Times New Roman" w:hAnsi="Times New Roman" w:cs="Times New Roman"/>
+          <w:sz w:val="28"/>
+          <w:szCs w:val="28"/>
+          <w:lang w:val="en-US"/>
+        </w:rPr>
+        <w:t>card__col</w:t>
+      </w:r>
+      <w:proofErr w:type="spellEnd"/>
     </w:p>
     <w:p>
       <w:pPr>
@@ -1892,7 +5852,87 @@
           <w:szCs w:val="28"/>
           <w:lang w:val="en-US"/>
         </w:rPr>
-        <w:t>" style="padding-bottom:61.111111111111%;" bgimgfield="li_img__1649227598199"&gt; &lt;div class="t853__bgimg t-bgimg loaded" data-original="https://static.tildacdn.com/tild3266-6232-4031-a333-363134633561/7552c66302c909682e0e.jpg" style="background-image: url(&amp;quot;https://optim.tildacdn.com/tild3266-6232-4031-a333-363134633561/-/cover/360x220/center/center/-/format/webp/7552c66302c909682e0e.jpg.webp&amp;quot;);" role="img" aria-label="Anna Asti. «</w:t>
+        <w:t xml:space="preserve">" style="padding-bottom:61.111111111111%;" </w:t>
+      </w:r>
+      <w:proofErr w:type="spellStart"/>
+      <w:r>
+        <w:rPr>
+          <w:rFonts w:ascii="Times New Roman" w:hAnsi="Times New Roman" w:cs="Times New Roman"/>
+          <w:sz w:val="28"/>
+          <w:szCs w:val="28"/>
+          <w:lang w:val="en-US"/>
+        </w:rPr>
+        <w:t>bgimgfield</w:t>
+      </w:r>
+      <w:proofErr w:type="spellEnd"/>
+      <w:r>
+        <w:rPr>
+          <w:rFonts w:ascii="Times New Roman" w:hAnsi="Times New Roman" w:cs="Times New Roman"/>
+          <w:sz w:val="28"/>
+          <w:szCs w:val="28"/>
+          <w:lang w:val="en-US"/>
+        </w:rPr>
+        <w:t>="li_img__1649227598199"&gt; &lt;div class="t853__bgimg t-</w:t>
+      </w:r>
+      <w:proofErr w:type="spellStart"/>
+      <w:r>
+        <w:rPr>
+          <w:rFonts w:ascii="Times New Roman" w:hAnsi="Times New Roman" w:cs="Times New Roman"/>
+          <w:sz w:val="28"/>
+          <w:szCs w:val="28"/>
+          <w:lang w:val="en-US"/>
+        </w:rPr>
+        <w:t>bgimg</w:t>
+      </w:r>
+      <w:proofErr w:type="spellEnd"/>
+      <w:r>
+        <w:rPr>
+          <w:rFonts w:ascii="Times New Roman" w:hAnsi="Times New Roman" w:cs="Times New Roman"/>
+          <w:sz w:val="28"/>
+          <w:szCs w:val="28"/>
+          <w:lang w:val="en-US"/>
+        </w:rPr>
+        <w:t xml:space="preserve"> loaded" data-original="https://static.tildacdn.com/tild3266-6232-4031-a333-363134633561/7552c66302c909682e0e.jpg" style="background-image: </w:t>
+      </w:r>
+      <w:proofErr w:type="gramStart"/>
+      <w:r>
+        <w:rPr>
+          <w:rFonts w:ascii="Times New Roman" w:hAnsi="Times New Roman" w:cs="Times New Roman"/>
+          <w:sz w:val="28"/>
+          <w:szCs w:val="28"/>
+          <w:lang w:val="en-US"/>
+        </w:rPr>
+        <w:t>url(</w:t>
+      </w:r>
+      <w:proofErr w:type="gramEnd"/>
+      <w:r>
+        <w:rPr>
+          <w:rFonts w:ascii="Times New Roman" w:hAnsi="Times New Roman" w:cs="Times New Roman"/>
+          <w:sz w:val="28"/>
+          <w:szCs w:val="28"/>
+          <w:lang w:val="en-US"/>
+        </w:rPr>
+        <w:t>&amp;quot;https://optim.tildacdn.com/tild3266-6232-4031-a333-363134633561/-/cover/360x220/center/center/-/format/webp/7552c66302c909682e0e.jpg.webp&amp;quot;);" role="</w:t>
+      </w:r>
+      <w:proofErr w:type="spellStart"/>
+      <w:r>
+        <w:rPr>
+          <w:rFonts w:ascii="Times New Roman" w:hAnsi="Times New Roman" w:cs="Times New Roman"/>
+          <w:sz w:val="28"/>
+          <w:szCs w:val="28"/>
+          <w:lang w:val="en-US"/>
+        </w:rPr>
+        <w:t>img</w:t>
+      </w:r>
+      <w:proofErr w:type="spellEnd"/>
+      <w:r>
+        <w:rPr>
+          <w:rFonts w:ascii="Times New Roman" w:hAnsi="Times New Roman" w:cs="Times New Roman"/>
+          <w:sz w:val="28"/>
+          <w:szCs w:val="28"/>
+          <w:lang w:val="en-US"/>
+        </w:rPr>
+        <w:t>" aria-label="Anna Asti. «</w:t>
       </w:r>
       <w:r>
         <w:rPr>
@@ -1926,7 +5966,67 @@
           <w:szCs w:val="28"/>
           <w:lang w:val="en-US"/>
         </w:rPr>
-        <w:t>»" itemscope="" itemtype="http://schema.org/ImageObject"&gt; &lt;meta itemprop="image" content="https://static.tildacdn.com/tild3266-6232-4031-a333-363134633561/7552c66302c909682e0e.jpg"&gt; &lt;meta itemprop="caption" content="Anna Asti. «</w:t>
+        <w:t xml:space="preserve">»" </w:t>
+      </w:r>
+      <w:proofErr w:type="spellStart"/>
+      <w:r>
+        <w:rPr>
+          <w:rFonts w:ascii="Times New Roman" w:hAnsi="Times New Roman" w:cs="Times New Roman"/>
+          <w:sz w:val="28"/>
+          <w:szCs w:val="28"/>
+          <w:lang w:val="en-US"/>
+        </w:rPr>
+        <w:t>itemscope</w:t>
+      </w:r>
+      <w:proofErr w:type="spellEnd"/>
+      <w:r>
+        <w:rPr>
+          <w:rFonts w:ascii="Times New Roman" w:hAnsi="Times New Roman" w:cs="Times New Roman"/>
+          <w:sz w:val="28"/>
+          <w:szCs w:val="28"/>
+          <w:lang w:val="en-US"/>
+        </w:rPr>
+        <w:t xml:space="preserve">="" </w:t>
+      </w:r>
+      <w:proofErr w:type="spellStart"/>
+      <w:r>
+        <w:rPr>
+          <w:rFonts w:ascii="Times New Roman" w:hAnsi="Times New Roman" w:cs="Times New Roman"/>
+          <w:sz w:val="28"/>
+          <w:szCs w:val="28"/>
+          <w:lang w:val="en-US"/>
+        </w:rPr>
+        <w:t>itemtype</w:t>
+      </w:r>
+      <w:proofErr w:type="spellEnd"/>
+      <w:r>
+        <w:rPr>
+          <w:rFonts w:ascii="Times New Roman" w:hAnsi="Times New Roman" w:cs="Times New Roman"/>
+          <w:sz w:val="28"/>
+          <w:szCs w:val="28"/>
+          <w:lang w:val="en-US"/>
+        </w:rPr>
+        <w:t>="http://schema.org/</w:t>
+      </w:r>
+      <w:proofErr w:type="spellStart"/>
+      <w:r>
+        <w:rPr>
+          <w:rFonts w:ascii="Times New Roman" w:hAnsi="Times New Roman" w:cs="Times New Roman"/>
+          <w:sz w:val="28"/>
+          <w:szCs w:val="28"/>
+          <w:lang w:val="en-US"/>
+        </w:rPr>
+        <w:t>ImageObject</w:t>
+      </w:r>
+      <w:proofErr w:type="spellEnd"/>
+      <w:r>
+        <w:rPr>
+          <w:rFonts w:ascii="Times New Roman" w:hAnsi="Times New Roman" w:cs="Times New Roman"/>
+          <w:sz w:val="28"/>
+          <w:szCs w:val="28"/>
+          <w:lang w:val="en-US"/>
+        </w:rPr>
+        <w:t>"&gt; &lt;meta itemprop="image" content="https://static.tildacdn.com/tild3266-6232-4031-a333-363134633561/7552c66302c909682e0e.jpg"&gt; &lt;meta itemprop="caption" content="Anna Asti. «</w:t>
       </w:r>
       <w:r>
         <w:rPr>
@@ -1960,7 +6060,67 @@
           <w:szCs w:val="28"/>
           <w:lang w:val="en-US"/>
         </w:rPr>
-        <w:t>»"&gt; &lt;/div&gt; &lt;/div&gt; &lt;div class="t853__textwrapper"&gt; &lt;div class="t-card__descr t-descr t-descr_sm" field="li_descr__1649227598199"&gt; &lt;strong&gt;Anna Asti. «</w:t>
+        <w:t>»"&gt; &lt;/div&gt; &lt;/div&gt; &lt;div class="t853__textwrapper"&gt; &lt;div class="t-card__</w:t>
+      </w:r>
+      <w:proofErr w:type="spellStart"/>
+      <w:r>
+        <w:rPr>
+          <w:rFonts w:ascii="Times New Roman" w:hAnsi="Times New Roman" w:cs="Times New Roman"/>
+          <w:sz w:val="28"/>
+          <w:szCs w:val="28"/>
+          <w:lang w:val="en-US"/>
+        </w:rPr>
+        <w:t>descr</w:t>
+      </w:r>
+      <w:proofErr w:type="spellEnd"/>
+      <w:r>
+        <w:rPr>
+          <w:rFonts w:ascii="Times New Roman" w:hAnsi="Times New Roman" w:cs="Times New Roman"/>
+          <w:sz w:val="28"/>
+          <w:szCs w:val="28"/>
+          <w:lang w:val="en-US"/>
+        </w:rPr>
+        <w:t xml:space="preserve"> t-</w:t>
+      </w:r>
+      <w:proofErr w:type="spellStart"/>
+      <w:r>
+        <w:rPr>
+          <w:rFonts w:ascii="Times New Roman" w:hAnsi="Times New Roman" w:cs="Times New Roman"/>
+          <w:sz w:val="28"/>
+          <w:szCs w:val="28"/>
+          <w:lang w:val="en-US"/>
+        </w:rPr>
+        <w:t>descr</w:t>
+      </w:r>
+      <w:proofErr w:type="spellEnd"/>
+      <w:r>
+        <w:rPr>
+          <w:rFonts w:ascii="Times New Roman" w:hAnsi="Times New Roman" w:cs="Times New Roman"/>
+          <w:sz w:val="28"/>
+          <w:szCs w:val="28"/>
+          <w:lang w:val="en-US"/>
+        </w:rPr>
+        <w:t xml:space="preserve"> t-</w:t>
+      </w:r>
+      <w:proofErr w:type="spellStart"/>
+      <w:r>
+        <w:rPr>
+          <w:rFonts w:ascii="Times New Roman" w:hAnsi="Times New Roman" w:cs="Times New Roman"/>
+          <w:sz w:val="28"/>
+          <w:szCs w:val="28"/>
+          <w:lang w:val="en-US"/>
+        </w:rPr>
+        <w:t>descr_sm</w:t>
+      </w:r>
+      <w:proofErr w:type="spellEnd"/>
+      <w:r>
+        <w:rPr>
+          <w:rFonts w:ascii="Times New Roman" w:hAnsi="Times New Roman" w:cs="Times New Roman"/>
+          <w:sz w:val="28"/>
+          <w:szCs w:val="28"/>
+          <w:lang w:val="en-US"/>
+        </w:rPr>
+        <w:t>" field="li_descr__1649227598199"&gt; &lt;strong&gt;Anna Asti. «</w:t>
       </w:r>
       <w:r>
         <w:rPr>
@@ -1994,7 +6154,207 @@
           <w:szCs w:val="28"/>
           <w:lang w:val="en-US"/>
         </w:rPr>
-        <w:t>»&lt;/strong&gt; &lt;/div&gt; &lt;/div&gt; &lt;/div&gt; &lt;div class="t-card__btn-wrapper"&gt; &lt;a class="t-btn t-btnflex t-btnflex_type_button t-btnflex_sm t-card__btn t-card__link" href="https://teatr-art.ru/ledovii" id="cardbtn8_824337954" data-lid="1649227598199"&gt; &lt;span class="t-btnflex__text"&gt;</w:t>
+        <w:t>»&lt;/strong&gt; &lt;/div&gt; &lt;/div&gt; &lt;/div&gt; &lt;div class="t-card__</w:t>
+      </w:r>
+      <w:proofErr w:type="spellStart"/>
+      <w:r>
+        <w:rPr>
+          <w:rFonts w:ascii="Times New Roman" w:hAnsi="Times New Roman" w:cs="Times New Roman"/>
+          <w:sz w:val="28"/>
+          <w:szCs w:val="28"/>
+          <w:lang w:val="en-US"/>
+        </w:rPr>
+        <w:t>btn</w:t>
+      </w:r>
+      <w:proofErr w:type="spellEnd"/>
+      <w:r>
+        <w:rPr>
+          <w:rFonts w:ascii="Times New Roman" w:hAnsi="Times New Roman" w:cs="Times New Roman"/>
+          <w:sz w:val="28"/>
+          <w:szCs w:val="28"/>
+          <w:lang w:val="en-US"/>
+        </w:rPr>
+        <w:t>-wrapper"&gt; &lt;a class="t-</w:t>
+      </w:r>
+      <w:proofErr w:type="spellStart"/>
+      <w:r>
+        <w:rPr>
+          <w:rFonts w:ascii="Times New Roman" w:hAnsi="Times New Roman" w:cs="Times New Roman"/>
+          <w:sz w:val="28"/>
+          <w:szCs w:val="28"/>
+          <w:lang w:val="en-US"/>
+        </w:rPr>
+        <w:t>btn</w:t>
+      </w:r>
+      <w:proofErr w:type="spellEnd"/>
+      <w:r>
+        <w:rPr>
+          <w:rFonts w:ascii="Times New Roman" w:hAnsi="Times New Roman" w:cs="Times New Roman"/>
+          <w:sz w:val="28"/>
+          <w:szCs w:val="28"/>
+          <w:lang w:val="en-US"/>
+        </w:rPr>
+        <w:t xml:space="preserve"> t-</w:t>
+      </w:r>
+      <w:proofErr w:type="spellStart"/>
+      <w:r>
+        <w:rPr>
+          <w:rFonts w:ascii="Times New Roman" w:hAnsi="Times New Roman" w:cs="Times New Roman"/>
+          <w:sz w:val="28"/>
+          <w:szCs w:val="28"/>
+          <w:lang w:val="en-US"/>
+        </w:rPr>
+        <w:t>btnflex</w:t>
+      </w:r>
+      <w:proofErr w:type="spellEnd"/>
+      <w:r>
+        <w:rPr>
+          <w:rFonts w:ascii="Times New Roman" w:hAnsi="Times New Roman" w:cs="Times New Roman"/>
+          <w:sz w:val="28"/>
+          <w:szCs w:val="28"/>
+          <w:lang w:val="en-US"/>
+        </w:rPr>
+        <w:t xml:space="preserve"> t-</w:t>
+      </w:r>
+      <w:proofErr w:type="spellStart"/>
+      <w:r>
+        <w:rPr>
+          <w:rFonts w:ascii="Times New Roman" w:hAnsi="Times New Roman" w:cs="Times New Roman"/>
+          <w:sz w:val="28"/>
+          <w:szCs w:val="28"/>
+          <w:lang w:val="en-US"/>
+        </w:rPr>
+        <w:t>btnflex_type_button</w:t>
+      </w:r>
+      <w:proofErr w:type="spellEnd"/>
+      <w:r>
+        <w:rPr>
+          <w:rFonts w:ascii="Times New Roman" w:hAnsi="Times New Roman" w:cs="Times New Roman"/>
+          <w:sz w:val="28"/>
+          <w:szCs w:val="28"/>
+          <w:lang w:val="en-US"/>
+        </w:rPr>
+        <w:t xml:space="preserve"> t-</w:t>
+      </w:r>
+      <w:proofErr w:type="spellStart"/>
+      <w:r>
+        <w:rPr>
+          <w:rFonts w:ascii="Times New Roman" w:hAnsi="Times New Roman" w:cs="Times New Roman"/>
+          <w:sz w:val="28"/>
+          <w:szCs w:val="28"/>
+          <w:lang w:val="en-US"/>
+        </w:rPr>
+        <w:t>btnflex_sm</w:t>
+      </w:r>
+      <w:proofErr w:type="spellEnd"/>
+      <w:r>
+        <w:rPr>
+          <w:rFonts w:ascii="Times New Roman" w:hAnsi="Times New Roman" w:cs="Times New Roman"/>
+          <w:sz w:val="28"/>
+          <w:szCs w:val="28"/>
+          <w:lang w:val="en-US"/>
+        </w:rPr>
+        <w:t xml:space="preserve"> t-card__</w:t>
+      </w:r>
+      <w:proofErr w:type="spellStart"/>
+      <w:r>
+        <w:rPr>
+          <w:rFonts w:ascii="Times New Roman" w:hAnsi="Times New Roman" w:cs="Times New Roman"/>
+          <w:sz w:val="28"/>
+          <w:szCs w:val="28"/>
+          <w:lang w:val="en-US"/>
+        </w:rPr>
+        <w:t>btn</w:t>
+      </w:r>
+      <w:proofErr w:type="spellEnd"/>
+      <w:r>
+        <w:rPr>
+          <w:rFonts w:ascii="Times New Roman" w:hAnsi="Times New Roman" w:cs="Times New Roman"/>
+          <w:sz w:val="28"/>
+          <w:szCs w:val="28"/>
+          <w:lang w:val="en-US"/>
+        </w:rPr>
+        <w:t xml:space="preserve"> t-</w:t>
+      </w:r>
+      <w:proofErr w:type="spellStart"/>
+      <w:r>
+        <w:rPr>
+          <w:rFonts w:ascii="Times New Roman" w:hAnsi="Times New Roman" w:cs="Times New Roman"/>
+          <w:sz w:val="28"/>
+          <w:szCs w:val="28"/>
+          <w:lang w:val="en-US"/>
+        </w:rPr>
+        <w:t>card__link</w:t>
+      </w:r>
+      <w:proofErr w:type="spellEnd"/>
+      <w:r>
+        <w:rPr>
+          <w:rFonts w:ascii="Times New Roman" w:hAnsi="Times New Roman" w:cs="Times New Roman"/>
+          <w:sz w:val="28"/>
+          <w:szCs w:val="28"/>
+          <w:lang w:val="en-US"/>
+        </w:rPr>
+        <w:t xml:space="preserve">" </w:t>
+      </w:r>
+      <w:proofErr w:type="spellStart"/>
+      <w:r>
+        <w:rPr>
+          <w:rFonts w:ascii="Times New Roman" w:hAnsi="Times New Roman" w:cs="Times New Roman"/>
+          <w:sz w:val="28"/>
+          <w:szCs w:val="28"/>
+          <w:lang w:val="en-US"/>
+        </w:rPr>
+        <w:t>href</w:t>
+      </w:r>
+      <w:proofErr w:type="spellEnd"/>
+      <w:r>
+        <w:rPr>
+          <w:rFonts w:ascii="Times New Roman" w:hAnsi="Times New Roman" w:cs="Times New Roman"/>
+          <w:sz w:val="28"/>
+          <w:szCs w:val="28"/>
+          <w:lang w:val="en-US"/>
+        </w:rPr>
+        <w:t>="https://teatr-art.ru/</w:t>
+      </w:r>
+      <w:proofErr w:type="spellStart"/>
+      <w:r>
+        <w:rPr>
+          <w:rFonts w:ascii="Times New Roman" w:hAnsi="Times New Roman" w:cs="Times New Roman"/>
+          <w:sz w:val="28"/>
+          <w:szCs w:val="28"/>
+          <w:lang w:val="en-US"/>
+        </w:rPr>
+        <w:t>ledovii</w:t>
+      </w:r>
+      <w:proofErr w:type="spellEnd"/>
+      <w:r>
+        <w:rPr>
+          <w:rFonts w:ascii="Times New Roman" w:hAnsi="Times New Roman" w:cs="Times New Roman"/>
+          <w:sz w:val="28"/>
+          <w:szCs w:val="28"/>
+          <w:lang w:val="en-US"/>
+        </w:rPr>
+        <w:t>" id="cardbtn8_824337954" data-lid="1649227598199"&gt; &lt;span class="t-</w:t>
+      </w:r>
+      <w:proofErr w:type="spellStart"/>
+      <w:r>
+        <w:rPr>
+          <w:rFonts w:ascii="Times New Roman" w:hAnsi="Times New Roman" w:cs="Times New Roman"/>
+          <w:sz w:val="28"/>
+          <w:szCs w:val="28"/>
+          <w:lang w:val="en-US"/>
+        </w:rPr>
+        <w:t>btnflex</w:t>
+      </w:r>
+      <w:proofErr w:type="spellEnd"/>
+      <w:r>
+        <w:rPr>
+          <w:rFonts w:ascii="Times New Roman" w:hAnsi="Times New Roman" w:cs="Times New Roman"/>
+          <w:sz w:val="28"/>
+          <w:szCs w:val="28"/>
+          <w:lang w:val="en-US"/>
+        </w:rPr>
+        <w:t>__text"&gt;</w:t>
       </w:r>
       <w:r>
         <w:rPr>
@@ -2011,7 +6371,147 @@
           <w:szCs w:val="28"/>
           <w:lang w:val="en-US"/>
         </w:rPr>
-        <w:t>&lt;/span&gt; &lt;style&gt;#rec824337954 .t-btnflex.t-btnflex_type_button {color:#120c0c;border-style:solid !important;border-color:#ff6600 !important;--border-width:2px;border-radius:30px;box-shadow:0px 0px 20px rgba(0,0,0,0.4) !important;font-family:Arial;transition-duration:0.2s;transition-property:background-color,color,border-color,box-shadow,opacity,transform;transition-timing-function:ease-in-out;}@media (hover:hover) {#rec824337954 .t-btnflex.t-btnflex_type_button:not(.t-animate_no-hover):hover {background-color:#ff6600 !important;}#rec824337954 .t-btnflex.t-btnflex_type_button:not(.t-animate_no-hover):focus-visible {background-color:#ff6600 !important;}}&lt;/style&gt; &lt;/a&gt; &lt;/div&gt; &lt;/div&gt; &lt;/li&gt; &lt;li class="t853__col t-col t-col_4 t-align_center t-item</w:t>
+        <w:t>&lt;/span&gt; &lt;style&gt;#rec824337954 .t-btnflex.t-</w:t>
+      </w:r>
+      <w:proofErr w:type="spellStart"/>
+      <w:r>
+        <w:rPr>
+          <w:rFonts w:ascii="Times New Roman" w:hAnsi="Times New Roman" w:cs="Times New Roman"/>
+          <w:sz w:val="28"/>
+          <w:szCs w:val="28"/>
+          <w:lang w:val="en-US"/>
+        </w:rPr>
+        <w:t>btnflex_type_button</w:t>
+      </w:r>
+      <w:proofErr w:type="spellEnd"/>
+      <w:r>
+        <w:rPr>
+          <w:rFonts w:ascii="Times New Roman" w:hAnsi="Times New Roman" w:cs="Times New Roman"/>
+          <w:sz w:val="28"/>
+          <w:szCs w:val="28"/>
+          <w:lang w:val="en-US"/>
+        </w:rPr>
+        <w:t xml:space="preserve"> {color:#120c0c;border-style:solid !</w:t>
+      </w:r>
+      <w:proofErr w:type="spellStart"/>
+      <w:r>
+        <w:rPr>
+          <w:rFonts w:ascii="Times New Roman" w:hAnsi="Times New Roman" w:cs="Times New Roman"/>
+          <w:sz w:val="28"/>
+          <w:szCs w:val="28"/>
+          <w:lang w:val="en-US"/>
+        </w:rPr>
+        <w:t>important;border-color</w:t>
+      </w:r>
+      <w:proofErr w:type="spellEnd"/>
+      <w:r>
+        <w:rPr>
+          <w:rFonts w:ascii="Times New Roman" w:hAnsi="Times New Roman" w:cs="Times New Roman"/>
+          <w:sz w:val="28"/>
+          <w:szCs w:val="28"/>
+          <w:lang w:val="en-US"/>
+        </w:rPr>
+        <w:t xml:space="preserve">:#ff6600 !important;--border-width:2px;border-radius:30px;box-shadow:0px 0px 20px </w:t>
+      </w:r>
+      <w:proofErr w:type="spellStart"/>
+      <w:r>
+        <w:rPr>
+          <w:rFonts w:ascii="Times New Roman" w:hAnsi="Times New Roman" w:cs="Times New Roman"/>
+          <w:sz w:val="28"/>
+          <w:szCs w:val="28"/>
+          <w:lang w:val="en-US"/>
+        </w:rPr>
+        <w:t>rgba</w:t>
+      </w:r>
+      <w:proofErr w:type="spellEnd"/>
+      <w:r>
+        <w:rPr>
+          <w:rFonts w:ascii="Times New Roman" w:hAnsi="Times New Roman" w:cs="Times New Roman"/>
+          <w:sz w:val="28"/>
+          <w:szCs w:val="28"/>
+          <w:lang w:val="en-US"/>
+        </w:rPr>
+        <w:t>(0,0,0,0.4) !important;font-family:Arial;transition-duration:0.2s;transition-property:background-color,color,border-color,box-shadow,opacity,transform;transition-timing-function:ease-in-out;}@media (</w:t>
+      </w:r>
+      <w:proofErr w:type="spellStart"/>
+      <w:r>
+        <w:rPr>
+          <w:rFonts w:ascii="Times New Roman" w:hAnsi="Times New Roman" w:cs="Times New Roman"/>
+          <w:sz w:val="28"/>
+          <w:szCs w:val="28"/>
+          <w:lang w:val="en-US"/>
+        </w:rPr>
+        <w:t>hover:hover</w:t>
+      </w:r>
+      <w:proofErr w:type="spellEnd"/>
+      <w:r>
+        <w:rPr>
+          <w:rFonts w:ascii="Times New Roman" w:hAnsi="Times New Roman" w:cs="Times New Roman"/>
+          <w:sz w:val="28"/>
+          <w:szCs w:val="28"/>
+          <w:lang w:val="en-US"/>
+        </w:rPr>
+        <w:t>) {#rec824337954 .</w:t>
+      </w:r>
+      <w:proofErr w:type="spellStart"/>
+      <w:r>
+        <w:rPr>
+          <w:rFonts w:ascii="Times New Roman" w:hAnsi="Times New Roman" w:cs="Times New Roman"/>
+          <w:sz w:val="28"/>
+          <w:szCs w:val="28"/>
+          <w:lang w:val="en-US"/>
+        </w:rPr>
+        <w:t>t-btnflex.t-btnflex_type_button:not</w:t>
+      </w:r>
+      <w:proofErr w:type="spellEnd"/>
+      <w:r>
+        <w:rPr>
+          <w:rFonts w:ascii="Times New Roman" w:hAnsi="Times New Roman" w:cs="Times New Roman"/>
+          <w:sz w:val="28"/>
+          <w:szCs w:val="28"/>
+          <w:lang w:val="en-US"/>
+        </w:rPr>
+        <w:t>(.t-</w:t>
+      </w:r>
+      <w:proofErr w:type="spellStart"/>
+      <w:r>
+        <w:rPr>
+          <w:rFonts w:ascii="Times New Roman" w:hAnsi="Times New Roman" w:cs="Times New Roman"/>
+          <w:sz w:val="28"/>
+          <w:szCs w:val="28"/>
+          <w:lang w:val="en-US"/>
+        </w:rPr>
+        <w:t>animate_no</w:t>
+      </w:r>
+      <w:proofErr w:type="spellEnd"/>
+      <w:r>
+        <w:rPr>
+          <w:rFonts w:ascii="Times New Roman" w:hAnsi="Times New Roman" w:cs="Times New Roman"/>
+          <w:sz w:val="28"/>
+          <w:szCs w:val="28"/>
+          <w:lang w:val="en-US"/>
+        </w:rPr>
+        <w:t>-hover):hover {background-color:#ff6600 !important;}#rec824337954 .t-btnflex.t-btnflex_type_button:not(.t-animate_no-hover):focus-visible {background-color:#ff6600 !important;}}&lt;/style&gt; &lt;/a&gt; &lt;/div&gt; &lt;/div&gt; &lt;/li&gt; &lt;li class="t853__col t-col t-col_4 t-</w:t>
+      </w:r>
+      <w:proofErr w:type="spellStart"/>
+      <w:r>
+        <w:rPr>
+          <w:rFonts w:ascii="Times New Roman" w:hAnsi="Times New Roman" w:cs="Times New Roman"/>
+          <w:sz w:val="28"/>
+          <w:szCs w:val="28"/>
+          <w:lang w:val="en-US"/>
+        </w:rPr>
+        <w:t>align_center</w:t>
+      </w:r>
+      <w:proofErr w:type="spellEnd"/>
+      <w:r>
+        <w:rPr>
+          <w:rFonts w:ascii="Times New Roman" w:hAnsi="Times New Roman" w:cs="Times New Roman"/>
+          <w:sz w:val="28"/>
+          <w:szCs w:val="28"/>
+          <w:lang w:val="en-US"/>
+        </w:rPr>
+        <w:t xml:space="preserve"> t-item</w:t>
       </w:r>
     </w:p>
     <w:p>
@@ -2030,8 +6530,19 @@
           <w:szCs w:val="28"/>
           <w:lang w:val="en-US"/>
         </w:rPr>
-        <w:t>t853__col_mobile-grid "&gt; &lt;div class="t-card__col</w:t>
-      </w:r>
+        <w:t>t853__col_mobile-grid "&gt; &lt;div class="t-</w:t>
+      </w:r>
+      <w:proofErr w:type="spellStart"/>
+      <w:r>
+        <w:rPr>
+          <w:rFonts w:ascii="Times New Roman" w:hAnsi="Times New Roman" w:cs="Times New Roman"/>
+          <w:sz w:val="28"/>
+          <w:szCs w:val="28"/>
+          <w:lang w:val="en-US"/>
+        </w:rPr>
+        <w:t>card__col</w:t>
+      </w:r>
+      <w:proofErr w:type="spellEnd"/>
     </w:p>
     <w:p>
       <w:pPr>
@@ -2068,7 +6579,47 @@
           <w:szCs w:val="28"/>
           <w:lang w:val="en-US"/>
         </w:rPr>
-        <w:t>" style="padding-bottom:61.111111111111%;" bgimgfield="li_img__1531230031147"&gt; &lt;div class="t853__bgimg t-bgimg loaded" data-original="https://static.tildacdn.com/tild3864-3064-4432-b066-383832616438/s380x220.jpg" style="background-image: url(&amp;quot;https://optim.tildacdn.com/tild3864-3064-4432-b066-383832616438/-</w:t>
+        <w:t xml:space="preserve">" style="padding-bottom:61.111111111111%;" </w:t>
+      </w:r>
+      <w:proofErr w:type="spellStart"/>
+      <w:r>
+        <w:rPr>
+          <w:rFonts w:ascii="Times New Roman" w:hAnsi="Times New Roman" w:cs="Times New Roman"/>
+          <w:sz w:val="28"/>
+          <w:szCs w:val="28"/>
+          <w:lang w:val="en-US"/>
+        </w:rPr>
+        <w:t>bgimgfield</w:t>
+      </w:r>
+      <w:proofErr w:type="spellEnd"/>
+      <w:r>
+        <w:rPr>
+          <w:rFonts w:ascii="Times New Roman" w:hAnsi="Times New Roman" w:cs="Times New Roman"/>
+          <w:sz w:val="28"/>
+          <w:szCs w:val="28"/>
+          <w:lang w:val="en-US"/>
+        </w:rPr>
+        <w:t>="li_img__1531230031147"&gt; &lt;div class="t853__bgimg t-</w:t>
+      </w:r>
+      <w:proofErr w:type="spellStart"/>
+      <w:r>
+        <w:rPr>
+          <w:rFonts w:ascii="Times New Roman" w:hAnsi="Times New Roman" w:cs="Times New Roman"/>
+          <w:sz w:val="28"/>
+          <w:szCs w:val="28"/>
+          <w:lang w:val="en-US"/>
+        </w:rPr>
+        <w:t>bgimg</w:t>
+      </w:r>
+      <w:proofErr w:type="spellEnd"/>
+      <w:r>
+        <w:rPr>
+          <w:rFonts w:ascii="Times New Roman" w:hAnsi="Times New Roman" w:cs="Times New Roman"/>
+          <w:sz w:val="28"/>
+          <w:szCs w:val="28"/>
+          <w:lang w:val="en-US"/>
+        </w:rPr>
+        <w:t xml:space="preserve"> loaded" data-original="https://static.tildacdn.com/tild3864-3064-4432-b066-</w:t>
       </w:r>
       <w:r>
         <w:rPr>
@@ -2078,7 +6629,27 @@
           <w:lang w:val="en-US"/>
         </w:rPr>
         <w:lastRenderedPageBreak/>
-        <w:t>/cover/360x220/center/center/-/format/webp/s380x220.jpg.webp&amp;quot;);" role="img" aria-label="</w:t>
+        <w:t>383832616438/s380x220.jpg" style="background-image: url(&amp;quot;https://optim.tildacdn.com/tild3864-3064-4432-b066-383832616438/-/cover/360x220/center/center/-/format/webp/s380x220.jpg.webp&amp;quot;);" role="</w:t>
+      </w:r>
+      <w:proofErr w:type="spellStart"/>
+      <w:r>
+        <w:rPr>
+          <w:rFonts w:ascii="Times New Roman" w:hAnsi="Times New Roman" w:cs="Times New Roman"/>
+          <w:sz w:val="28"/>
+          <w:szCs w:val="28"/>
+          <w:lang w:val="en-US"/>
+        </w:rPr>
+        <w:t>img</w:t>
+      </w:r>
+      <w:proofErr w:type="spellEnd"/>
+      <w:r>
+        <w:rPr>
+          <w:rFonts w:ascii="Times New Roman" w:hAnsi="Times New Roman" w:cs="Times New Roman"/>
+          <w:sz w:val="28"/>
+          <w:szCs w:val="28"/>
+          <w:lang w:val="en-US"/>
+        </w:rPr>
+        <w:t>" aria-label="</w:t>
       </w:r>
       <w:r>
         <w:rPr>
@@ -2095,7 +6666,67 @@
           <w:szCs w:val="28"/>
           <w:lang w:val="en-US"/>
         </w:rPr>
-        <w:t>" itemscope="" itemtype="http://schema.org/ImageObject"&gt; &lt;meta itemprop="image" content="https://static.tildacdn.com/tild3864-3064-4432-b066-383832616438/s380x220.jpg"&gt; &lt;meta itemprop="caption" content="</w:t>
+        <w:t xml:space="preserve">" </w:t>
+      </w:r>
+      <w:proofErr w:type="spellStart"/>
+      <w:r>
+        <w:rPr>
+          <w:rFonts w:ascii="Times New Roman" w:hAnsi="Times New Roman" w:cs="Times New Roman"/>
+          <w:sz w:val="28"/>
+          <w:szCs w:val="28"/>
+          <w:lang w:val="en-US"/>
+        </w:rPr>
+        <w:t>itemscope</w:t>
+      </w:r>
+      <w:proofErr w:type="spellEnd"/>
+      <w:r>
+        <w:rPr>
+          <w:rFonts w:ascii="Times New Roman" w:hAnsi="Times New Roman" w:cs="Times New Roman"/>
+          <w:sz w:val="28"/>
+          <w:szCs w:val="28"/>
+          <w:lang w:val="en-US"/>
+        </w:rPr>
+        <w:t xml:space="preserve">="" </w:t>
+      </w:r>
+      <w:proofErr w:type="spellStart"/>
+      <w:r>
+        <w:rPr>
+          <w:rFonts w:ascii="Times New Roman" w:hAnsi="Times New Roman" w:cs="Times New Roman"/>
+          <w:sz w:val="28"/>
+          <w:szCs w:val="28"/>
+          <w:lang w:val="en-US"/>
+        </w:rPr>
+        <w:t>itemtype</w:t>
+      </w:r>
+      <w:proofErr w:type="spellEnd"/>
+      <w:r>
+        <w:rPr>
+          <w:rFonts w:ascii="Times New Roman" w:hAnsi="Times New Roman" w:cs="Times New Roman"/>
+          <w:sz w:val="28"/>
+          <w:szCs w:val="28"/>
+          <w:lang w:val="en-US"/>
+        </w:rPr>
+        <w:t>="http://schema.org/</w:t>
+      </w:r>
+      <w:proofErr w:type="spellStart"/>
+      <w:r>
+        <w:rPr>
+          <w:rFonts w:ascii="Times New Roman" w:hAnsi="Times New Roman" w:cs="Times New Roman"/>
+          <w:sz w:val="28"/>
+          <w:szCs w:val="28"/>
+          <w:lang w:val="en-US"/>
+        </w:rPr>
+        <w:t>ImageObject</w:t>
+      </w:r>
+      <w:proofErr w:type="spellEnd"/>
+      <w:r>
+        <w:rPr>
+          <w:rFonts w:ascii="Times New Roman" w:hAnsi="Times New Roman" w:cs="Times New Roman"/>
+          <w:sz w:val="28"/>
+          <w:szCs w:val="28"/>
+          <w:lang w:val="en-US"/>
+        </w:rPr>
+        <w:t>"&gt; &lt;meta itemprop="image" content="https://static.tildacdn.com/tild3864-3064-4432-b066-383832616438/s380x220.jpg"&gt; &lt;meta itemprop="caption" content="</w:t>
       </w:r>
       <w:r>
         <w:rPr>
@@ -2112,7 +6743,87 @@
           <w:szCs w:val="28"/>
           <w:lang w:val="en-US"/>
         </w:rPr>
-        <w:t>"&gt; &lt;/div&gt; &lt;/div&gt; &lt;div class="t853__textwrapper"&gt; &lt;div class="t-card__descr t-descr t-descr_sm" field="li_descr__1531230031147"&gt; &lt;div style="font-size: 22px;" data-customstyle="yes"&gt;&lt;strong&gt;</w:t>
+        <w:t>"&gt; &lt;/div&gt; &lt;/div&gt; &lt;div class="t853__textwrapper"&gt; &lt;div class="t-card__</w:t>
+      </w:r>
+      <w:proofErr w:type="spellStart"/>
+      <w:r>
+        <w:rPr>
+          <w:rFonts w:ascii="Times New Roman" w:hAnsi="Times New Roman" w:cs="Times New Roman"/>
+          <w:sz w:val="28"/>
+          <w:szCs w:val="28"/>
+          <w:lang w:val="en-US"/>
+        </w:rPr>
+        <w:t>descr</w:t>
+      </w:r>
+      <w:proofErr w:type="spellEnd"/>
+      <w:r>
+        <w:rPr>
+          <w:rFonts w:ascii="Times New Roman" w:hAnsi="Times New Roman" w:cs="Times New Roman"/>
+          <w:sz w:val="28"/>
+          <w:szCs w:val="28"/>
+          <w:lang w:val="en-US"/>
+        </w:rPr>
+        <w:t xml:space="preserve"> t-</w:t>
+      </w:r>
+      <w:proofErr w:type="spellStart"/>
+      <w:r>
+        <w:rPr>
+          <w:rFonts w:ascii="Times New Roman" w:hAnsi="Times New Roman" w:cs="Times New Roman"/>
+          <w:sz w:val="28"/>
+          <w:szCs w:val="28"/>
+          <w:lang w:val="en-US"/>
+        </w:rPr>
+        <w:t>descr</w:t>
+      </w:r>
+      <w:proofErr w:type="spellEnd"/>
+      <w:r>
+        <w:rPr>
+          <w:rFonts w:ascii="Times New Roman" w:hAnsi="Times New Roman" w:cs="Times New Roman"/>
+          <w:sz w:val="28"/>
+          <w:szCs w:val="28"/>
+          <w:lang w:val="en-US"/>
+        </w:rPr>
+        <w:t xml:space="preserve"> t-</w:t>
+      </w:r>
+      <w:proofErr w:type="spellStart"/>
+      <w:r>
+        <w:rPr>
+          <w:rFonts w:ascii="Times New Roman" w:hAnsi="Times New Roman" w:cs="Times New Roman"/>
+          <w:sz w:val="28"/>
+          <w:szCs w:val="28"/>
+          <w:lang w:val="en-US"/>
+        </w:rPr>
+        <w:t>descr_sm</w:t>
+      </w:r>
+      <w:proofErr w:type="spellEnd"/>
+      <w:r>
+        <w:rPr>
+          <w:rFonts w:ascii="Times New Roman" w:hAnsi="Times New Roman" w:cs="Times New Roman"/>
+          <w:sz w:val="28"/>
+          <w:szCs w:val="28"/>
+          <w:lang w:val="en-US"/>
+        </w:rPr>
+        <w:t>" field="li_descr__1531230031147"&gt; &lt;div style="font-size: 22px;" data-</w:t>
+      </w:r>
+      <w:proofErr w:type="spellStart"/>
+      <w:r>
+        <w:rPr>
+          <w:rFonts w:ascii="Times New Roman" w:hAnsi="Times New Roman" w:cs="Times New Roman"/>
+          <w:sz w:val="28"/>
+          <w:szCs w:val="28"/>
+          <w:lang w:val="en-US"/>
+        </w:rPr>
+        <w:t>customstyle</w:t>
+      </w:r>
+      <w:proofErr w:type="spellEnd"/>
+      <w:r>
+        <w:rPr>
+          <w:rFonts w:ascii="Times New Roman" w:hAnsi="Times New Roman" w:cs="Times New Roman"/>
+          <w:sz w:val="28"/>
+          <w:szCs w:val="28"/>
+          <w:lang w:val="en-US"/>
+        </w:rPr>
+        <w:t>="yes"&gt;&lt;strong&gt;</w:t>
       </w:r>
       <w:r>
         <w:rPr>
@@ -2129,7 +6840,207 @@
           <w:szCs w:val="28"/>
           <w:lang w:val="en-US"/>
         </w:rPr>
-        <w:t>&lt;/strong&gt;&lt;/div&gt; &lt;/div&gt; &lt;/div&gt; &lt;/div&gt; &lt;div class="t-card__btn-wrapper"&gt; &lt;a class="t-btn t-btnflex t-btnflex_type_button t-btnflex_sm t-card__btn t-card__link" href="https://teatr-art.ru/ledovii" id="cardbtn9_824337954" data-lid="1531230031147"&gt; &lt;span class="t-btnflex__text"&gt;</w:t>
+        <w:t>&lt;/strong&gt;&lt;/div&gt; &lt;/div&gt; &lt;/div&gt; &lt;/div&gt; &lt;div class="t-card__</w:t>
+      </w:r>
+      <w:proofErr w:type="spellStart"/>
+      <w:r>
+        <w:rPr>
+          <w:rFonts w:ascii="Times New Roman" w:hAnsi="Times New Roman" w:cs="Times New Roman"/>
+          <w:sz w:val="28"/>
+          <w:szCs w:val="28"/>
+          <w:lang w:val="en-US"/>
+        </w:rPr>
+        <w:t>btn</w:t>
+      </w:r>
+      <w:proofErr w:type="spellEnd"/>
+      <w:r>
+        <w:rPr>
+          <w:rFonts w:ascii="Times New Roman" w:hAnsi="Times New Roman" w:cs="Times New Roman"/>
+          <w:sz w:val="28"/>
+          <w:szCs w:val="28"/>
+          <w:lang w:val="en-US"/>
+        </w:rPr>
+        <w:t>-wrapper"&gt; &lt;a class="t-</w:t>
+      </w:r>
+      <w:proofErr w:type="spellStart"/>
+      <w:r>
+        <w:rPr>
+          <w:rFonts w:ascii="Times New Roman" w:hAnsi="Times New Roman" w:cs="Times New Roman"/>
+          <w:sz w:val="28"/>
+          <w:szCs w:val="28"/>
+          <w:lang w:val="en-US"/>
+        </w:rPr>
+        <w:t>btn</w:t>
+      </w:r>
+      <w:proofErr w:type="spellEnd"/>
+      <w:r>
+        <w:rPr>
+          <w:rFonts w:ascii="Times New Roman" w:hAnsi="Times New Roman" w:cs="Times New Roman"/>
+          <w:sz w:val="28"/>
+          <w:szCs w:val="28"/>
+          <w:lang w:val="en-US"/>
+        </w:rPr>
+        <w:t xml:space="preserve"> t-</w:t>
+      </w:r>
+      <w:proofErr w:type="spellStart"/>
+      <w:r>
+        <w:rPr>
+          <w:rFonts w:ascii="Times New Roman" w:hAnsi="Times New Roman" w:cs="Times New Roman"/>
+          <w:sz w:val="28"/>
+          <w:szCs w:val="28"/>
+          <w:lang w:val="en-US"/>
+        </w:rPr>
+        <w:t>btnflex</w:t>
+      </w:r>
+      <w:proofErr w:type="spellEnd"/>
+      <w:r>
+        <w:rPr>
+          <w:rFonts w:ascii="Times New Roman" w:hAnsi="Times New Roman" w:cs="Times New Roman"/>
+          <w:sz w:val="28"/>
+          <w:szCs w:val="28"/>
+          <w:lang w:val="en-US"/>
+        </w:rPr>
+        <w:t xml:space="preserve"> t-</w:t>
+      </w:r>
+      <w:proofErr w:type="spellStart"/>
+      <w:r>
+        <w:rPr>
+          <w:rFonts w:ascii="Times New Roman" w:hAnsi="Times New Roman" w:cs="Times New Roman"/>
+          <w:sz w:val="28"/>
+          <w:szCs w:val="28"/>
+          <w:lang w:val="en-US"/>
+        </w:rPr>
+        <w:t>btnflex_type_button</w:t>
+      </w:r>
+      <w:proofErr w:type="spellEnd"/>
+      <w:r>
+        <w:rPr>
+          <w:rFonts w:ascii="Times New Roman" w:hAnsi="Times New Roman" w:cs="Times New Roman"/>
+          <w:sz w:val="28"/>
+          <w:szCs w:val="28"/>
+          <w:lang w:val="en-US"/>
+        </w:rPr>
+        <w:t xml:space="preserve"> t-</w:t>
+      </w:r>
+      <w:proofErr w:type="spellStart"/>
+      <w:r>
+        <w:rPr>
+          <w:rFonts w:ascii="Times New Roman" w:hAnsi="Times New Roman" w:cs="Times New Roman"/>
+          <w:sz w:val="28"/>
+          <w:szCs w:val="28"/>
+          <w:lang w:val="en-US"/>
+        </w:rPr>
+        <w:t>btnflex_sm</w:t>
+      </w:r>
+      <w:proofErr w:type="spellEnd"/>
+      <w:r>
+        <w:rPr>
+          <w:rFonts w:ascii="Times New Roman" w:hAnsi="Times New Roman" w:cs="Times New Roman"/>
+          <w:sz w:val="28"/>
+          <w:szCs w:val="28"/>
+          <w:lang w:val="en-US"/>
+        </w:rPr>
+        <w:t xml:space="preserve"> t-card__</w:t>
+      </w:r>
+      <w:proofErr w:type="spellStart"/>
+      <w:r>
+        <w:rPr>
+          <w:rFonts w:ascii="Times New Roman" w:hAnsi="Times New Roman" w:cs="Times New Roman"/>
+          <w:sz w:val="28"/>
+          <w:szCs w:val="28"/>
+          <w:lang w:val="en-US"/>
+        </w:rPr>
+        <w:t>btn</w:t>
+      </w:r>
+      <w:proofErr w:type="spellEnd"/>
+      <w:r>
+        <w:rPr>
+          <w:rFonts w:ascii="Times New Roman" w:hAnsi="Times New Roman" w:cs="Times New Roman"/>
+          <w:sz w:val="28"/>
+          <w:szCs w:val="28"/>
+          <w:lang w:val="en-US"/>
+        </w:rPr>
+        <w:t xml:space="preserve"> t-</w:t>
+      </w:r>
+      <w:proofErr w:type="spellStart"/>
+      <w:r>
+        <w:rPr>
+          <w:rFonts w:ascii="Times New Roman" w:hAnsi="Times New Roman" w:cs="Times New Roman"/>
+          <w:sz w:val="28"/>
+          <w:szCs w:val="28"/>
+          <w:lang w:val="en-US"/>
+        </w:rPr>
+        <w:t>card__link</w:t>
+      </w:r>
+      <w:proofErr w:type="spellEnd"/>
+      <w:r>
+        <w:rPr>
+          <w:rFonts w:ascii="Times New Roman" w:hAnsi="Times New Roman" w:cs="Times New Roman"/>
+          <w:sz w:val="28"/>
+          <w:szCs w:val="28"/>
+          <w:lang w:val="en-US"/>
+        </w:rPr>
+        <w:t xml:space="preserve">" </w:t>
+      </w:r>
+      <w:proofErr w:type="spellStart"/>
+      <w:r>
+        <w:rPr>
+          <w:rFonts w:ascii="Times New Roman" w:hAnsi="Times New Roman" w:cs="Times New Roman"/>
+          <w:sz w:val="28"/>
+          <w:szCs w:val="28"/>
+          <w:lang w:val="en-US"/>
+        </w:rPr>
+        <w:t>href</w:t>
+      </w:r>
+      <w:proofErr w:type="spellEnd"/>
+      <w:r>
+        <w:rPr>
+          <w:rFonts w:ascii="Times New Roman" w:hAnsi="Times New Roman" w:cs="Times New Roman"/>
+          <w:sz w:val="28"/>
+          <w:szCs w:val="28"/>
+          <w:lang w:val="en-US"/>
+        </w:rPr>
+        <w:t>="https://teatr-art.ru/</w:t>
+      </w:r>
+      <w:proofErr w:type="spellStart"/>
+      <w:r>
+        <w:rPr>
+          <w:rFonts w:ascii="Times New Roman" w:hAnsi="Times New Roman" w:cs="Times New Roman"/>
+          <w:sz w:val="28"/>
+          <w:szCs w:val="28"/>
+          <w:lang w:val="en-US"/>
+        </w:rPr>
+        <w:t>ledovii</w:t>
+      </w:r>
+      <w:proofErr w:type="spellEnd"/>
+      <w:r>
+        <w:rPr>
+          <w:rFonts w:ascii="Times New Roman" w:hAnsi="Times New Roman" w:cs="Times New Roman"/>
+          <w:sz w:val="28"/>
+          <w:szCs w:val="28"/>
+          <w:lang w:val="en-US"/>
+        </w:rPr>
+        <w:t>" id="cardbtn9_824337954" data-lid="1531230031147"&gt; &lt;span class="t-</w:t>
+      </w:r>
+      <w:proofErr w:type="spellStart"/>
+      <w:r>
+        <w:rPr>
+          <w:rFonts w:ascii="Times New Roman" w:hAnsi="Times New Roman" w:cs="Times New Roman"/>
+          <w:sz w:val="28"/>
+          <w:szCs w:val="28"/>
+          <w:lang w:val="en-US"/>
+        </w:rPr>
+        <w:t>btnflex</w:t>
+      </w:r>
+      <w:proofErr w:type="spellEnd"/>
+      <w:r>
+        <w:rPr>
+          <w:rFonts w:ascii="Times New Roman" w:hAnsi="Times New Roman" w:cs="Times New Roman"/>
+          <w:sz w:val="28"/>
+          <w:szCs w:val="28"/>
+          <w:lang w:val="en-US"/>
+        </w:rPr>
+        <w:t>__text"&gt;</w:t>
       </w:r>
       <w:r>
         <w:rPr>
@@ -2146,7 +7057,147 @@
           <w:szCs w:val="28"/>
           <w:lang w:val="en-US"/>
         </w:rPr>
-        <w:t>&lt;/span&gt; &lt;style&gt;#rec824337954 .t-btnflex.t-btnflex_type_button {color:#120c0c;border-style:solid !important;border-color:#ff6600 !important;--border-width:2px;border-radius:30px;box-shadow:0px 0px 20px rgba(0,0,0,0.4) !important;font-family:Arial;transition-duration:0.2s;transition-property:background-color,color,border-color,box-shadow,opacity,transform;transition-timing-function:ease-in-out;}@media (hover:hover) {#rec824337954 .t-btnflex.t-btnflex_type_button:not(.t-animate_no-hover):hover {background-color:#ff6600 !important;}#rec824337954 .t-btnflex.t-btnflex_type_button:not(.t-animate_no-hover):focus-visible {background-color:#ff6600 !important;}}&lt;/style&gt; &lt;/a&gt; &lt;/div&gt; &lt;/div&gt; &lt;/li&gt; &lt;/ul&gt;</w:t>
+        <w:t>&lt;/span&gt; &lt;style&gt;#rec824337954 .t-btnflex.t-</w:t>
+      </w:r>
+      <w:proofErr w:type="spellStart"/>
+      <w:r>
+        <w:rPr>
+          <w:rFonts w:ascii="Times New Roman" w:hAnsi="Times New Roman" w:cs="Times New Roman"/>
+          <w:sz w:val="28"/>
+          <w:szCs w:val="28"/>
+          <w:lang w:val="en-US"/>
+        </w:rPr>
+        <w:t>btnflex_type_button</w:t>
+      </w:r>
+      <w:proofErr w:type="spellEnd"/>
+      <w:r>
+        <w:rPr>
+          <w:rFonts w:ascii="Times New Roman" w:hAnsi="Times New Roman" w:cs="Times New Roman"/>
+          <w:sz w:val="28"/>
+          <w:szCs w:val="28"/>
+          <w:lang w:val="en-US"/>
+        </w:rPr>
+        <w:t xml:space="preserve"> {color:#120c0c;border-style:solid !</w:t>
+      </w:r>
+      <w:proofErr w:type="spellStart"/>
+      <w:r>
+        <w:rPr>
+          <w:rFonts w:ascii="Times New Roman" w:hAnsi="Times New Roman" w:cs="Times New Roman"/>
+          <w:sz w:val="28"/>
+          <w:szCs w:val="28"/>
+          <w:lang w:val="en-US"/>
+        </w:rPr>
+        <w:t>important;border-color</w:t>
+      </w:r>
+      <w:proofErr w:type="spellEnd"/>
+      <w:r>
+        <w:rPr>
+          <w:rFonts w:ascii="Times New Roman" w:hAnsi="Times New Roman" w:cs="Times New Roman"/>
+          <w:sz w:val="28"/>
+          <w:szCs w:val="28"/>
+          <w:lang w:val="en-US"/>
+        </w:rPr>
+        <w:t xml:space="preserve">:#ff6600 !important;--border-width:2px;border-radius:30px;box-shadow:0px 0px 20px </w:t>
+      </w:r>
+      <w:proofErr w:type="spellStart"/>
+      <w:r>
+        <w:rPr>
+          <w:rFonts w:ascii="Times New Roman" w:hAnsi="Times New Roman" w:cs="Times New Roman"/>
+          <w:sz w:val="28"/>
+          <w:szCs w:val="28"/>
+          <w:lang w:val="en-US"/>
+        </w:rPr>
+        <w:t>rgba</w:t>
+      </w:r>
+      <w:proofErr w:type="spellEnd"/>
+      <w:r>
+        <w:rPr>
+          <w:rFonts w:ascii="Times New Roman" w:hAnsi="Times New Roman" w:cs="Times New Roman"/>
+          <w:sz w:val="28"/>
+          <w:szCs w:val="28"/>
+          <w:lang w:val="en-US"/>
+        </w:rPr>
+        <w:t>(0,0,0,0.4) !important;font-family:Arial;transition-duration:0.2s;transition-property:background-color,color,border-color,box-shadow,opacity,transform;transition-timing-function:ease-in-out;}@media (</w:t>
+      </w:r>
+      <w:proofErr w:type="spellStart"/>
+      <w:r>
+        <w:rPr>
+          <w:rFonts w:ascii="Times New Roman" w:hAnsi="Times New Roman" w:cs="Times New Roman"/>
+          <w:sz w:val="28"/>
+          <w:szCs w:val="28"/>
+          <w:lang w:val="en-US"/>
+        </w:rPr>
+        <w:t>hover:hover</w:t>
+      </w:r>
+      <w:proofErr w:type="spellEnd"/>
+      <w:r>
+        <w:rPr>
+          <w:rFonts w:ascii="Times New Roman" w:hAnsi="Times New Roman" w:cs="Times New Roman"/>
+          <w:sz w:val="28"/>
+          <w:szCs w:val="28"/>
+          <w:lang w:val="en-US"/>
+        </w:rPr>
+        <w:t>) {#rec824337954 .</w:t>
+      </w:r>
+      <w:proofErr w:type="spellStart"/>
+      <w:r>
+        <w:rPr>
+          <w:rFonts w:ascii="Times New Roman" w:hAnsi="Times New Roman" w:cs="Times New Roman"/>
+          <w:sz w:val="28"/>
+          <w:szCs w:val="28"/>
+          <w:lang w:val="en-US"/>
+        </w:rPr>
+        <w:t>t-btnflex.t-btnflex_type_button:not</w:t>
+      </w:r>
+      <w:proofErr w:type="spellEnd"/>
+      <w:r>
+        <w:rPr>
+          <w:rFonts w:ascii="Times New Roman" w:hAnsi="Times New Roman" w:cs="Times New Roman"/>
+          <w:sz w:val="28"/>
+          <w:szCs w:val="28"/>
+          <w:lang w:val="en-US"/>
+        </w:rPr>
+        <w:t>(.t-</w:t>
+      </w:r>
+      <w:proofErr w:type="spellStart"/>
+      <w:r>
+        <w:rPr>
+          <w:rFonts w:ascii="Times New Roman" w:hAnsi="Times New Roman" w:cs="Times New Roman"/>
+          <w:sz w:val="28"/>
+          <w:szCs w:val="28"/>
+          <w:lang w:val="en-US"/>
+        </w:rPr>
+        <w:t>animate_no</w:t>
+      </w:r>
+      <w:proofErr w:type="spellEnd"/>
+      <w:r>
+        <w:rPr>
+          <w:rFonts w:ascii="Times New Roman" w:hAnsi="Times New Roman" w:cs="Times New Roman"/>
+          <w:sz w:val="28"/>
+          <w:szCs w:val="28"/>
+          <w:lang w:val="en-US"/>
+        </w:rPr>
+        <w:t>-hover):hover {background-color:#ff6600 !important;}#rec824337954 .t-btnflex.t-btnflex_type_button:not(.t-animate_no-hover):focus-visible {background-color:#ff6600 !important;}}&lt;/style&gt; &lt;/a&gt; &lt;/div&gt; &lt;/div&gt; &lt;/li&gt; &lt;/</w:t>
+      </w:r>
+      <w:proofErr w:type="spellStart"/>
+      <w:r>
+        <w:rPr>
+          <w:rFonts w:ascii="Times New Roman" w:hAnsi="Times New Roman" w:cs="Times New Roman"/>
+          <w:sz w:val="28"/>
+          <w:szCs w:val="28"/>
+          <w:lang w:val="en-US"/>
+        </w:rPr>
+        <w:t>ul</w:t>
+      </w:r>
+      <w:proofErr w:type="spellEnd"/>
+      <w:r>
+        <w:rPr>
+          <w:rFonts w:ascii="Times New Roman" w:hAnsi="Times New Roman" w:cs="Times New Roman"/>
+          <w:sz w:val="28"/>
+          <w:szCs w:val="28"/>
+          <w:lang w:val="en-US"/>
+        </w:rPr>
+        <w:t>&gt;</w:t>
       </w:r>
     </w:p>
     <w:p>
@@ -2155,7 +7206,6 @@
           <w:rFonts w:ascii="Times New Roman" w:hAnsi="Times New Roman" w:cs="Times New Roman"/>
           <w:sz w:val="28"/>
           <w:szCs w:val="28"/>
-          <w:lang w:val="en-US"/>
         </w:rPr>
       </w:pPr>
       <w:r>
@@ -2217,15 +7267,16 @@
           <w:sz w:val="28"/>
           <w:szCs w:val="28"/>
         </w:rPr>
-        <w:t>Контейнер отдельного мероприятия</w:t>
-      </w:r>
-      <w:r>
-        <w:rPr>
-          <w:rFonts w:ascii="Times New Roman" w:hAnsi="Times New Roman" w:cs="Times New Roman"/>
-          <w:sz w:val="28"/>
-          <w:szCs w:val="28"/>
-        </w:rPr>
-        <w:t>:</w:t>
+        <w:lastRenderedPageBreak/>
+        <w:t>Рис 0000.</w:t>
+      </w:r>
+      <w:r>
+        <w:rPr>
+          <w:rFonts w:ascii="Times New Roman" w:hAnsi="Times New Roman" w:cs="Times New Roman"/>
+          <w:sz w:val="28"/>
+          <w:szCs w:val="28"/>
+        </w:rPr>
+        <w:t>2</w:t>
       </w:r>
     </w:p>
     <w:p>
@@ -2242,85 +7293,15 @@
           <w:sz w:val="28"/>
           <w:szCs w:val="28"/>
         </w:rPr>
-        <w:lastRenderedPageBreak/>
-        <w:t>&lt;</w:t>
-      </w:r>
-      <w:r>
-        <w:rPr>
-          <w:rFonts w:ascii="Times New Roman" w:hAnsi="Times New Roman" w:cs="Times New Roman"/>
-          <w:sz w:val="28"/>
-          <w:szCs w:val="28"/>
-          <w:lang w:val="en-US"/>
-        </w:rPr>
-        <w:t>div</w:t>
-      </w:r>
-      <w:r>
-        <w:rPr>
-          <w:rFonts w:ascii="Times New Roman" w:hAnsi="Times New Roman" w:cs="Times New Roman"/>
-          <w:sz w:val="28"/>
-          <w:szCs w:val="28"/>
-        </w:rPr>
-        <w:t xml:space="preserve"> </w:t>
-      </w:r>
-      <w:r>
-        <w:rPr>
-          <w:rFonts w:ascii="Times New Roman" w:hAnsi="Times New Roman" w:cs="Times New Roman"/>
-          <w:sz w:val="28"/>
-          <w:szCs w:val="28"/>
-          <w:lang w:val="en-US"/>
-        </w:rPr>
-        <w:t>class</w:t>
-      </w:r>
-      <w:r>
-        <w:rPr>
-          <w:rFonts w:ascii="Times New Roman" w:hAnsi="Times New Roman" w:cs="Times New Roman"/>
-          <w:sz w:val="28"/>
-          <w:szCs w:val="28"/>
-        </w:rPr>
-        <w:t>="</w:t>
-      </w:r>
-      <w:r>
-        <w:rPr>
-          <w:rFonts w:ascii="Times New Roman" w:hAnsi="Times New Roman" w:cs="Times New Roman"/>
-          <w:sz w:val="28"/>
-          <w:szCs w:val="28"/>
-          <w:lang w:val="en-US"/>
-        </w:rPr>
-        <w:t>t</w:t>
-      </w:r>
-      <w:r>
-        <w:rPr>
-          <w:rFonts w:ascii="Times New Roman" w:hAnsi="Times New Roman" w:cs="Times New Roman"/>
-          <w:sz w:val="28"/>
-          <w:szCs w:val="28"/>
-        </w:rPr>
-        <w:t>-</w:t>
-      </w:r>
-      <w:r>
-        <w:rPr>
-          <w:rFonts w:ascii="Times New Roman" w:hAnsi="Times New Roman" w:cs="Times New Roman"/>
-          <w:sz w:val="28"/>
-          <w:szCs w:val="28"/>
-          <w:lang w:val="en-US"/>
-        </w:rPr>
-        <w:t>card</w:t>
-      </w:r>
-      <w:r>
-        <w:rPr>
-          <w:rFonts w:ascii="Times New Roman" w:hAnsi="Times New Roman" w:cs="Times New Roman"/>
-          <w:sz w:val="28"/>
-          <w:szCs w:val="28"/>
-        </w:rPr>
-        <w:t>__</w:t>
-      </w:r>
-      <w:r>
-        <w:rPr>
-          <w:rFonts w:ascii="Times New Roman" w:hAnsi="Times New Roman" w:cs="Times New Roman"/>
-          <w:sz w:val="28"/>
-          <w:szCs w:val="28"/>
-          <w:lang w:val="en-US"/>
-        </w:rPr>
-        <w:t>col</w:t>
+        <w:t>Контейнер отдельного мероприятия</w:t>
+      </w:r>
+      <w:r>
+        <w:rPr>
+          <w:rFonts w:ascii="Times New Roman" w:hAnsi="Times New Roman" w:cs="Times New Roman"/>
+          <w:sz w:val="28"/>
+          <w:szCs w:val="28"/>
+        </w:rPr>
+        <w:t>:</w:t>
       </w:r>
     </w:p>
     <w:p>
@@ -2329,7 +7310,6 @@
           <w:rFonts w:ascii="Times New Roman" w:hAnsi="Times New Roman" w:cs="Times New Roman"/>
           <w:sz w:val="28"/>
           <w:szCs w:val="28"/>
-          <w:lang w:val="en-US"/>
         </w:rPr>
       </w:pPr>
       <w:r>
@@ -2337,9 +7317,85 @@
           <w:rFonts w:ascii="Times New Roman" w:hAnsi="Times New Roman" w:cs="Times New Roman"/>
           <w:sz w:val="28"/>
           <w:szCs w:val="28"/>
-          <w:lang w:val="en-US"/>
-        </w:rPr>
-        <w:t>" style="cursor: pointer;"&gt; &lt;div class="t853__content"&gt; &lt;div class="t853__imgwrapper</w:t>
+        </w:rPr>
+        <w:t>&lt;</w:t>
+      </w:r>
+      <w:r>
+        <w:rPr>
+          <w:rFonts w:ascii="Times New Roman" w:hAnsi="Times New Roman" w:cs="Times New Roman"/>
+          <w:sz w:val="28"/>
+          <w:szCs w:val="28"/>
+          <w:lang w:val="en-US"/>
+        </w:rPr>
+        <w:t>div</w:t>
+      </w:r>
+      <w:r>
+        <w:rPr>
+          <w:rFonts w:ascii="Times New Roman" w:hAnsi="Times New Roman" w:cs="Times New Roman"/>
+          <w:sz w:val="28"/>
+          <w:szCs w:val="28"/>
+        </w:rPr>
+        <w:t xml:space="preserve"> </w:t>
+      </w:r>
+      <w:r>
+        <w:rPr>
+          <w:rFonts w:ascii="Times New Roman" w:hAnsi="Times New Roman" w:cs="Times New Roman"/>
+          <w:sz w:val="28"/>
+          <w:szCs w:val="28"/>
+          <w:lang w:val="en-US"/>
+        </w:rPr>
+        <w:t>class</w:t>
+      </w:r>
+      <w:r>
+        <w:rPr>
+          <w:rFonts w:ascii="Times New Roman" w:hAnsi="Times New Roman" w:cs="Times New Roman"/>
+          <w:sz w:val="28"/>
+          <w:szCs w:val="28"/>
+        </w:rPr>
+        <w:t>="</w:t>
+      </w:r>
+      <w:r>
+        <w:rPr>
+          <w:rFonts w:ascii="Times New Roman" w:hAnsi="Times New Roman" w:cs="Times New Roman"/>
+          <w:sz w:val="28"/>
+          <w:szCs w:val="28"/>
+          <w:lang w:val="en-US"/>
+        </w:rPr>
+        <w:t>t</w:t>
+      </w:r>
+      <w:r>
+        <w:rPr>
+          <w:rFonts w:ascii="Times New Roman" w:hAnsi="Times New Roman" w:cs="Times New Roman"/>
+          <w:sz w:val="28"/>
+          <w:szCs w:val="28"/>
+        </w:rPr>
+        <w:t>-</w:t>
+      </w:r>
+      <w:r>
+        <w:rPr>
+          <w:rFonts w:ascii="Times New Roman" w:hAnsi="Times New Roman" w:cs="Times New Roman"/>
+          <w:sz w:val="28"/>
+          <w:szCs w:val="28"/>
+          <w:lang w:val="en-US"/>
+        </w:rPr>
+        <w:t>card</w:t>
+      </w:r>
+      <w:r>
+        <w:rPr>
+          <w:rFonts w:ascii="Times New Roman" w:hAnsi="Times New Roman" w:cs="Times New Roman"/>
+          <w:sz w:val="28"/>
+          <w:szCs w:val="28"/>
+        </w:rPr>
+        <w:t>__</w:t>
+      </w:r>
+      <w:r>
+        <w:rPr>
+          <w:rFonts w:ascii="Times New Roman" w:hAnsi="Times New Roman" w:cs="Times New Roman"/>
+          <w:sz w:val="28"/>
+          <w:szCs w:val="28"/>
+          <w:lang w:val="en-US"/>
+        </w:rPr>
+        <w:t>col</w:t>
       </w:r>
     </w:p>
     <w:p>
@@ -2358,7 +7414,7 @@
           <w:szCs w:val="28"/>
           <w:lang w:val="en-US"/>
         </w:rPr>
-        <w:t>" style="padding-bottom:61.111111111111%;" bgimgfield="li_img__1646935827275"&gt; &lt;div class="t853__bgimg t-bgimg loaded" data-original="https://static.tildacdn.com/tild3838-6361-4539-a663-373361386264/d3c6cb7a08dde477bfed.jpg" style="background-image: url(&amp;quot;https://optim.tildacdn.com/tild3838-6361-4539-a663-373361386264/-/cover/360x220/center/center/-/format/webp/d3c6cb7a08dde477bfed.jpg.webp&amp;quot;);" role="img" aria-label="Симфонические рок-хиты." itemscope="" itemtype="http://schema.org/ImageObject"&gt; &lt;meta itemprop="image" content="https://static.tildacdn.com/tild3838-6361-4539-a663-373361386264/d3c6cb7a08dde477bfed.jpg"&gt; &lt;meta itemprop="caption" content="Симфонические рок-хиты."&gt; &lt;/div&gt; &lt;/div&gt; &lt;div class="t853__textwrapper"&gt; &lt;div class="t-card__descr t-descr t-descr_sm" field="li_descr__1646935827275"&gt; &lt;div style="font-size: 22px;" data-customstyle="yes"&gt;&lt;strong&gt;Симфонические рок-хиты.&lt;/strong&gt;&lt;/div&gt; &lt;/div&gt; &lt;/div&gt; &lt;/div&gt; &lt;div class="t-card__btn-wrapper"&gt; &lt;a class="t-btn t-btnflex t-btnflex_type_button t-btnflex_sm t-card__btn t-card__link" href="https://teatr-art.ru/ledovii" id="cardbtn1_824337954" data-lid="1646935827275"&gt; &lt;span class="t-btnflex__text"&gt;Подробнее&lt;/span&gt; &lt;style&gt;#rec824337954 .t-btnflex.t-btnflex_type_button {color:#120c0c;border-style:solid !important;border-color:#ff6600 !important;--border-width:2px;border-radius:30px;box-shadow:0px 0px 20px rgba(0,0,0,0.4) !important;font-family:Arial;transition-duration:0.2s;transition-property:background-color,color,border-color,box-shadow,opacity,transform;transition-timing-function:ease-in-out;}@media (hover:hover) {#rec824337954 .t-btnflex.t-btnflex_type_button:not(.t-animate_no-hover):hover {background-color:#ff6600 !important;}#rec824337954 .t-btnflex.t-btnflex_type_button:not(.t-animate_no-hover):focus-visible {background-color:#ff6600 !important;}}&lt;/style&gt; &lt;/a&gt; &lt;/div&gt; &lt;/div&gt;</w:t>
+        <w:t>" style="cursor: pointer;"&gt; &lt;div class="t853__content"&gt; &lt;div class="t853__imgwrapper</w:t>
       </w:r>
     </w:p>
     <w:p>
@@ -2368,6 +7424,702 @@
           <w:sz w:val="28"/>
           <w:szCs w:val="28"/>
           <w:lang w:val="en-US"/>
+        </w:rPr>
+      </w:pPr>
+      <w:r>
+        <w:rPr>
+          <w:rFonts w:ascii="Times New Roman" w:hAnsi="Times New Roman" w:cs="Times New Roman"/>
+          <w:sz w:val="28"/>
+          <w:szCs w:val="28"/>
+          <w:lang w:val="en-US"/>
+        </w:rPr>
+        <w:t xml:space="preserve">" style="padding-bottom:61.111111111111%;" </w:t>
+      </w:r>
+      <w:proofErr w:type="spellStart"/>
+      <w:r>
+        <w:rPr>
+          <w:rFonts w:ascii="Times New Roman" w:hAnsi="Times New Roman" w:cs="Times New Roman"/>
+          <w:sz w:val="28"/>
+          <w:szCs w:val="28"/>
+          <w:lang w:val="en-US"/>
+        </w:rPr>
+        <w:t>bgimgfield</w:t>
+      </w:r>
+      <w:proofErr w:type="spellEnd"/>
+      <w:r>
+        <w:rPr>
+          <w:rFonts w:ascii="Times New Roman" w:hAnsi="Times New Roman" w:cs="Times New Roman"/>
+          <w:sz w:val="28"/>
+          <w:szCs w:val="28"/>
+          <w:lang w:val="en-US"/>
+        </w:rPr>
+        <w:t>="li_img__1646935827275"&gt; &lt;div class="t853__bgimg t-</w:t>
+      </w:r>
+      <w:proofErr w:type="spellStart"/>
+      <w:r>
+        <w:rPr>
+          <w:rFonts w:ascii="Times New Roman" w:hAnsi="Times New Roman" w:cs="Times New Roman"/>
+          <w:sz w:val="28"/>
+          <w:szCs w:val="28"/>
+          <w:lang w:val="en-US"/>
+        </w:rPr>
+        <w:t>bgimg</w:t>
+      </w:r>
+      <w:proofErr w:type="spellEnd"/>
+      <w:r>
+        <w:rPr>
+          <w:rFonts w:ascii="Times New Roman" w:hAnsi="Times New Roman" w:cs="Times New Roman"/>
+          <w:sz w:val="28"/>
+          <w:szCs w:val="28"/>
+          <w:lang w:val="en-US"/>
+        </w:rPr>
+        <w:t xml:space="preserve"> loaded" data-original="https://static.tildacdn.com/tild3838-6361-4539-a663-373361386264/d3c6cb7a08dde477bfed.jpg" style="background-image: url(&amp;quot;https://optim.tildacdn.com/tild3838-6361-4539-a663-373361386264/-/cover/360x220/center/center/-/format/webp/d3c6cb7a08dde477bfed.jpg.webp&amp;quot;);" role="</w:t>
+      </w:r>
+      <w:proofErr w:type="spellStart"/>
+      <w:r>
+        <w:rPr>
+          <w:rFonts w:ascii="Times New Roman" w:hAnsi="Times New Roman" w:cs="Times New Roman"/>
+          <w:sz w:val="28"/>
+          <w:szCs w:val="28"/>
+          <w:lang w:val="en-US"/>
+        </w:rPr>
+        <w:t>img</w:t>
+      </w:r>
+      <w:proofErr w:type="spellEnd"/>
+      <w:r>
+        <w:rPr>
+          <w:rFonts w:ascii="Times New Roman" w:hAnsi="Times New Roman" w:cs="Times New Roman"/>
+          <w:sz w:val="28"/>
+          <w:szCs w:val="28"/>
+          <w:lang w:val="en-US"/>
+        </w:rPr>
+        <w:t>" aria-label="</w:t>
+      </w:r>
+      <w:proofErr w:type="spellStart"/>
+      <w:r>
+        <w:rPr>
+          <w:rFonts w:ascii="Times New Roman" w:hAnsi="Times New Roman" w:cs="Times New Roman"/>
+          <w:sz w:val="28"/>
+          <w:szCs w:val="28"/>
+          <w:lang w:val="en-US"/>
+        </w:rPr>
+        <w:t>Симфонические</w:t>
+      </w:r>
+      <w:proofErr w:type="spellEnd"/>
+      <w:r>
+        <w:rPr>
+          <w:rFonts w:ascii="Times New Roman" w:hAnsi="Times New Roman" w:cs="Times New Roman"/>
+          <w:sz w:val="28"/>
+          <w:szCs w:val="28"/>
+          <w:lang w:val="en-US"/>
+        </w:rPr>
+        <w:t xml:space="preserve"> </w:t>
+      </w:r>
+      <w:proofErr w:type="spellStart"/>
+      <w:r>
+        <w:rPr>
+          <w:rFonts w:ascii="Times New Roman" w:hAnsi="Times New Roman" w:cs="Times New Roman"/>
+          <w:sz w:val="28"/>
+          <w:szCs w:val="28"/>
+          <w:lang w:val="en-US"/>
+        </w:rPr>
+        <w:t>рок-хиты</w:t>
+      </w:r>
+      <w:proofErr w:type="spellEnd"/>
+      <w:r>
+        <w:rPr>
+          <w:rFonts w:ascii="Times New Roman" w:hAnsi="Times New Roman" w:cs="Times New Roman"/>
+          <w:sz w:val="28"/>
+          <w:szCs w:val="28"/>
+          <w:lang w:val="en-US"/>
+        </w:rPr>
+        <w:t xml:space="preserve">." </w:t>
+      </w:r>
+      <w:proofErr w:type="spellStart"/>
+      <w:r>
+        <w:rPr>
+          <w:rFonts w:ascii="Times New Roman" w:hAnsi="Times New Roman" w:cs="Times New Roman"/>
+          <w:sz w:val="28"/>
+          <w:szCs w:val="28"/>
+          <w:lang w:val="en-US"/>
+        </w:rPr>
+        <w:t>itemscope</w:t>
+      </w:r>
+      <w:proofErr w:type="spellEnd"/>
+      <w:r>
+        <w:rPr>
+          <w:rFonts w:ascii="Times New Roman" w:hAnsi="Times New Roman" w:cs="Times New Roman"/>
+          <w:sz w:val="28"/>
+          <w:szCs w:val="28"/>
+          <w:lang w:val="en-US"/>
+        </w:rPr>
+        <w:t xml:space="preserve">="" </w:t>
+      </w:r>
+      <w:proofErr w:type="spellStart"/>
+      <w:r>
+        <w:rPr>
+          <w:rFonts w:ascii="Times New Roman" w:hAnsi="Times New Roman" w:cs="Times New Roman"/>
+          <w:sz w:val="28"/>
+          <w:szCs w:val="28"/>
+          <w:lang w:val="en-US"/>
+        </w:rPr>
+        <w:t>itemtype</w:t>
+      </w:r>
+      <w:proofErr w:type="spellEnd"/>
+      <w:r>
+        <w:rPr>
+          <w:rFonts w:ascii="Times New Roman" w:hAnsi="Times New Roman" w:cs="Times New Roman"/>
+          <w:sz w:val="28"/>
+          <w:szCs w:val="28"/>
+          <w:lang w:val="en-US"/>
+        </w:rPr>
+        <w:t>="http://schema.org/</w:t>
+      </w:r>
+      <w:proofErr w:type="spellStart"/>
+      <w:r>
+        <w:rPr>
+          <w:rFonts w:ascii="Times New Roman" w:hAnsi="Times New Roman" w:cs="Times New Roman"/>
+          <w:sz w:val="28"/>
+          <w:szCs w:val="28"/>
+          <w:lang w:val="en-US"/>
+        </w:rPr>
+        <w:t>ImageObject</w:t>
+      </w:r>
+      <w:proofErr w:type="spellEnd"/>
+      <w:r>
+        <w:rPr>
+          <w:rFonts w:ascii="Times New Roman" w:hAnsi="Times New Roman" w:cs="Times New Roman"/>
+          <w:sz w:val="28"/>
+          <w:szCs w:val="28"/>
+          <w:lang w:val="en-US"/>
+        </w:rPr>
+        <w:t>"&gt; &lt;meta itemprop="image" content="https://static.tildacdn.com/tild3838-6361-4539-a663-373361386264/d3c6cb7a08dde477bfed.jpg"&gt; &lt;meta itemprop="caption" content="</w:t>
+      </w:r>
+      <w:proofErr w:type="spellStart"/>
+      <w:r>
+        <w:rPr>
+          <w:rFonts w:ascii="Times New Roman" w:hAnsi="Times New Roman" w:cs="Times New Roman"/>
+          <w:sz w:val="28"/>
+          <w:szCs w:val="28"/>
+          <w:lang w:val="en-US"/>
+        </w:rPr>
+        <w:t>Симфонические</w:t>
+      </w:r>
+      <w:proofErr w:type="spellEnd"/>
+      <w:r>
+        <w:rPr>
+          <w:rFonts w:ascii="Times New Roman" w:hAnsi="Times New Roman" w:cs="Times New Roman"/>
+          <w:sz w:val="28"/>
+          <w:szCs w:val="28"/>
+          <w:lang w:val="en-US"/>
+        </w:rPr>
+        <w:t xml:space="preserve"> </w:t>
+      </w:r>
+      <w:proofErr w:type="spellStart"/>
+      <w:r>
+        <w:rPr>
+          <w:rFonts w:ascii="Times New Roman" w:hAnsi="Times New Roman" w:cs="Times New Roman"/>
+          <w:sz w:val="28"/>
+          <w:szCs w:val="28"/>
+          <w:lang w:val="en-US"/>
+        </w:rPr>
+        <w:t>рок-хиты</w:t>
+      </w:r>
+      <w:proofErr w:type="spellEnd"/>
+      <w:r>
+        <w:rPr>
+          <w:rFonts w:ascii="Times New Roman" w:hAnsi="Times New Roman" w:cs="Times New Roman"/>
+          <w:sz w:val="28"/>
+          <w:szCs w:val="28"/>
+          <w:lang w:val="en-US"/>
+        </w:rPr>
+        <w:t>."&gt; &lt;/div&gt; &lt;/div&gt; &lt;div class="t853__textwrapper"&gt; &lt;div class="t-card__</w:t>
+      </w:r>
+      <w:proofErr w:type="spellStart"/>
+      <w:r>
+        <w:rPr>
+          <w:rFonts w:ascii="Times New Roman" w:hAnsi="Times New Roman" w:cs="Times New Roman"/>
+          <w:sz w:val="28"/>
+          <w:szCs w:val="28"/>
+          <w:lang w:val="en-US"/>
+        </w:rPr>
+        <w:t>descr</w:t>
+      </w:r>
+      <w:proofErr w:type="spellEnd"/>
+      <w:r>
+        <w:rPr>
+          <w:rFonts w:ascii="Times New Roman" w:hAnsi="Times New Roman" w:cs="Times New Roman"/>
+          <w:sz w:val="28"/>
+          <w:szCs w:val="28"/>
+          <w:lang w:val="en-US"/>
+        </w:rPr>
+        <w:t xml:space="preserve"> t-</w:t>
+      </w:r>
+      <w:proofErr w:type="spellStart"/>
+      <w:r>
+        <w:rPr>
+          <w:rFonts w:ascii="Times New Roman" w:hAnsi="Times New Roman" w:cs="Times New Roman"/>
+          <w:sz w:val="28"/>
+          <w:szCs w:val="28"/>
+          <w:lang w:val="en-US"/>
+        </w:rPr>
+        <w:t>descr</w:t>
+      </w:r>
+      <w:proofErr w:type="spellEnd"/>
+      <w:r>
+        <w:rPr>
+          <w:rFonts w:ascii="Times New Roman" w:hAnsi="Times New Roman" w:cs="Times New Roman"/>
+          <w:sz w:val="28"/>
+          <w:szCs w:val="28"/>
+          <w:lang w:val="en-US"/>
+        </w:rPr>
+        <w:t xml:space="preserve"> t-</w:t>
+      </w:r>
+      <w:proofErr w:type="spellStart"/>
+      <w:r>
+        <w:rPr>
+          <w:rFonts w:ascii="Times New Roman" w:hAnsi="Times New Roman" w:cs="Times New Roman"/>
+          <w:sz w:val="28"/>
+          <w:szCs w:val="28"/>
+          <w:lang w:val="en-US"/>
+        </w:rPr>
+        <w:t>descr_sm</w:t>
+      </w:r>
+      <w:proofErr w:type="spellEnd"/>
+      <w:r>
+        <w:rPr>
+          <w:rFonts w:ascii="Times New Roman" w:hAnsi="Times New Roman" w:cs="Times New Roman"/>
+          <w:sz w:val="28"/>
+          <w:szCs w:val="28"/>
+          <w:lang w:val="en-US"/>
+        </w:rPr>
+        <w:t>" field="li_descr__1646935827275"&gt; &lt;div style="font-size: 22px;" data-</w:t>
+      </w:r>
+      <w:proofErr w:type="spellStart"/>
+      <w:r>
+        <w:rPr>
+          <w:rFonts w:ascii="Times New Roman" w:hAnsi="Times New Roman" w:cs="Times New Roman"/>
+          <w:sz w:val="28"/>
+          <w:szCs w:val="28"/>
+          <w:lang w:val="en-US"/>
+        </w:rPr>
+        <w:t>customstyle</w:t>
+      </w:r>
+      <w:proofErr w:type="spellEnd"/>
+      <w:r>
+        <w:rPr>
+          <w:rFonts w:ascii="Times New Roman" w:hAnsi="Times New Roman" w:cs="Times New Roman"/>
+          <w:sz w:val="28"/>
+          <w:szCs w:val="28"/>
+          <w:lang w:val="en-US"/>
+        </w:rPr>
+        <w:t>="yes"&gt;&lt;strong&gt;</w:t>
+      </w:r>
+      <w:proofErr w:type="spellStart"/>
+      <w:r>
+        <w:rPr>
+          <w:rFonts w:ascii="Times New Roman" w:hAnsi="Times New Roman" w:cs="Times New Roman"/>
+          <w:sz w:val="28"/>
+          <w:szCs w:val="28"/>
+          <w:lang w:val="en-US"/>
+        </w:rPr>
+        <w:t>Симфонические</w:t>
+      </w:r>
+      <w:proofErr w:type="spellEnd"/>
+      <w:r>
+        <w:rPr>
+          <w:rFonts w:ascii="Times New Roman" w:hAnsi="Times New Roman" w:cs="Times New Roman"/>
+          <w:sz w:val="28"/>
+          <w:szCs w:val="28"/>
+          <w:lang w:val="en-US"/>
+        </w:rPr>
+        <w:t xml:space="preserve"> </w:t>
+      </w:r>
+      <w:proofErr w:type="spellStart"/>
+      <w:r>
+        <w:rPr>
+          <w:rFonts w:ascii="Times New Roman" w:hAnsi="Times New Roman" w:cs="Times New Roman"/>
+          <w:sz w:val="28"/>
+          <w:szCs w:val="28"/>
+          <w:lang w:val="en-US"/>
+        </w:rPr>
+        <w:t>рок-хиты</w:t>
+      </w:r>
+      <w:proofErr w:type="spellEnd"/>
+      <w:r>
+        <w:rPr>
+          <w:rFonts w:ascii="Times New Roman" w:hAnsi="Times New Roman" w:cs="Times New Roman"/>
+          <w:sz w:val="28"/>
+          <w:szCs w:val="28"/>
+          <w:lang w:val="en-US"/>
+        </w:rPr>
+        <w:t>.&lt;/strong&gt;&lt;/div&gt; &lt;/div&gt; &lt;/div&gt; &lt;/div&gt; &lt;div class="t-card__</w:t>
+      </w:r>
+      <w:proofErr w:type="spellStart"/>
+      <w:r>
+        <w:rPr>
+          <w:rFonts w:ascii="Times New Roman" w:hAnsi="Times New Roman" w:cs="Times New Roman"/>
+          <w:sz w:val="28"/>
+          <w:szCs w:val="28"/>
+          <w:lang w:val="en-US"/>
+        </w:rPr>
+        <w:t>btn</w:t>
+      </w:r>
+      <w:proofErr w:type="spellEnd"/>
+      <w:r>
+        <w:rPr>
+          <w:rFonts w:ascii="Times New Roman" w:hAnsi="Times New Roman" w:cs="Times New Roman"/>
+          <w:sz w:val="28"/>
+          <w:szCs w:val="28"/>
+          <w:lang w:val="en-US"/>
+        </w:rPr>
+        <w:t>-wrapper"&gt; &lt;a class="t-</w:t>
+      </w:r>
+      <w:proofErr w:type="spellStart"/>
+      <w:r>
+        <w:rPr>
+          <w:rFonts w:ascii="Times New Roman" w:hAnsi="Times New Roman" w:cs="Times New Roman"/>
+          <w:sz w:val="28"/>
+          <w:szCs w:val="28"/>
+          <w:lang w:val="en-US"/>
+        </w:rPr>
+        <w:t>btn</w:t>
+      </w:r>
+      <w:proofErr w:type="spellEnd"/>
+      <w:r>
+        <w:rPr>
+          <w:rFonts w:ascii="Times New Roman" w:hAnsi="Times New Roman" w:cs="Times New Roman"/>
+          <w:sz w:val="28"/>
+          <w:szCs w:val="28"/>
+          <w:lang w:val="en-US"/>
+        </w:rPr>
+        <w:t xml:space="preserve"> t-</w:t>
+      </w:r>
+      <w:proofErr w:type="spellStart"/>
+      <w:r>
+        <w:rPr>
+          <w:rFonts w:ascii="Times New Roman" w:hAnsi="Times New Roman" w:cs="Times New Roman"/>
+          <w:sz w:val="28"/>
+          <w:szCs w:val="28"/>
+          <w:lang w:val="en-US"/>
+        </w:rPr>
+        <w:t>btnflex</w:t>
+      </w:r>
+      <w:proofErr w:type="spellEnd"/>
+      <w:r>
+        <w:rPr>
+          <w:rFonts w:ascii="Times New Roman" w:hAnsi="Times New Roman" w:cs="Times New Roman"/>
+          <w:sz w:val="28"/>
+          <w:szCs w:val="28"/>
+          <w:lang w:val="en-US"/>
+        </w:rPr>
+        <w:t xml:space="preserve"> t-</w:t>
+      </w:r>
+      <w:proofErr w:type="spellStart"/>
+      <w:r>
+        <w:rPr>
+          <w:rFonts w:ascii="Times New Roman" w:hAnsi="Times New Roman" w:cs="Times New Roman"/>
+          <w:sz w:val="28"/>
+          <w:szCs w:val="28"/>
+          <w:lang w:val="en-US"/>
+        </w:rPr>
+        <w:t>btnflex_type_button</w:t>
+      </w:r>
+      <w:proofErr w:type="spellEnd"/>
+      <w:r>
+        <w:rPr>
+          <w:rFonts w:ascii="Times New Roman" w:hAnsi="Times New Roman" w:cs="Times New Roman"/>
+          <w:sz w:val="28"/>
+          <w:szCs w:val="28"/>
+          <w:lang w:val="en-US"/>
+        </w:rPr>
+        <w:t xml:space="preserve"> t-</w:t>
+      </w:r>
+      <w:proofErr w:type="spellStart"/>
+      <w:r>
+        <w:rPr>
+          <w:rFonts w:ascii="Times New Roman" w:hAnsi="Times New Roman" w:cs="Times New Roman"/>
+          <w:sz w:val="28"/>
+          <w:szCs w:val="28"/>
+          <w:lang w:val="en-US"/>
+        </w:rPr>
+        <w:t>btnflex_sm</w:t>
+      </w:r>
+      <w:proofErr w:type="spellEnd"/>
+      <w:r>
+        <w:rPr>
+          <w:rFonts w:ascii="Times New Roman" w:hAnsi="Times New Roman" w:cs="Times New Roman"/>
+          <w:sz w:val="28"/>
+          <w:szCs w:val="28"/>
+          <w:lang w:val="en-US"/>
+        </w:rPr>
+        <w:t xml:space="preserve"> t-card__</w:t>
+      </w:r>
+      <w:proofErr w:type="spellStart"/>
+      <w:r>
+        <w:rPr>
+          <w:rFonts w:ascii="Times New Roman" w:hAnsi="Times New Roman" w:cs="Times New Roman"/>
+          <w:sz w:val="28"/>
+          <w:szCs w:val="28"/>
+          <w:lang w:val="en-US"/>
+        </w:rPr>
+        <w:t>btn</w:t>
+      </w:r>
+      <w:proofErr w:type="spellEnd"/>
+      <w:r>
+        <w:rPr>
+          <w:rFonts w:ascii="Times New Roman" w:hAnsi="Times New Roman" w:cs="Times New Roman"/>
+          <w:sz w:val="28"/>
+          <w:szCs w:val="28"/>
+          <w:lang w:val="en-US"/>
+        </w:rPr>
+        <w:t xml:space="preserve"> t-</w:t>
+      </w:r>
+      <w:proofErr w:type="spellStart"/>
+      <w:r>
+        <w:rPr>
+          <w:rFonts w:ascii="Times New Roman" w:hAnsi="Times New Roman" w:cs="Times New Roman"/>
+          <w:sz w:val="28"/>
+          <w:szCs w:val="28"/>
+          <w:lang w:val="en-US"/>
+        </w:rPr>
+        <w:t>card__link</w:t>
+      </w:r>
+      <w:proofErr w:type="spellEnd"/>
+      <w:r>
+        <w:rPr>
+          <w:rFonts w:ascii="Times New Roman" w:hAnsi="Times New Roman" w:cs="Times New Roman"/>
+          <w:sz w:val="28"/>
+          <w:szCs w:val="28"/>
+          <w:lang w:val="en-US"/>
+        </w:rPr>
+        <w:t xml:space="preserve">" </w:t>
+      </w:r>
+      <w:proofErr w:type="spellStart"/>
+      <w:r>
+        <w:rPr>
+          <w:rFonts w:ascii="Times New Roman" w:hAnsi="Times New Roman" w:cs="Times New Roman"/>
+          <w:sz w:val="28"/>
+          <w:szCs w:val="28"/>
+          <w:lang w:val="en-US"/>
+        </w:rPr>
+        <w:t>href</w:t>
+      </w:r>
+      <w:proofErr w:type="spellEnd"/>
+      <w:r>
+        <w:rPr>
+          <w:rFonts w:ascii="Times New Roman" w:hAnsi="Times New Roman" w:cs="Times New Roman"/>
+          <w:sz w:val="28"/>
+          <w:szCs w:val="28"/>
+          <w:lang w:val="en-US"/>
+        </w:rPr>
+        <w:t>="https://teatr-</w:t>
+      </w:r>
+      <w:r>
+        <w:rPr>
+          <w:rFonts w:ascii="Times New Roman" w:hAnsi="Times New Roman" w:cs="Times New Roman"/>
+          <w:sz w:val="28"/>
+          <w:szCs w:val="28"/>
+          <w:lang w:val="en-US"/>
+        </w:rPr>
+        <w:t xml:space="preserve"> </w:t>
+      </w:r>
+      <w:r>
+        <w:rPr>
+          <w:rFonts w:ascii="Times New Roman" w:hAnsi="Times New Roman" w:cs="Times New Roman"/>
+          <w:sz w:val="28"/>
+          <w:szCs w:val="28"/>
+          <w:lang w:val="en-US"/>
+        </w:rPr>
+        <w:t>art.ru/</w:t>
+      </w:r>
+      <w:proofErr w:type="spellStart"/>
+      <w:r>
+        <w:rPr>
+          <w:rFonts w:ascii="Times New Roman" w:hAnsi="Times New Roman" w:cs="Times New Roman"/>
+          <w:sz w:val="28"/>
+          <w:szCs w:val="28"/>
+          <w:lang w:val="en-US"/>
+        </w:rPr>
+        <w:t>ledovii</w:t>
+      </w:r>
+      <w:proofErr w:type="spellEnd"/>
+      <w:r>
+        <w:rPr>
+          <w:rFonts w:ascii="Times New Roman" w:hAnsi="Times New Roman" w:cs="Times New Roman"/>
+          <w:sz w:val="28"/>
+          <w:szCs w:val="28"/>
+          <w:lang w:val="en-US"/>
+        </w:rPr>
+        <w:t>" id="cardbtn1_824337954" data-lid="1646935827275"&gt; &lt;span class="t-</w:t>
+      </w:r>
+      <w:proofErr w:type="spellStart"/>
+      <w:r>
+        <w:rPr>
+          <w:rFonts w:ascii="Times New Roman" w:hAnsi="Times New Roman" w:cs="Times New Roman"/>
+          <w:sz w:val="28"/>
+          <w:szCs w:val="28"/>
+          <w:lang w:val="en-US"/>
+        </w:rPr>
+        <w:t>btnflex</w:t>
+      </w:r>
+      <w:proofErr w:type="spellEnd"/>
+      <w:r>
+        <w:rPr>
+          <w:rFonts w:ascii="Times New Roman" w:hAnsi="Times New Roman" w:cs="Times New Roman"/>
+          <w:sz w:val="28"/>
+          <w:szCs w:val="28"/>
+          <w:lang w:val="en-US"/>
+        </w:rPr>
+        <w:t>__text"&gt;</w:t>
+      </w:r>
+      <w:proofErr w:type="spellStart"/>
+      <w:r>
+        <w:rPr>
+          <w:rFonts w:ascii="Times New Roman" w:hAnsi="Times New Roman" w:cs="Times New Roman"/>
+          <w:sz w:val="28"/>
+          <w:szCs w:val="28"/>
+          <w:lang w:val="en-US"/>
+        </w:rPr>
+        <w:t>Подробнее</w:t>
+      </w:r>
+      <w:proofErr w:type="spellEnd"/>
+      <w:r>
+        <w:rPr>
+          <w:rFonts w:ascii="Times New Roman" w:hAnsi="Times New Roman" w:cs="Times New Roman"/>
+          <w:sz w:val="28"/>
+          <w:szCs w:val="28"/>
+          <w:lang w:val="en-US"/>
+        </w:rPr>
+        <w:t>&lt;/span&gt; &lt;style&gt;#rec824337954 .t-btnflex.t-</w:t>
+      </w:r>
+      <w:proofErr w:type="spellStart"/>
+      <w:r>
+        <w:rPr>
+          <w:rFonts w:ascii="Times New Roman" w:hAnsi="Times New Roman" w:cs="Times New Roman"/>
+          <w:sz w:val="28"/>
+          <w:szCs w:val="28"/>
+          <w:lang w:val="en-US"/>
+        </w:rPr>
+        <w:t>btnflex_type_button</w:t>
+      </w:r>
+      <w:proofErr w:type="spellEnd"/>
+      <w:r>
+        <w:rPr>
+          <w:rFonts w:ascii="Times New Roman" w:hAnsi="Times New Roman" w:cs="Times New Roman"/>
+          <w:sz w:val="28"/>
+          <w:szCs w:val="28"/>
+          <w:lang w:val="en-US"/>
+        </w:rPr>
+        <w:t xml:space="preserve"> {color:#120c0c;border-style:solid !</w:t>
+      </w:r>
+      <w:proofErr w:type="spellStart"/>
+      <w:r>
+        <w:rPr>
+          <w:rFonts w:ascii="Times New Roman" w:hAnsi="Times New Roman" w:cs="Times New Roman"/>
+          <w:sz w:val="28"/>
+          <w:szCs w:val="28"/>
+          <w:lang w:val="en-US"/>
+        </w:rPr>
+        <w:t>important;border-color</w:t>
+      </w:r>
+      <w:proofErr w:type="spellEnd"/>
+      <w:r>
+        <w:rPr>
+          <w:rFonts w:ascii="Times New Roman" w:hAnsi="Times New Roman" w:cs="Times New Roman"/>
+          <w:sz w:val="28"/>
+          <w:szCs w:val="28"/>
+          <w:lang w:val="en-US"/>
+        </w:rPr>
+        <w:t xml:space="preserve">:#ff6600 !important;--border-width:2px;border-radius:30px;box-shadow:0px 0px 20px </w:t>
+      </w:r>
+      <w:proofErr w:type="spellStart"/>
+      <w:r>
+        <w:rPr>
+          <w:rFonts w:ascii="Times New Roman" w:hAnsi="Times New Roman" w:cs="Times New Roman"/>
+          <w:sz w:val="28"/>
+          <w:szCs w:val="28"/>
+          <w:lang w:val="en-US"/>
+        </w:rPr>
+        <w:t>rgba</w:t>
+      </w:r>
+      <w:proofErr w:type="spellEnd"/>
+      <w:r>
+        <w:rPr>
+          <w:rFonts w:ascii="Times New Roman" w:hAnsi="Times New Roman" w:cs="Times New Roman"/>
+          <w:sz w:val="28"/>
+          <w:szCs w:val="28"/>
+          <w:lang w:val="en-US"/>
+        </w:rPr>
+        <w:t>(0,0,0,0.4) !important;font-family:Arial;transition-duration:0.2s;transition-property:background-color,color,border-color,box-shadow,opacity,transform;transition-timing-function:ease-in-out;}@media (</w:t>
+      </w:r>
+      <w:proofErr w:type="spellStart"/>
+      <w:r>
+        <w:rPr>
+          <w:rFonts w:ascii="Times New Roman" w:hAnsi="Times New Roman" w:cs="Times New Roman"/>
+          <w:sz w:val="28"/>
+          <w:szCs w:val="28"/>
+          <w:lang w:val="en-US"/>
+        </w:rPr>
+        <w:t>hover:hover</w:t>
+      </w:r>
+      <w:proofErr w:type="spellEnd"/>
+      <w:r>
+        <w:rPr>
+          <w:rFonts w:ascii="Times New Roman" w:hAnsi="Times New Roman" w:cs="Times New Roman"/>
+          <w:sz w:val="28"/>
+          <w:szCs w:val="28"/>
+          <w:lang w:val="en-US"/>
+        </w:rPr>
+        <w:t>) {#rec824337954 .</w:t>
+      </w:r>
+      <w:proofErr w:type="spellStart"/>
+      <w:r>
+        <w:rPr>
+          <w:rFonts w:ascii="Times New Roman" w:hAnsi="Times New Roman" w:cs="Times New Roman"/>
+          <w:sz w:val="28"/>
+          <w:szCs w:val="28"/>
+          <w:lang w:val="en-US"/>
+        </w:rPr>
+        <w:t>t-btnflex.t-btnflex_type_button:not</w:t>
+      </w:r>
+      <w:proofErr w:type="spellEnd"/>
+      <w:r>
+        <w:rPr>
+          <w:rFonts w:ascii="Times New Roman" w:hAnsi="Times New Roman" w:cs="Times New Roman"/>
+          <w:sz w:val="28"/>
+          <w:szCs w:val="28"/>
+          <w:lang w:val="en-US"/>
+        </w:rPr>
+        <w:t>(.t-</w:t>
+      </w:r>
+      <w:proofErr w:type="spellStart"/>
+      <w:r>
+        <w:rPr>
+          <w:rFonts w:ascii="Times New Roman" w:hAnsi="Times New Roman" w:cs="Times New Roman"/>
+          <w:sz w:val="28"/>
+          <w:szCs w:val="28"/>
+          <w:lang w:val="en-US"/>
+        </w:rPr>
+        <w:t>animate_no</w:t>
+      </w:r>
+      <w:proofErr w:type="spellEnd"/>
+      <w:r>
+        <w:rPr>
+          <w:rFonts w:ascii="Times New Roman" w:hAnsi="Times New Roman" w:cs="Times New Roman"/>
+          <w:sz w:val="28"/>
+          <w:szCs w:val="28"/>
+          <w:lang w:val="en-US"/>
+        </w:rPr>
+        <w:t>-hover):hover {background-color:#ff6600 !important;}#rec824337954 .t-btnflex.t-btnflex_type_button:not(.t-animate_no-hover):focus-visible {background-color:#ff6600 !important;}}&lt;/style&gt; &lt;/a&gt; &lt;/div&gt; &lt;/div&gt;</w:t>
+      </w:r>
+    </w:p>
+    <w:p>
+      <w:pPr>
+        <w:rPr>
+          <w:rFonts w:ascii="Times New Roman" w:hAnsi="Times New Roman" w:cs="Times New Roman"/>
+          <w:sz w:val="28"/>
+          <w:szCs w:val="28"/>
         </w:rPr>
       </w:pPr>
       <w:r>
@@ -2429,41 +8181,16 @@
           <w:rFonts w:ascii="Times New Roman" w:hAnsi="Times New Roman" w:cs="Times New Roman"/>
           <w:sz w:val="28"/>
           <w:szCs w:val="28"/>
-          <w:lang w:val="en-US"/>
-        </w:rPr>
-        <w:t>Html</w:t>
-      </w:r>
-      <w:r>
-        <w:rPr>
-          <w:rFonts w:ascii="Times New Roman" w:hAnsi="Times New Roman" w:cs="Times New Roman"/>
-          <w:sz w:val="28"/>
-          <w:szCs w:val="28"/>
-        </w:rPr>
-        <w:t xml:space="preserve"> </w:t>
-      </w:r>
-      <w:r>
-        <w:rPr>
-          <w:rFonts w:ascii="Times New Roman" w:hAnsi="Times New Roman" w:cs="Times New Roman"/>
-          <w:sz w:val="28"/>
-          <w:szCs w:val="28"/>
-        </w:rPr>
-        <w:t>элементы, содержащие</w:t>
-      </w:r>
-      <w:r>
-        <w:rPr>
-          <w:rFonts w:ascii="Times New Roman" w:hAnsi="Times New Roman" w:cs="Times New Roman"/>
-          <w:sz w:val="28"/>
-          <w:szCs w:val="28"/>
-        </w:rPr>
-        <w:t xml:space="preserve">: </w:t>
-      </w:r>
-      <w:r>
-        <w:rPr>
-          <w:rFonts w:ascii="Times New Roman" w:hAnsi="Times New Roman" w:cs="Times New Roman"/>
-          <w:sz w:val="28"/>
-          <w:szCs w:val="28"/>
-        </w:rPr>
-        <w:t xml:space="preserve">Название, дату, время, описание </w:t>
+        </w:rPr>
+        <w:t>Рис 0000.</w:t>
+      </w:r>
+      <w:r>
+        <w:rPr>
+          <w:rFonts w:ascii="Times New Roman" w:hAnsi="Times New Roman" w:cs="Times New Roman"/>
+          <w:sz w:val="28"/>
+          <w:szCs w:val="28"/>
+        </w:rPr>
+        <w:t>3</w:t>
       </w:r>
     </w:p>
     <w:p>
@@ -2479,16 +8206,41 @@
           <w:rFonts w:ascii="Times New Roman" w:hAnsi="Times New Roman" w:cs="Times New Roman"/>
           <w:sz w:val="28"/>
           <w:szCs w:val="28"/>
-        </w:rPr>
-        <w:t>Название мероприятия</w:t>
-      </w:r>
-      <w:r>
-        <w:rPr>
-          <w:rFonts w:ascii="Times New Roman" w:hAnsi="Times New Roman" w:cs="Times New Roman"/>
-          <w:sz w:val="28"/>
-          <w:szCs w:val="28"/>
-        </w:rPr>
-        <w:t>:</w:t>
+          <w:lang w:val="en-US"/>
+        </w:rPr>
+        <w:t>Html</w:t>
+      </w:r>
+      <w:r>
+        <w:rPr>
+          <w:rFonts w:ascii="Times New Roman" w:hAnsi="Times New Roman" w:cs="Times New Roman"/>
+          <w:sz w:val="28"/>
+          <w:szCs w:val="28"/>
+        </w:rPr>
+        <w:t xml:space="preserve"> </w:t>
+      </w:r>
+      <w:r>
+        <w:rPr>
+          <w:rFonts w:ascii="Times New Roman" w:hAnsi="Times New Roman" w:cs="Times New Roman"/>
+          <w:sz w:val="28"/>
+          <w:szCs w:val="28"/>
+        </w:rPr>
+        <w:t>элементы, содержащие</w:t>
+      </w:r>
+      <w:r>
+        <w:rPr>
+          <w:rFonts w:ascii="Times New Roman" w:hAnsi="Times New Roman" w:cs="Times New Roman"/>
+          <w:sz w:val="28"/>
+          <w:szCs w:val="28"/>
+        </w:rPr>
+        <w:t xml:space="preserve">: </w:t>
+      </w:r>
+      <w:r>
+        <w:rPr>
+          <w:rFonts w:ascii="Times New Roman" w:hAnsi="Times New Roman" w:cs="Times New Roman"/>
+          <w:sz w:val="28"/>
+          <w:szCs w:val="28"/>
+        </w:rPr>
+        <w:t xml:space="preserve">Название, дату, время, описание </w:t>
       </w:r>
     </w:p>
     <w:p>
@@ -2505,7 +8257,15 @@
           <w:sz w:val="28"/>
           <w:szCs w:val="28"/>
         </w:rPr>
-        <w:t>&lt;strong&gt;Симфонические рок-хиты.&lt;/strong&gt;</w:t>
+        <w:t>Название мероприятия</w:t>
+      </w:r>
+      <w:r>
+        <w:rPr>
+          <w:rFonts w:ascii="Times New Roman" w:hAnsi="Times New Roman" w:cs="Times New Roman"/>
+          <w:sz w:val="28"/>
+          <w:szCs w:val="28"/>
+        </w:rPr>
+        <w:t>:</w:t>
       </w:r>
     </w:p>
     <w:p>
@@ -2522,47 +8282,61 @@
           <w:sz w:val="28"/>
           <w:szCs w:val="28"/>
         </w:rPr>
-        <w:t>дату, время, описание</w:t>
-      </w:r>
-      <w:r>
-        <w:rPr>
-          <w:rFonts w:ascii="Times New Roman" w:hAnsi="Times New Roman" w:cs="Times New Roman"/>
-          <w:sz w:val="28"/>
-          <w:szCs w:val="28"/>
-        </w:rPr>
-        <w:t xml:space="preserve"> </w:t>
-      </w:r>
-      <w:r>
-        <w:rPr>
-          <w:rFonts w:ascii="Times New Roman" w:hAnsi="Times New Roman" w:cs="Times New Roman"/>
-          <w:sz w:val="28"/>
-          <w:szCs w:val="28"/>
-        </w:rPr>
-        <w:t>находится на отдельной странице</w:t>
-      </w:r>
-      <w:r>
-        <w:rPr>
-          <w:rFonts w:ascii="Times New Roman" w:hAnsi="Times New Roman" w:cs="Times New Roman"/>
-          <w:sz w:val="28"/>
-          <w:szCs w:val="28"/>
-        </w:rPr>
-        <w:t xml:space="preserve"> </w:t>
-      </w:r>
-      <w:r>
-        <w:rPr>
-          <w:rFonts w:ascii="Times New Roman" w:hAnsi="Times New Roman" w:cs="Times New Roman"/>
-          <w:sz w:val="28"/>
-          <w:szCs w:val="28"/>
-        </w:rPr>
-        <w:t>в яндекс афише</w:t>
-      </w:r>
-      <w:r>
-        <w:rPr>
-          <w:rFonts w:ascii="Times New Roman" w:hAnsi="Times New Roman" w:cs="Times New Roman"/>
-          <w:sz w:val="28"/>
-          <w:szCs w:val="28"/>
-        </w:rPr>
-        <w:t xml:space="preserve">. </w:t>
+        <w:t>&lt;</w:t>
+      </w:r>
+      <w:proofErr w:type="spellStart"/>
+      <w:r>
+        <w:rPr>
+          <w:rFonts w:ascii="Times New Roman" w:hAnsi="Times New Roman" w:cs="Times New Roman"/>
+          <w:sz w:val="28"/>
+          <w:szCs w:val="28"/>
+        </w:rPr>
+        <w:t>strong</w:t>
+      </w:r>
+      <w:proofErr w:type="spellEnd"/>
+      <w:r>
+        <w:rPr>
+          <w:rFonts w:ascii="Times New Roman" w:hAnsi="Times New Roman" w:cs="Times New Roman"/>
+          <w:sz w:val="28"/>
+          <w:szCs w:val="28"/>
+        </w:rPr>
+        <w:t>&gt;Симфонические рок-</w:t>
+      </w:r>
+      <w:proofErr w:type="gramStart"/>
+      <w:r>
+        <w:rPr>
+          <w:rFonts w:ascii="Times New Roman" w:hAnsi="Times New Roman" w:cs="Times New Roman"/>
+          <w:sz w:val="28"/>
+          <w:szCs w:val="28"/>
+        </w:rPr>
+        <w:t>хиты.&lt;</w:t>
+      </w:r>
+      <w:proofErr w:type="gramEnd"/>
+      <w:r>
+        <w:rPr>
+          <w:rFonts w:ascii="Times New Roman" w:hAnsi="Times New Roman" w:cs="Times New Roman"/>
+          <w:sz w:val="28"/>
+          <w:szCs w:val="28"/>
+        </w:rPr>
+        <w:t>/</w:t>
+      </w:r>
+      <w:proofErr w:type="spellStart"/>
+      <w:r>
+        <w:rPr>
+          <w:rFonts w:ascii="Times New Roman" w:hAnsi="Times New Roman" w:cs="Times New Roman"/>
+          <w:sz w:val="28"/>
+          <w:szCs w:val="28"/>
+        </w:rPr>
+        <w:t>strong</w:t>
+      </w:r>
+      <w:proofErr w:type="spellEnd"/>
+      <w:r>
+        <w:rPr>
+          <w:rFonts w:ascii="Times New Roman" w:hAnsi="Times New Roman" w:cs="Times New Roman"/>
+          <w:sz w:val="28"/>
+          <w:szCs w:val="28"/>
+        </w:rPr>
+        <w:t>&gt;</w:t>
       </w:r>
     </w:p>
     <w:p>
@@ -2571,7 +8345,6 @@
           <w:rFonts w:ascii="Times New Roman" w:hAnsi="Times New Roman" w:cs="Times New Roman"/>
           <w:sz w:val="28"/>
           <w:szCs w:val="28"/>
-          <w:lang w:val="en-US"/>
         </w:rPr>
       </w:pPr>
       <w:r>
@@ -2580,14 +8353,13 @@
           <w:sz w:val="28"/>
           <w:szCs w:val="28"/>
         </w:rPr>
-        <w:t>Вот</w:t>
-      </w:r>
-      <w:r>
-        <w:rPr>
-          <w:rFonts w:ascii="Times New Roman" w:hAnsi="Times New Roman" w:cs="Times New Roman"/>
-          <w:sz w:val="28"/>
-          <w:szCs w:val="28"/>
-          <w:lang w:val="en-US"/>
+        <w:t>дату, время, описание</w:t>
+      </w:r>
+      <w:r>
+        <w:rPr>
+          <w:rFonts w:ascii="Times New Roman" w:hAnsi="Times New Roman" w:cs="Times New Roman"/>
+          <w:sz w:val="28"/>
+          <w:szCs w:val="28"/>
         </w:rPr>
         <w:t xml:space="preserve"> </w:t>
       </w:r>
@@ -2597,14 +8369,13 @@
           <w:sz w:val="28"/>
           <w:szCs w:val="28"/>
         </w:rPr>
-        <w:t>ссылка</w:t>
-      </w:r>
-      <w:r>
-        <w:rPr>
-          <w:rFonts w:ascii="Times New Roman" w:hAnsi="Times New Roman" w:cs="Times New Roman"/>
-          <w:sz w:val="28"/>
-          <w:szCs w:val="28"/>
-          <w:lang w:val="en-US"/>
+        <w:t>находится на отдельной странице</w:t>
+      </w:r>
+      <w:r>
+        <w:rPr>
+          <w:rFonts w:ascii="Times New Roman" w:hAnsi="Times New Roman" w:cs="Times New Roman"/>
+          <w:sz w:val="28"/>
+          <w:szCs w:val="28"/>
         </w:rPr>
         <w:t xml:space="preserve"> </w:t>
       </w:r>
@@ -2614,33 +8385,33 @@
           <w:sz w:val="28"/>
           <w:szCs w:val="28"/>
         </w:rPr>
-        <w:t>на</w:t>
-      </w:r>
-      <w:r>
-        <w:rPr>
-          <w:rFonts w:ascii="Times New Roman" w:hAnsi="Times New Roman" w:cs="Times New Roman"/>
-          <w:sz w:val="28"/>
-          <w:szCs w:val="28"/>
-          <w:lang w:val="en-US"/>
-        </w:rPr>
-        <w:t xml:space="preserve"> </w:t>
-      </w:r>
-      <w:r>
-        <w:rPr>
-          <w:rFonts w:ascii="Times New Roman" w:hAnsi="Times New Roman" w:cs="Times New Roman"/>
-          <w:sz w:val="28"/>
-          <w:szCs w:val="28"/>
-        </w:rPr>
-        <w:t>нее</w:t>
-      </w:r>
-      <w:r>
-        <w:rPr>
-          <w:rFonts w:ascii="Times New Roman" w:hAnsi="Times New Roman" w:cs="Times New Roman"/>
-          <w:sz w:val="28"/>
-          <w:szCs w:val="28"/>
-          <w:lang w:val="en-US"/>
-        </w:rPr>
-        <w:t>:</w:t>
+        <w:t xml:space="preserve">в </w:t>
+      </w:r>
+      <w:proofErr w:type="spellStart"/>
+      <w:r>
+        <w:rPr>
+          <w:rFonts w:ascii="Times New Roman" w:hAnsi="Times New Roman" w:cs="Times New Roman"/>
+          <w:sz w:val="28"/>
+          <w:szCs w:val="28"/>
+        </w:rPr>
+        <w:t>яндекс</w:t>
+      </w:r>
+      <w:proofErr w:type="spellEnd"/>
+      <w:r>
+        <w:rPr>
+          <w:rFonts w:ascii="Times New Roman" w:hAnsi="Times New Roman" w:cs="Times New Roman"/>
+          <w:sz w:val="28"/>
+          <w:szCs w:val="28"/>
+        </w:rPr>
+        <w:t xml:space="preserve"> афише</w:t>
+      </w:r>
+      <w:r>
+        <w:rPr>
+          <w:rFonts w:ascii="Times New Roman" w:hAnsi="Times New Roman" w:cs="Times New Roman"/>
+          <w:sz w:val="28"/>
+          <w:szCs w:val="28"/>
+        </w:rPr>
+        <w:t xml:space="preserve">. </w:t>
       </w:r>
     </w:p>
     <w:p>
@@ -2657,9 +8428,267 @@
           <w:rFonts w:ascii="Times New Roman" w:hAnsi="Times New Roman" w:cs="Times New Roman"/>
           <w:sz w:val="28"/>
           <w:szCs w:val="28"/>
-          <w:lang w:val="en-US"/>
-        </w:rPr>
-        <w:t>&lt;a class="t-btn t-btnflex t-btnflex_type_button t-btnflex_sm t-card__btn t-card__link" href="https://teatr-art.ru/ledovii" id="cardbtn1_824337954" data-lid="1646935827275"&gt; &lt;span class="t-btnflex__text"&gt;</w:t>
+        </w:rPr>
+        <w:t>Вот</w:t>
+      </w:r>
+      <w:r>
+        <w:rPr>
+          <w:rFonts w:ascii="Times New Roman" w:hAnsi="Times New Roman" w:cs="Times New Roman"/>
+          <w:sz w:val="28"/>
+          <w:szCs w:val="28"/>
+          <w:lang w:val="en-US"/>
+        </w:rPr>
+        <w:t xml:space="preserve"> </w:t>
+      </w:r>
+      <w:r>
+        <w:rPr>
+          <w:rFonts w:ascii="Times New Roman" w:hAnsi="Times New Roman" w:cs="Times New Roman"/>
+          <w:sz w:val="28"/>
+          <w:szCs w:val="28"/>
+        </w:rPr>
+        <w:t>ссылка</w:t>
+      </w:r>
+      <w:r>
+        <w:rPr>
+          <w:rFonts w:ascii="Times New Roman" w:hAnsi="Times New Roman" w:cs="Times New Roman"/>
+          <w:sz w:val="28"/>
+          <w:szCs w:val="28"/>
+          <w:lang w:val="en-US"/>
+        </w:rPr>
+        <w:t xml:space="preserve"> </w:t>
+      </w:r>
+      <w:r>
+        <w:rPr>
+          <w:rFonts w:ascii="Times New Roman" w:hAnsi="Times New Roman" w:cs="Times New Roman"/>
+          <w:sz w:val="28"/>
+          <w:szCs w:val="28"/>
+        </w:rPr>
+        <w:t>на</w:t>
+      </w:r>
+      <w:r>
+        <w:rPr>
+          <w:rFonts w:ascii="Times New Roman" w:hAnsi="Times New Roman" w:cs="Times New Roman"/>
+          <w:sz w:val="28"/>
+          <w:szCs w:val="28"/>
+          <w:lang w:val="en-US"/>
+        </w:rPr>
+        <w:t xml:space="preserve"> </w:t>
+      </w:r>
+      <w:r>
+        <w:rPr>
+          <w:rFonts w:ascii="Times New Roman" w:hAnsi="Times New Roman" w:cs="Times New Roman"/>
+          <w:sz w:val="28"/>
+          <w:szCs w:val="28"/>
+        </w:rPr>
+        <w:t>нее</w:t>
+      </w:r>
+      <w:r>
+        <w:rPr>
+          <w:rFonts w:ascii="Times New Roman" w:hAnsi="Times New Roman" w:cs="Times New Roman"/>
+          <w:sz w:val="28"/>
+          <w:szCs w:val="28"/>
+          <w:lang w:val="en-US"/>
+        </w:rPr>
+        <w:t>:</w:t>
+      </w:r>
+    </w:p>
+    <w:p>
+      <w:pPr>
+        <w:rPr>
+          <w:rFonts w:ascii="Times New Roman" w:hAnsi="Times New Roman" w:cs="Times New Roman"/>
+          <w:sz w:val="28"/>
+          <w:szCs w:val="28"/>
+          <w:lang w:val="en-US"/>
+        </w:rPr>
+      </w:pPr>
+      <w:r>
+        <w:rPr>
+          <w:rFonts w:ascii="Times New Roman" w:hAnsi="Times New Roman" w:cs="Times New Roman"/>
+          <w:sz w:val="28"/>
+          <w:szCs w:val="28"/>
+          <w:lang w:val="en-US"/>
+        </w:rPr>
+        <w:t>&lt;a class="t-</w:t>
+      </w:r>
+      <w:proofErr w:type="spellStart"/>
+      <w:r>
+        <w:rPr>
+          <w:rFonts w:ascii="Times New Roman" w:hAnsi="Times New Roman" w:cs="Times New Roman"/>
+          <w:sz w:val="28"/>
+          <w:szCs w:val="28"/>
+          <w:lang w:val="en-US"/>
+        </w:rPr>
+        <w:t>btn</w:t>
+      </w:r>
+      <w:proofErr w:type="spellEnd"/>
+      <w:r>
+        <w:rPr>
+          <w:rFonts w:ascii="Times New Roman" w:hAnsi="Times New Roman" w:cs="Times New Roman"/>
+          <w:sz w:val="28"/>
+          <w:szCs w:val="28"/>
+          <w:lang w:val="en-US"/>
+        </w:rPr>
+        <w:t xml:space="preserve"> t-</w:t>
+      </w:r>
+      <w:proofErr w:type="spellStart"/>
+      <w:r>
+        <w:rPr>
+          <w:rFonts w:ascii="Times New Roman" w:hAnsi="Times New Roman" w:cs="Times New Roman"/>
+          <w:sz w:val="28"/>
+          <w:szCs w:val="28"/>
+          <w:lang w:val="en-US"/>
+        </w:rPr>
+        <w:t>btnflex</w:t>
+      </w:r>
+      <w:proofErr w:type="spellEnd"/>
+      <w:r>
+        <w:rPr>
+          <w:rFonts w:ascii="Times New Roman" w:hAnsi="Times New Roman" w:cs="Times New Roman"/>
+          <w:sz w:val="28"/>
+          <w:szCs w:val="28"/>
+          <w:lang w:val="en-US"/>
+        </w:rPr>
+        <w:t xml:space="preserve"> t-</w:t>
+      </w:r>
+      <w:proofErr w:type="spellStart"/>
+      <w:r>
+        <w:rPr>
+          <w:rFonts w:ascii="Times New Roman" w:hAnsi="Times New Roman" w:cs="Times New Roman"/>
+          <w:sz w:val="28"/>
+          <w:szCs w:val="28"/>
+          <w:lang w:val="en-US"/>
+        </w:rPr>
+        <w:t>btnflex_type_button</w:t>
+      </w:r>
+      <w:proofErr w:type="spellEnd"/>
+      <w:r>
+        <w:rPr>
+          <w:rFonts w:ascii="Times New Roman" w:hAnsi="Times New Roman" w:cs="Times New Roman"/>
+          <w:sz w:val="28"/>
+          <w:szCs w:val="28"/>
+          <w:lang w:val="en-US"/>
+        </w:rPr>
+        <w:t xml:space="preserve"> t-</w:t>
+      </w:r>
+      <w:proofErr w:type="spellStart"/>
+      <w:r>
+        <w:rPr>
+          <w:rFonts w:ascii="Times New Roman" w:hAnsi="Times New Roman" w:cs="Times New Roman"/>
+          <w:sz w:val="28"/>
+          <w:szCs w:val="28"/>
+          <w:lang w:val="en-US"/>
+        </w:rPr>
+        <w:t>btnflex_sm</w:t>
+      </w:r>
+      <w:proofErr w:type="spellEnd"/>
+      <w:r>
+        <w:rPr>
+          <w:rFonts w:ascii="Times New Roman" w:hAnsi="Times New Roman" w:cs="Times New Roman"/>
+          <w:sz w:val="28"/>
+          <w:szCs w:val="28"/>
+          <w:lang w:val="en-US"/>
+        </w:rPr>
+        <w:t xml:space="preserve"> t-card__</w:t>
+      </w:r>
+      <w:proofErr w:type="spellStart"/>
+      <w:r>
+        <w:rPr>
+          <w:rFonts w:ascii="Times New Roman" w:hAnsi="Times New Roman" w:cs="Times New Roman"/>
+          <w:sz w:val="28"/>
+          <w:szCs w:val="28"/>
+          <w:lang w:val="en-US"/>
+        </w:rPr>
+        <w:t>btn</w:t>
+      </w:r>
+      <w:proofErr w:type="spellEnd"/>
+      <w:r>
+        <w:rPr>
+          <w:rFonts w:ascii="Times New Roman" w:hAnsi="Times New Roman" w:cs="Times New Roman"/>
+          <w:sz w:val="28"/>
+          <w:szCs w:val="28"/>
+          <w:lang w:val="en-US"/>
+        </w:rPr>
+        <w:t xml:space="preserve"> t-</w:t>
+      </w:r>
+      <w:proofErr w:type="spellStart"/>
+      <w:r>
+        <w:rPr>
+          <w:rFonts w:ascii="Times New Roman" w:hAnsi="Times New Roman" w:cs="Times New Roman"/>
+          <w:sz w:val="28"/>
+          <w:szCs w:val="28"/>
+          <w:lang w:val="en-US"/>
+        </w:rPr>
+        <w:t>card__link</w:t>
+      </w:r>
+      <w:proofErr w:type="spellEnd"/>
+      <w:r>
+        <w:rPr>
+          <w:rFonts w:ascii="Times New Roman" w:hAnsi="Times New Roman" w:cs="Times New Roman"/>
+          <w:sz w:val="28"/>
+          <w:szCs w:val="28"/>
+          <w:lang w:val="en-US"/>
+        </w:rPr>
+        <w:t xml:space="preserve">" </w:t>
+      </w:r>
+      <w:proofErr w:type="spellStart"/>
+      <w:r>
+        <w:rPr>
+          <w:rFonts w:ascii="Times New Roman" w:hAnsi="Times New Roman" w:cs="Times New Roman"/>
+          <w:sz w:val="28"/>
+          <w:szCs w:val="28"/>
+          <w:lang w:val="en-US"/>
+        </w:rPr>
+        <w:t>href</w:t>
+      </w:r>
+      <w:proofErr w:type="spellEnd"/>
+      <w:r>
+        <w:rPr>
+          <w:rFonts w:ascii="Times New Roman" w:hAnsi="Times New Roman" w:cs="Times New Roman"/>
+          <w:sz w:val="28"/>
+          <w:szCs w:val="28"/>
+          <w:lang w:val="en-US"/>
+        </w:rPr>
+        <w:t>="https://teatr-art.ru/</w:t>
+      </w:r>
+      <w:proofErr w:type="spellStart"/>
+      <w:r>
+        <w:rPr>
+          <w:rFonts w:ascii="Times New Roman" w:hAnsi="Times New Roman" w:cs="Times New Roman"/>
+          <w:sz w:val="28"/>
+          <w:szCs w:val="28"/>
+          <w:lang w:val="en-US"/>
+        </w:rPr>
+        <w:t>ledovii</w:t>
+      </w:r>
+      <w:proofErr w:type="spellEnd"/>
+      <w:r>
+        <w:rPr>
+          <w:rFonts w:ascii="Times New Roman" w:hAnsi="Times New Roman" w:cs="Times New Roman"/>
+          <w:sz w:val="28"/>
+          <w:szCs w:val="28"/>
+          <w:lang w:val="en-US"/>
+        </w:rPr>
+        <w:t>" id="cardbtn1_824337954" data-lid="1646935827275"&gt; &lt;span class="t-</w:t>
+      </w:r>
+      <w:proofErr w:type="spellStart"/>
+      <w:r>
+        <w:rPr>
+          <w:rFonts w:ascii="Times New Roman" w:hAnsi="Times New Roman" w:cs="Times New Roman"/>
+          <w:sz w:val="28"/>
+          <w:szCs w:val="28"/>
+          <w:lang w:val="en-US"/>
+        </w:rPr>
+        <w:t>btnflex</w:t>
+      </w:r>
+      <w:proofErr w:type="spellEnd"/>
+      <w:r>
+        <w:rPr>
+          <w:rFonts w:ascii="Times New Roman" w:hAnsi="Times New Roman" w:cs="Times New Roman"/>
+          <w:sz w:val="28"/>
+          <w:szCs w:val="28"/>
+          <w:lang w:val="en-US"/>
+        </w:rPr>
+        <w:t>__text"&gt;</w:t>
       </w:r>
       <w:r>
         <w:rPr>
@@ -2676,7 +8705,127 @@
           <w:szCs w:val="28"/>
           <w:lang w:val="en-US"/>
         </w:rPr>
-        <w:t>&lt;/span&gt; &lt;style&gt;#rec824337954 .t-btnflex.t-btnflex_type_button {color:#120c0c;border-style:solid !important;border-color:#ff6600 !important;--border-width:2px;border-radius:30px;box-shadow:0px 0px 20px rgba(0,0,0,0.4) !important;font-family:Arial;transition-duration:0.2s;transition-property:background-color,color,border-color,box-shadow,opacity,transform;transition-timing-function:ease-in-out;}@media (hover:hover) {#rec824337954 .t-btnflex.t-btnflex_type_button:not(.t-animate_no-hover):hover {background-color:#ff6600 !important;}#rec824337954 .t-btnflex.t-btnflex_type_button:not(.t-animate_no-hover):focus-visible {background-color:#ff6600 !important;}}&lt;/style&gt; &lt;/a&gt;</w:t>
+        <w:t>&lt;/span&gt; &lt;style&gt;#rec824337954 .t-btnflex.t-</w:t>
+      </w:r>
+      <w:proofErr w:type="spellStart"/>
+      <w:r>
+        <w:rPr>
+          <w:rFonts w:ascii="Times New Roman" w:hAnsi="Times New Roman" w:cs="Times New Roman"/>
+          <w:sz w:val="28"/>
+          <w:szCs w:val="28"/>
+          <w:lang w:val="en-US"/>
+        </w:rPr>
+        <w:t>btnflex_type_button</w:t>
+      </w:r>
+      <w:proofErr w:type="spellEnd"/>
+      <w:r>
+        <w:rPr>
+          <w:rFonts w:ascii="Times New Roman" w:hAnsi="Times New Roman" w:cs="Times New Roman"/>
+          <w:sz w:val="28"/>
+          <w:szCs w:val="28"/>
+          <w:lang w:val="en-US"/>
+        </w:rPr>
+        <w:t xml:space="preserve"> {color:#120c0c;border-style:solid !</w:t>
+      </w:r>
+      <w:proofErr w:type="spellStart"/>
+      <w:r>
+        <w:rPr>
+          <w:rFonts w:ascii="Times New Roman" w:hAnsi="Times New Roman" w:cs="Times New Roman"/>
+          <w:sz w:val="28"/>
+          <w:szCs w:val="28"/>
+          <w:lang w:val="en-US"/>
+        </w:rPr>
+        <w:t>important;border-color</w:t>
+      </w:r>
+      <w:proofErr w:type="spellEnd"/>
+      <w:r>
+        <w:rPr>
+          <w:rFonts w:ascii="Times New Roman" w:hAnsi="Times New Roman" w:cs="Times New Roman"/>
+          <w:sz w:val="28"/>
+          <w:szCs w:val="28"/>
+          <w:lang w:val="en-US"/>
+        </w:rPr>
+        <w:t xml:space="preserve">:#ff6600 !important;--border-width:2px;border-radius:30px;box-shadow:0px 0px 20px </w:t>
+      </w:r>
+      <w:proofErr w:type="spellStart"/>
+      <w:r>
+        <w:rPr>
+          <w:rFonts w:ascii="Times New Roman" w:hAnsi="Times New Roman" w:cs="Times New Roman"/>
+          <w:sz w:val="28"/>
+          <w:szCs w:val="28"/>
+          <w:lang w:val="en-US"/>
+        </w:rPr>
+        <w:t>rgba</w:t>
+      </w:r>
+      <w:proofErr w:type="spellEnd"/>
+      <w:r>
+        <w:rPr>
+          <w:rFonts w:ascii="Times New Roman" w:hAnsi="Times New Roman" w:cs="Times New Roman"/>
+          <w:sz w:val="28"/>
+          <w:szCs w:val="28"/>
+          <w:lang w:val="en-US"/>
+        </w:rPr>
+        <w:t>(0,0,0,0.4) !important;font-family:Arial;transition-duration:0.2s;transition-property:background-color,color,border-color,box-shadow,opacity,transform;transition-timing-function:ease-in-out;}@media (</w:t>
+      </w:r>
+      <w:proofErr w:type="spellStart"/>
+      <w:r>
+        <w:rPr>
+          <w:rFonts w:ascii="Times New Roman" w:hAnsi="Times New Roman" w:cs="Times New Roman"/>
+          <w:sz w:val="28"/>
+          <w:szCs w:val="28"/>
+          <w:lang w:val="en-US"/>
+        </w:rPr>
+        <w:t>hover:hover</w:t>
+      </w:r>
+      <w:proofErr w:type="spellEnd"/>
+      <w:r>
+        <w:rPr>
+          <w:rFonts w:ascii="Times New Roman" w:hAnsi="Times New Roman" w:cs="Times New Roman"/>
+          <w:sz w:val="28"/>
+          <w:szCs w:val="28"/>
+          <w:lang w:val="en-US"/>
+        </w:rPr>
+        <w:t>) {#rec824337954 .</w:t>
+      </w:r>
+      <w:proofErr w:type="spellStart"/>
+      <w:r>
+        <w:rPr>
+          <w:rFonts w:ascii="Times New Roman" w:hAnsi="Times New Roman" w:cs="Times New Roman"/>
+          <w:sz w:val="28"/>
+          <w:szCs w:val="28"/>
+          <w:lang w:val="en-US"/>
+        </w:rPr>
+        <w:t>t-btnflex.t-btnflex_type_button:not</w:t>
+      </w:r>
+      <w:proofErr w:type="spellEnd"/>
+      <w:r>
+        <w:rPr>
+          <w:rFonts w:ascii="Times New Roman" w:hAnsi="Times New Roman" w:cs="Times New Roman"/>
+          <w:sz w:val="28"/>
+          <w:szCs w:val="28"/>
+          <w:lang w:val="en-US"/>
+        </w:rPr>
+        <w:t>(.t-</w:t>
+      </w:r>
+      <w:proofErr w:type="spellStart"/>
+      <w:r>
+        <w:rPr>
+          <w:rFonts w:ascii="Times New Roman" w:hAnsi="Times New Roman" w:cs="Times New Roman"/>
+          <w:sz w:val="28"/>
+          <w:szCs w:val="28"/>
+          <w:lang w:val="en-US"/>
+        </w:rPr>
+        <w:t>animate_no</w:t>
+      </w:r>
+      <w:proofErr w:type="spellEnd"/>
+      <w:r>
+        <w:rPr>
+          <w:rFonts w:ascii="Times New Roman" w:hAnsi="Times New Roman" w:cs="Times New Roman"/>
+          <w:sz w:val="28"/>
+          <w:szCs w:val="28"/>
+          <w:lang w:val="en-US"/>
+        </w:rPr>
+        <w:t>-hover):hover {background-color:#ff6600 !important;}#rec824337954 .t-btnflex.t-btnflex_type_button:not(.t-animate_no-hover):focus-visible {background-color:#ff6600 !important;}}&lt;/style&gt; &lt;/a&gt;</w:t>
       </w:r>
     </w:p>
     <w:p>
@@ -2733,6 +8882,7 @@
       <w:r>
         <w:rPr>
           <w:rFonts w:ascii="Times New Roman" w:hAnsi="Times New Roman" w:cs="Times New Roman"/>
+          <w:noProof/>
           <w:sz w:val="28"/>
           <w:szCs w:val="28"/>
         </w:rPr>
@@ -2773,6 +8923,57 @@
           </wp:inline>
         </w:drawing>
       </w:r>
+    </w:p>
+    <w:p>
+      <w:pPr>
+        <w:rPr>
+          <w:rFonts w:ascii="Times New Roman" w:hAnsi="Times New Roman" w:cs="Times New Roman"/>
+          <w:sz w:val="28"/>
+          <w:szCs w:val="28"/>
+        </w:rPr>
+      </w:pPr>
+      <w:r>
+        <w:rPr>
+          <w:rFonts w:ascii="Times New Roman" w:hAnsi="Times New Roman" w:cs="Times New Roman"/>
+          <w:sz w:val="28"/>
+          <w:szCs w:val="28"/>
+        </w:rPr>
+        <w:t>Рис 0000.</w:t>
+      </w:r>
+      <w:r>
+        <w:rPr>
+          <w:rFonts w:ascii="Times New Roman" w:hAnsi="Times New Roman" w:cs="Times New Roman"/>
+          <w:sz w:val="28"/>
+          <w:szCs w:val="28"/>
+        </w:rPr>
+        <w:t>4</w:t>
+      </w:r>
+      <w:r>
+        <w:rPr>
+          <w:rFonts w:ascii="Times New Roman" w:hAnsi="Times New Roman" w:cs="Times New Roman"/>
+          <w:sz w:val="28"/>
+          <w:szCs w:val="28"/>
+        </w:rPr>
+        <w:br w:type="page"/>
+      </w:r>
+    </w:p>
+    <w:p>
+      <w:pPr>
+        <w:rPr>
+          <w:rFonts w:ascii="Times New Roman" w:hAnsi="Times New Roman" w:cs="Times New Roman"/>
+          <w:sz w:val="28"/>
+          <w:szCs w:val="28"/>
+        </w:rPr>
+      </w:pPr>
+    </w:p>
+    <w:p>
+      <w:pPr>
+        <w:rPr>
+          <w:rFonts w:ascii="Times New Roman" w:hAnsi="Times New Roman" w:cs="Times New Roman"/>
+          <w:sz w:val="28"/>
+          <w:szCs w:val="28"/>
+        </w:rPr>
+      </w:pPr>
     </w:p>
     <w:sectPr>
       <w:pgSz w:w="11906" w:h="16838"/>
